--- a/lessons/4-1/downloads/reveal/teacher/4.1-session-1-prerequisite-practice-a.docx
+++ b/lessons/4-1/downloads/reveal/teacher/4.1-session-1-prerequisite-practice-a.docx
@@ -1,6 +1,6 @@
 
 <file path=word/document.xml><?xml version="1.0" encoding="utf-8"?>
-<w:document xmlns:w="http://schemas.openxmlformats.org/wordprocessingml/2006/main" xmlns:r="http://schemas.openxmlformats.org/officeDocument/2006/relationships" xmlns:wp="http://schemas.openxmlformats.org/drawingml/2006/wordprocessingDrawing" xmlns:a="http://schemas.openxmlformats.org/drawingml/2006/main" xmlns:pic="http://schemas.openxmlformats.org/drawingml/2006/picture">
+<w:document xmlns:wpc="http://schemas.microsoft.com/office/word/2010/wordprocessingCanvas" xmlns:cx="http://schemas.microsoft.com/office/drawing/2014/chartex" xmlns:cx1="http://schemas.microsoft.com/office/drawing/2015/9/8/chartex" xmlns:cx2="http://schemas.microsoft.com/office/drawing/2015/10/21/chartex" xmlns:cx3="http://schemas.microsoft.com/office/drawing/2016/5/9/chartex" xmlns:cx4="http://schemas.microsoft.com/office/drawing/2016/5/10/chartex" xmlns:cx5="http://schemas.microsoft.com/office/drawing/2016/5/11/chartex" xmlns:cx6="http://schemas.microsoft.com/office/drawing/2016/5/12/chartex" xmlns:cx7="http://schemas.microsoft.com/office/drawing/2016/5/13/chartex" xmlns:cx8="http://schemas.microsoft.com/office/drawing/2016/5/14/chartex" xmlns:mc="http://schemas.openxmlformats.org/markup-compatibility/2006" xmlns:m="http://schemas.openxmlformats.org/officeDocument/2006/math" xmlns:aink="http://schemas.microsoft.com/office/drawing/2016/ink" xmlns:am3d="http://schemas.microsoft.com/office/drawing/2017/model3d" xmlns:oel="http://schemas.microsoft.com/office/2019/extlst" xmlns:r="http://schemas.openxmlformats.org/officeDocument/2006/relationships" xmlns:wp14="http://schemas.microsoft.com/office/word/2010/wordprocessingDrawing" xmlns:wp="http://schemas.openxmlformats.org/drawingml/2006/wordprocessingDrawing" xmlns:wpg="http://schemas.microsoft.com/office/word/2010/wordprocessingGroup" xmlns:wpi="http://schemas.microsoft.com/office/word/2010/wordprocessingInk" xmlns:wps="http://schemas.microsoft.com/office/word/2010/wordprocessingShape" xmlns:o="urn:schemas-microsoft-com:office:office" xmlns:v="urn:schemas-microsoft-com:vml" xmlns:w10="urn:schemas-microsoft-com:office:word" xmlns:w="http://schemas.openxmlformats.org/wordprocessingml/2006/main" xmlns:w14="http://schemas.microsoft.com/office/word/2010/wordml" xmlns:w15="http://schemas.microsoft.com/office/word/2012/wordml" xmlns:w16cex="http://schemas.microsoft.com/office/word/2018/wordml/cex" xmlns:w16cid="http://schemas.microsoft.com/office/word/2016/wordml/cid" xmlns:w16="http://schemas.microsoft.com/office/word/2018/wordml" xmlns:w16sdtdh="http://schemas.microsoft.com/office/word/2020/wordml/sdtdatahash" xmlns:w16sdtfl="http://schemas.microsoft.com/office/word/2024/wordml/sdtformatlock" xmlns:w16se="http://schemas.microsoft.com/office/word/2015/wordml/symex" xmlns:w16du="http://schemas.microsoft.com/office/word/2023/wordml/word16du" xmlns:wne="http://schemas.microsoft.com/office/word/2006/wordml" mc:Ignorable="w14 w15 w16se w16cid w16 w16cex w16sdtdh w16sdtfl w16du wp14">
   <w:body>
     <w:p>
       <w:pPr>
@@ -9,71 +9,30 @@
           <w:tab w:val="left" w:leader="underscore" w:pos="7250"/>
           <w:tab w:val="right" w:leader="underscore" w:pos="9504"/>
         </w:tabs>
-        <w:spacing w:before="0" w:after="90" w:line="269" w:lineRule="auto"/>
-      </w:pPr>
-      <w:r>
-        <w:rPr>
-          <w:rFonts w:ascii="Avenir Next" w:hAnsi="Avenir Next" w:cs="Avenir Next" w:eastAsia="Avenir Next"/>
-          <w:color w:val="1A1A1A"/>
-          <w:sz w:val="20"/>
-          <w:szCs w:val="20"/>
-        </w:rPr>
-        <w:t xml:space="preserve">Name</w:t>
-      </w:r>
-      <w:r>
-        <w:rPr>
-          <w:rFonts w:ascii="Avenir Next" w:hAnsi="Avenir Next" w:cs="Avenir Next" w:eastAsia="Avenir Next"/>
-          <w:color w:val="1A1A1A"/>
-          <w:sz w:val="20"/>
-          <w:szCs w:val="20"/>
-        </w:rPr>
+        <w:spacing w:after="90" w:line="269" w:lineRule="auto"/>
+      </w:pPr>
+      <w:r>
+        <w:t>Name</w:t>
+      </w:r>
+      <w:r>
         <w:tab/>
-      </w:r>
-      <w:r>
-        <w:rPr>
-          <w:rFonts w:ascii="Avenir Next" w:hAnsi="Avenir Next" w:cs="Avenir Next" w:eastAsia="Avenir Next"/>
-          <w:color w:val="1A1A1A"/>
-          <w:sz w:val="20"/>
-          <w:szCs w:val="20"/>
-        </w:rPr>
         <w:t xml:space="preserve">   Date</w:t>
       </w:r>
       <w:r>
-        <w:rPr>
-          <w:rFonts w:ascii="Avenir Next" w:hAnsi="Avenir Next" w:cs="Avenir Next" w:eastAsia="Avenir Next"/>
-          <w:color w:val="1A1A1A"/>
-          <w:sz w:val="20"/>
-          <w:szCs w:val="20"/>
-        </w:rPr>
         <w:tab/>
-      </w:r>
-      <w:r>
-        <w:rPr>
-          <w:rFonts w:ascii="Avenir Next" w:hAnsi="Avenir Next" w:cs="Avenir Next" w:eastAsia="Avenir Next"/>
-          <w:color w:val="1A1A1A"/>
-          <w:sz w:val="20"/>
-          <w:szCs w:val="20"/>
-        </w:rPr>
         <w:t xml:space="preserve">   Period</w:t>
       </w:r>
       <w:r>
-        <w:rPr>
-          <w:rFonts w:ascii="Avenir Next" w:hAnsi="Avenir Next" w:cs="Avenir Next" w:eastAsia="Avenir Next"/>
-          <w:color w:val="1A1A1A"/>
-          <w:sz w:val="20"/>
-          <w:szCs w:val="20"/>
-        </w:rPr>
         <w:tab/>
       </w:r>
     </w:p>
     <w:p>
       <w:pPr>
         <w:keepNext/>
-        <w:spacing w:before="0" w:after="12" w:line="264" w:lineRule="auto"/>
-      </w:pPr>
-      <w:r>
-        <w:rPr>
-          <w:rFonts w:ascii="Avenir Next" w:hAnsi="Avenir Next" w:cs="Avenir Next" w:eastAsia="Avenir Next"/>
+        <w:spacing w:after="12"/>
+      </w:pPr>
+      <w:r>
+        <w:rPr>
           <w:b/>
           <w:caps/>
           <w:color w:val="003A70"/>
@@ -81,23 +40,43 @@
           <w:sz w:val="19"/>
           <w:szCs w:val="19"/>
         </w:rPr>
-        <w:t xml:space="preserve">Lesson 4-1  ·  Session 1  ·  Prerequisite Practice A  ·  Skill 1 of 2</w:t>
+        <w:t xml:space="preserve">Lesson 4-1  ·  Session 1  ·  Prerequisite Practice </w:t>
+      </w:r>
+      <w:r>
+        <w:rPr>
+          <w:b/>
+          <w:caps/>
+          <w:color w:val="003A70"/>
+          <w:spacing w:val="12"/>
+          <w:sz w:val="19"/>
+          <w:szCs w:val="19"/>
+        </w:rPr>
+        <w:t>A ·</w:t>
+      </w:r>
+      <w:r>
+        <w:rPr>
+          <w:b/>
+          <w:caps/>
+          <w:color w:val="003A70"/>
+          <w:spacing w:val="12"/>
+          <w:sz w:val="19"/>
+          <w:szCs w:val="19"/>
+        </w:rPr>
+        <w:t xml:space="preserve">  Skill 1 of 2</w:t>
       </w:r>
     </w:p>
     <w:p>
       <w:pPr>
         <w:keepNext/>
-        <w:spacing w:before="0" w:after="10" w:line="240" w:lineRule="auto"/>
-      </w:pPr>
-      <w:r>
-        <w:rPr>
-          <w:rFonts w:ascii="Avenir Next" w:hAnsi="Avenir Next" w:cs="Avenir Next" w:eastAsia="Avenir Next"/>
+        <w:spacing w:after="10" w:line="240" w:lineRule="auto"/>
+      </w:pPr>
+      <w:r>
+        <w:rPr>
           <w:b/>
-          <w:color w:val="1A1A1A"/>
           <w:sz w:val="40"/>
           <w:szCs w:val="40"/>
         </w:rPr>
-        <w:t xml:space="preserve">Use Factor Pairs of 100</w:t>
+        <w:t>Use Factor Pairs of 100</w:t>
       </w:r>
     </w:p>
     <w:p>
@@ -105,22 +84,20 @@
         <w:pBdr>
           <w:bottom w:val="single" w:sz="4" w:space="5" w:color="C9CDD2"/>
         </w:pBdr>
-        <w:spacing w:before="0" w:after="60" w:line="264" w:lineRule="auto"/>
-      </w:pPr>
-      <w:r>
-        <w:rPr>
-          <w:rFonts w:ascii="Avenir Next" w:hAnsi="Avenir Next" w:cs="Avenir Next" w:eastAsia="Avenir Next"/>
+        <w:spacing w:after="60"/>
+      </w:pPr>
+      <w:r>
+        <w:rPr>
           <w:color w:val="5A5F66"/>
           <w:sz w:val="17"/>
           <w:szCs w:val="17"/>
         </w:rPr>
-        <w:t xml:space="preserve">Builds on Grade 4 · 4.OA.B.4</w:t>
+        <w:t>Builds on Grade 4</w:t>
       </w:r>
     </w:p>
     <w:tbl>
       <w:tblPr>
         <w:tblW w:w="9504" w:type="dxa"/>
-        <w:jc w:val="left"/>
         <w:tblBorders>
           <w:top w:val="single" w:sz="8" w:space="0" w:color="000000"/>
           <w:left w:val="single" w:sz="8" w:space="0" w:color="000000"/>
@@ -136,7 +113,7 @@
           <w:bottom w:w="25" w:type="dxa"/>
           <w:right w:w="120" w:type="dxa"/>
         </w:tblCellMar>
-        <w:tblLook w:val="0000" w:firstRow="0" w:lastRow="0" w:firstColumn="0" w:lastColumn="0" w:noHBand="1" w:noVBand="1"/>
+        <w:tblLook w:val="0600" w:firstRow="0" w:lastRow="0" w:firstColumn="0" w:lastColumn="0" w:noHBand="1" w:noVBand="1"/>
       </w:tblPr>
       <w:tblGrid>
         <w:gridCol w:w="2300"/>
@@ -154,18 +131,17 @@
           </w:tcPr>
           <w:p>
             <w:pPr>
-              <w:spacing w:before="0" w:after="0" w:line="252" w:lineRule="auto"/>
+              <w:spacing w:line="252" w:lineRule="auto"/>
             </w:pPr>
             <w:r>
               <w:rPr>
-                <w:rFonts w:ascii="Avenir Next" w:hAnsi="Avenir Next" w:cs="Avenir Next" w:eastAsia="Avenir Next"/>
                 <w:b/>
                 <w:color w:val="003A70"/>
                 <w:spacing w:val="12"/>
                 <w:sz w:val="15"/>
                 <w:szCs w:val="15"/>
               </w:rPr>
-              <w:t xml:space="preserve">TODAY’S LESSON</w:t>
+              <w:t>TODAY’S LESSON</w:t>
             </w:r>
           </w:p>
         </w:tc>
@@ -176,17 +152,8 @@
             <w:vAlign w:val="center"/>
           </w:tcPr>
           <w:p>
-            <w:pPr>
-              <w:spacing w:before="0" w:after="0" w:line="264" w:lineRule="auto"/>
-            </w:pPr>
-            <w:r>
-              <w:rPr>
-                <w:rFonts w:ascii="Avenir Next" w:hAnsi="Avenir Next" w:cs="Avenir Next" w:eastAsia="Avenir Next"/>
-                <w:color w:val="1A1A1A"/>
-                <w:sz w:val="20"/>
-                <w:szCs w:val="20"/>
-              </w:rPr>
-              <w:t xml:space="preserve">You will scale ratios like 8 out of 25 so the whole is 100.</w:t>
+            <w:r>
+              <w:t>You will scale ratios like 8 out of 25 so the whole is 100.</w:t>
             </w:r>
           </w:p>
         </w:tc>
@@ -203,18 +170,17 @@
           </w:tcPr>
           <w:p>
             <w:pPr>
-              <w:spacing w:before="0" w:after="0" w:line="252" w:lineRule="auto"/>
+              <w:spacing w:line="252" w:lineRule="auto"/>
             </w:pPr>
             <w:r>
               <w:rPr>
-                <w:rFonts w:ascii="Avenir Next" w:hAnsi="Avenir Next" w:cs="Avenir Next" w:eastAsia="Avenir Next"/>
                 <w:b/>
                 <w:color w:val="003A70"/>
                 <w:spacing w:val="12"/>
                 <w:sz w:val="15"/>
                 <w:szCs w:val="15"/>
               </w:rPr>
-              <w:t xml:space="preserve">YOU NEED TO</w:t>
+              <w:t>YOU NEED TO</w:t>
             </w:r>
           </w:p>
         </w:tc>
@@ -225,27 +191,14 @@
             <w:vAlign w:val="center"/>
           </w:tcPr>
           <w:p>
-            <w:pPr>
-              <w:spacing w:before="0" w:after="0" w:line="264" w:lineRule="auto"/>
-            </w:pPr>
-            <w:r>
-              <w:rPr>
-                <w:rFonts w:ascii="Avenir Next" w:hAnsi="Avenir Next" w:cs="Avenir Next" w:eastAsia="Avenir Next"/>
-                <w:color w:val="1A1A1A"/>
-                <w:sz w:val="20"/>
-                <w:szCs w:val="20"/>
-              </w:rPr>
+            <w:r>
               <w:t xml:space="preserve">Find what times a number makes 100, like 25 × 4 = 100.  </w:t>
             </w:r>
             <w:r>
               <w:rPr>
-                <w:rFonts w:ascii="Avenir Next" w:hAnsi="Avenir Next" w:cs="Avenir Next" w:eastAsia="Avenir Next"/>
                 <w:b/>
-                <w:color w:val="1A1A1A"/>
-                <w:sz w:val="20"/>
-                <w:szCs w:val="20"/>
-              </w:rPr>
-              <w:t xml:space="preserve">You will use it in Practice Form A, problems 1 and 6.</w:t>
+              </w:rPr>
+              <w:t>You will use it in Practice, problems 1 and 6.</w:t>
             </w:r>
           </w:p>
         </w:tc>
@@ -261,22 +214,20 @@
           <w:tab w:val="right" w:pos="9504"/>
         </w:tabs>
         <w:spacing w:before="50" w:after="36" w:line="240" w:lineRule="auto"/>
-      </w:pPr>
-      <w:r>
-        <w:rPr>
-          <w:rFonts w:ascii="Avenir Next" w:hAnsi="Avenir Next" w:cs="Avenir Next" w:eastAsia="Avenir Next"/>
+        <w:outlineLvl w:val="1"/>
+      </w:pPr>
+      <w:r>
+        <w:rPr>
           <w:b/>
           <w:color w:val="003A70"/>
           <w:spacing w:val="14"/>
           <w:sz w:val="19"/>
           <w:szCs w:val="19"/>
         </w:rPr>
-        <w:t xml:space="preserve">STEPS TO FOLLOW</w:t>
-      </w:r>
-      <w:r>
-        <w:rPr>
-          <w:rFonts w:ascii="Avenir Next" w:hAnsi="Avenir Next" w:cs="Avenir Next" w:eastAsia="Avenir Next"/>
-          <w:color w:val="1A1A1A"/>
+        <w:t>STEPS TO FOLLOW</w:t>
+      </w:r>
+      <w:r>
+        <w:rPr>
           <w:sz w:val="17"/>
           <w:szCs w:val="17"/>
         </w:rPr>
@@ -284,19 +235,17 @@
       </w:r>
       <w:r>
         <w:rPr>
-          <w:rFonts w:ascii="Avenir Next" w:hAnsi="Avenir Next" w:cs="Avenir Next" w:eastAsia="Avenir Next"/>
           <w:i/>
           <w:color w:val="5A5F66"/>
           <w:sz w:val="17"/>
           <w:szCs w:val="17"/>
         </w:rPr>
-        <w:t xml:space="preserve">use these same steps on every problem</w:t>
+        <w:t>use these same steps on every problem</w:t>
       </w:r>
     </w:p>
     <w:tbl>
       <w:tblPr>
         <w:tblW w:w="9504" w:type="dxa"/>
-        <w:jc w:val="left"/>
         <w:tblBorders>
           <w:top w:val="single" w:sz="8" w:space="0" w:color="000000"/>
           <w:left w:val="single" w:sz="8" w:space="0" w:color="000000"/>
@@ -312,7 +261,7 @@
           <w:bottom w:w="25" w:type="dxa"/>
           <w:right w:w="120" w:type="dxa"/>
         </w:tblCellMar>
-        <w:tblLook w:val="0000" w:firstRow="0" w:lastRow="0" w:firstColumn="0" w:lastColumn="0" w:noHBand="1" w:noVBand="1"/>
+        <w:tblLook w:val="0600" w:firstRow="0" w:lastRow="0" w:firstColumn="0" w:lastColumn="0" w:noHBand="1" w:noVBand="1"/>
       </w:tblPr>
       <w:tblGrid>
         <w:gridCol w:w="620"/>
@@ -329,18 +278,17 @@
           </w:tcPr>
           <w:p>
             <w:pPr>
-              <w:spacing w:before="0" w:after="0" w:line="240" w:lineRule="auto"/>
+              <w:spacing w:line="240" w:lineRule="auto"/>
               <w:jc w:val="center"/>
             </w:pPr>
             <w:r>
               <w:rPr>
-                <w:rFonts w:ascii="Avenir Next" w:hAnsi="Avenir Next" w:cs="Avenir Next" w:eastAsia="Avenir Next"/>
                 <w:b/>
                 <w:color w:val="003A70"/>
                 <w:sz w:val="30"/>
                 <w:szCs w:val="30"/>
               </w:rPr>
-              <w:t xml:space="preserve">1</w:t>
+              <w:t>1</w:t>
             </w:r>
           </w:p>
         </w:tc>
@@ -350,13 +298,8 @@
             <w:vAlign w:val="center"/>
           </w:tcPr>
           <w:p>
-            <w:pPr>
-              <w:spacing w:before="0" w:after="0" w:line="264" w:lineRule="auto"/>
-            </w:pPr>
-            <w:r>
-              <w:rPr>
-                <w:rFonts w:ascii="Avenir Next" w:hAnsi="Avenir Next" w:cs="Avenir Next" w:eastAsia="Avenir Next"/>
-                <w:color w:val="1A1A1A"/>
+            <w:r>
+              <w:rPr>
                 <w:sz w:val="21"/>
                 <w:szCs w:val="21"/>
               </w:rPr>
@@ -364,18 +307,14 @@
             </w:r>
             <w:r>
               <w:rPr>
-                <w:rFonts w:ascii="Avenir Next" w:hAnsi="Avenir Next" w:cs="Avenir Next" w:eastAsia="Avenir Next"/>
                 <w:b/>
-                <w:color w:val="1A1A1A"/>
                 <w:sz w:val="21"/>
                 <w:szCs w:val="21"/>
               </w:rPr>
-              <w:t xml:space="preserve">missing factor</w:t>
-            </w:r>
-            <w:r>
-              <w:rPr>
-                <w:rFonts w:ascii="Avenir Next" w:hAnsi="Avenir Next" w:cs="Avenir Next" w:eastAsia="Avenir Next"/>
-                <w:color w:val="1A1A1A"/>
+              <w:t>missing factor</w:t>
+            </w:r>
+            <w:r>
+              <w:rPr>
                 <w:sz w:val="21"/>
                 <w:szCs w:val="21"/>
               </w:rPr>
@@ -383,18 +322,14 @@
             </w:r>
             <w:r>
               <w:rPr>
-                <w:rFonts w:ascii="Avenir Next" w:hAnsi="Avenir Next" w:cs="Avenir Next" w:eastAsia="Avenir Next"/>
-                <w:color w:val="1A1A1A"/>
                 <w:sz w:val="21"/>
                 <w:szCs w:val="21"/>
                 <w:u w:val="single"/>
               </w:rPr>
-              <w:t xml:space="preserve">      </w:t>
-            </w:r>
-            <w:r>
-              <w:rPr>
-                <w:rFonts w:ascii="Avenir Next" w:hAnsi="Avenir Next" w:cs="Avenir Next" w:eastAsia="Avenir Next"/>
-                <w:color w:val="1A1A1A"/>
+              <w:t>      </w:t>
+            </w:r>
+            <w:r>
+              <w:rPr>
                 <w:sz w:val="21"/>
                 <w:szCs w:val="21"/>
               </w:rPr>
@@ -414,18 +349,17 @@
           </w:tcPr>
           <w:p>
             <w:pPr>
-              <w:spacing w:before="0" w:after="0" w:line="240" w:lineRule="auto"/>
+              <w:spacing w:line="240" w:lineRule="auto"/>
               <w:jc w:val="center"/>
             </w:pPr>
             <w:r>
               <w:rPr>
-                <w:rFonts w:ascii="Avenir Next" w:hAnsi="Avenir Next" w:cs="Avenir Next" w:eastAsia="Avenir Next"/>
                 <w:b/>
                 <w:color w:val="003A70"/>
                 <w:sz w:val="30"/>
                 <w:szCs w:val="30"/>
               </w:rPr>
-              <w:t xml:space="preserve">2</w:t>
+              <w:t>2</w:t>
             </w:r>
           </w:p>
         </w:tc>
@@ -435,23 +369,16 @@
             <w:vAlign w:val="center"/>
           </w:tcPr>
           <w:p>
-            <w:pPr>
-              <w:spacing w:before="0" w:after="0" w:line="264" w:lineRule="auto"/>
-            </w:pPr>
-            <w:r>
-              <w:rPr>
-                <w:rFonts w:ascii="Avenir Next" w:hAnsi="Avenir Next" w:cs="Avenir Next" w:eastAsia="Avenir Next"/>
+            <w:r>
+              <w:rPr>
                 <w:b/>
-                <w:color w:val="1A1A1A"/>
                 <w:sz w:val="21"/>
                 <w:szCs w:val="21"/>
               </w:rPr>
-              <w:t xml:space="preserve">Multiply</w:t>
-            </w:r>
-            <w:r>
-              <w:rPr>
-                <w:rFonts w:ascii="Avenir Next" w:hAnsi="Avenir Next" w:cs="Avenir Next" w:eastAsia="Avenir Next"/>
-                <w:color w:val="1A1A1A"/>
+              <w:t>Multiply</w:t>
+            </w:r>
+            <w:r>
+              <w:rPr>
                 <w:sz w:val="21"/>
                 <w:szCs w:val="21"/>
               </w:rPr>
@@ -471,18 +398,17 @@
           </w:tcPr>
           <w:p>
             <w:pPr>
-              <w:spacing w:before="0" w:after="0" w:line="240" w:lineRule="auto"/>
+              <w:spacing w:line="240" w:lineRule="auto"/>
               <w:jc w:val="center"/>
             </w:pPr>
             <w:r>
               <w:rPr>
-                <w:rFonts w:ascii="Avenir Next" w:hAnsi="Avenir Next" w:cs="Avenir Next" w:eastAsia="Avenir Next"/>
                 <w:b/>
                 <w:color w:val="003A70"/>
                 <w:sz w:val="30"/>
                 <w:szCs w:val="30"/>
               </w:rPr>
-              <w:t xml:space="preserve">3</w:t>
+              <w:t>3</w:t>
             </w:r>
           </w:p>
         </w:tc>
@@ -492,23 +418,16 @@
             <w:vAlign w:val="center"/>
           </w:tcPr>
           <w:p>
-            <w:pPr>
-              <w:spacing w:before="0" w:after="0" w:line="264" w:lineRule="auto"/>
-            </w:pPr>
-            <w:r>
-              <w:rPr>
-                <w:rFonts w:ascii="Avenir Next" w:hAnsi="Avenir Next" w:cs="Avenir Next" w:eastAsia="Avenir Next"/>
+            <w:r>
+              <w:rPr>
                 <w:b/>
-                <w:color w:val="1A1A1A"/>
                 <w:sz w:val="21"/>
                 <w:szCs w:val="21"/>
               </w:rPr>
-              <w:t xml:space="preserve">Write</w:t>
-            </w:r>
-            <w:r>
-              <w:rPr>
-                <w:rFonts w:ascii="Avenir Next" w:hAnsi="Avenir Next" w:cs="Avenir Next" w:eastAsia="Avenir Next"/>
-                <w:color w:val="1A1A1A"/>
+              <w:t>Write</w:t>
+            </w:r>
+            <w:r>
+              <w:rPr>
                 <w:sz w:val="21"/>
                 <w:szCs w:val="21"/>
               </w:rPr>
@@ -528,22 +447,20 @@
           <w:tab w:val="right" w:pos="9504"/>
         </w:tabs>
         <w:spacing w:before="50" w:after="36" w:line="240" w:lineRule="auto"/>
-      </w:pPr>
-      <w:r>
-        <w:rPr>
-          <w:rFonts w:ascii="Avenir Next" w:hAnsi="Avenir Next" w:cs="Avenir Next" w:eastAsia="Avenir Next"/>
+        <w:outlineLvl w:val="1"/>
+      </w:pPr>
+      <w:r>
+        <w:rPr>
           <w:b/>
           <w:color w:val="003A70"/>
           <w:spacing w:val="14"/>
           <w:sz w:val="19"/>
           <w:szCs w:val="19"/>
         </w:rPr>
-        <w:t xml:space="preserve">WATCH ME</w:t>
-      </w:r>
-      <w:r>
-        <w:rPr>
-          <w:rFonts w:ascii="Avenir Next" w:hAnsi="Avenir Next" w:cs="Avenir Next" w:eastAsia="Avenir Next"/>
-          <w:color w:val="1A1A1A"/>
+        <w:t>WATCH ME</w:t>
+      </w:r>
+      <w:r>
+        <w:rPr>
           <w:sz w:val="17"/>
           <w:szCs w:val="17"/>
         </w:rPr>
@@ -551,28 +468,25 @@
       </w:r>
       <w:r>
         <w:rPr>
-          <w:rFonts w:ascii="Avenir Next" w:hAnsi="Avenir Next" w:cs="Avenir Next" w:eastAsia="Avenir Next"/>
           <w:i/>
           <w:color w:val="5A5F66"/>
           <w:sz w:val="17"/>
           <w:szCs w:val="17"/>
         </w:rPr>
-        <w:t xml:space="preserve">the steps in action</w:t>
-      </w:r>
-    </w:p>
-    <w:p>
-      <w:pPr>
-        <w:spacing w:before="0" w:after="40" w:line="264" w:lineRule="auto"/>
-      </w:pPr>
-      <w:r>
-        <w:rPr>
-          <w:rFonts w:ascii="Avenir Next" w:hAnsi="Avenir Next" w:cs="Avenir Next" w:eastAsia="Avenir Next"/>
+        <w:t>the steps in action</w:t>
+      </w:r>
+    </w:p>
+    <w:p>
+      <w:pPr>
+        <w:spacing w:after="40"/>
+      </w:pPr>
+      <w:r>
+        <w:rPr>
           <w:b/>
-          <w:color w:val="1A1A1A"/>
-          <w:sz w:val="21"/>
-          <w:szCs w:val="21"/>
-        </w:rPr>
-        <w:t xml:space="preserve">Write 19 out of 25 as a number out of 100.</w:t>
+          <w:sz w:val="21"/>
+          <w:szCs w:val="21"/>
+        </w:rPr>
+        <w:t>Write 19 out of 25 as a number out of 100.</w:t>
       </w:r>
     </w:p>
     <w:p>
@@ -580,23 +494,20 @@
         <w:tabs>
           <w:tab w:val="left" w:pos="950"/>
         </w:tabs>
-        <w:spacing w:before="0" w:after="24" w:line="256" w:lineRule="auto"/>
+        <w:spacing w:after="24" w:line="256" w:lineRule="auto"/>
         <w:ind w:left="950" w:hanging="950"/>
       </w:pPr>
       <w:r>
         <w:rPr>
-          <w:rFonts w:ascii="Avenir Next" w:hAnsi="Avenir Next" w:cs="Avenir Next" w:eastAsia="Avenir Next"/>
           <w:b/>
           <w:color w:val="003A70"/>
           <w:sz w:val="19"/>
           <w:szCs w:val="19"/>
         </w:rPr>
-        <w:t xml:space="preserve">Step 1</w:t>
-      </w:r>
-      <w:r>
-        <w:rPr>
-          <w:rFonts w:ascii="Avenir Next" w:hAnsi="Avenir Next" w:cs="Avenir Next" w:eastAsia="Avenir Next"/>
-          <w:color w:val="1A1A1A"/>
+        <w:t>Step 1</w:t>
+      </w:r>
+      <w:r>
+        <w:rPr>
           <w:sz w:val="19"/>
           <w:szCs w:val="19"/>
         </w:rPr>
@@ -604,12 +515,31 @@
       </w:r>
       <w:r>
         <w:rPr>
-          <w:rFonts w:ascii="Avenir Next" w:hAnsi="Avenir Next" w:cs="Avenir Next" w:eastAsia="Avenir Next"/>
-          <w:color w:val="1A1A1A"/>
-          <w:sz w:val="21"/>
-          <w:szCs w:val="21"/>
-        </w:rPr>
-        <w:t xml:space="preserve">25 × 4 = 100. The factor is 4.</w:t>
+          <w:sz w:val="21"/>
+          <w:szCs w:val="21"/>
+        </w:rPr>
+        <w:t xml:space="preserve">25 × </w:t>
+      </w:r>
+      <w:r>
+        <w:rPr>
+          <w:sz w:val="21"/>
+          <w:szCs w:val="21"/>
+        </w:rPr>
+        <w:t>__</w:t>
+      </w:r>
+      <w:r>
+        <w:rPr>
+          <w:sz w:val="21"/>
+          <w:szCs w:val="21"/>
+        </w:rPr>
+        <w:t xml:space="preserve"> = 100. The factor is 4.</w:t>
+      </w:r>
+      <w:r>
+        <w:rPr>
+          <w:sz w:val="21"/>
+          <w:szCs w:val="21"/>
+        </w:rPr>
+        <w:t xml:space="preserve"> (Or 100 / 25 = 4)</w:t>
       </w:r>
     </w:p>
     <w:p>
@@ -617,23 +547,20 @@
         <w:tabs>
           <w:tab w:val="left" w:pos="950"/>
         </w:tabs>
-        <w:spacing w:before="0" w:after="24" w:line="256" w:lineRule="auto"/>
+        <w:spacing w:after="24" w:line="256" w:lineRule="auto"/>
         <w:ind w:left="950" w:hanging="950"/>
       </w:pPr>
       <w:r>
         <w:rPr>
-          <w:rFonts w:ascii="Avenir Next" w:hAnsi="Avenir Next" w:cs="Avenir Next" w:eastAsia="Avenir Next"/>
           <w:b/>
           <w:color w:val="003A70"/>
           <w:sz w:val="19"/>
           <w:szCs w:val="19"/>
         </w:rPr>
-        <w:t xml:space="preserve">Step 2</w:t>
-      </w:r>
-      <w:r>
-        <w:rPr>
-          <w:rFonts w:ascii="Avenir Next" w:hAnsi="Avenir Next" w:cs="Avenir Next" w:eastAsia="Avenir Next"/>
-          <w:color w:val="1A1A1A"/>
+        <w:t>Step 2</w:t>
+      </w:r>
+      <w:r>
+        <w:rPr>
           <w:sz w:val="19"/>
           <w:szCs w:val="19"/>
         </w:rPr>
@@ -641,12 +568,10 @@
       </w:r>
       <w:r>
         <w:rPr>
-          <w:rFonts w:ascii="Avenir Next" w:hAnsi="Avenir Next" w:cs="Avenir Next" w:eastAsia="Avenir Next"/>
-          <w:color w:val="1A1A1A"/>
-          <w:sz w:val="21"/>
-          <w:szCs w:val="21"/>
-        </w:rPr>
-        <w:t xml:space="preserve">19 × 4 = 76.</w:t>
+          <w:sz w:val="21"/>
+          <w:szCs w:val="21"/>
+        </w:rPr>
+        <w:t>19 × 4 = 76.</w:t>
       </w:r>
     </w:p>
     <w:p>
@@ -654,23 +579,20 @@
         <w:tabs>
           <w:tab w:val="left" w:pos="950"/>
         </w:tabs>
-        <w:spacing w:before="0" w:after="24" w:line="256" w:lineRule="auto"/>
+        <w:spacing w:after="24" w:line="256" w:lineRule="auto"/>
         <w:ind w:left="950" w:hanging="950"/>
       </w:pPr>
       <w:r>
         <w:rPr>
-          <w:rFonts w:ascii="Avenir Next" w:hAnsi="Avenir Next" w:cs="Avenir Next" w:eastAsia="Avenir Next"/>
           <w:b/>
           <w:color w:val="003A70"/>
           <w:sz w:val="19"/>
           <w:szCs w:val="19"/>
         </w:rPr>
-        <w:t xml:space="preserve">Step 3</w:t>
-      </w:r>
-      <w:r>
-        <w:rPr>
-          <w:rFonts w:ascii="Avenir Next" w:hAnsi="Avenir Next" w:cs="Avenir Next" w:eastAsia="Avenir Next"/>
-          <w:color w:val="1A1A1A"/>
+        <w:t>Step 3</w:t>
+      </w:r>
+      <w:r>
+        <w:rPr>
           <w:sz w:val="19"/>
           <w:szCs w:val="19"/>
         </w:rPr>
@@ -678,12 +600,10 @@
       </w:r>
       <w:r>
         <w:rPr>
-          <w:rFonts w:ascii="Avenir Next" w:hAnsi="Avenir Next" w:cs="Avenir Next" w:eastAsia="Avenir Next"/>
-          <w:color w:val="1A1A1A"/>
-          <w:sz w:val="21"/>
-          <w:szCs w:val="21"/>
-        </w:rPr>
-        <w:t xml:space="preserve">76 out of 100.</w:t>
+          <w:sz w:val="21"/>
+          <w:szCs w:val="21"/>
+        </w:rPr>
+        <w:t>76 out of 100.</w:t>
       </w:r>
     </w:p>
     <w:p>
@@ -691,23 +611,19 @@
         <w:tabs>
           <w:tab w:val="left" w:pos="950"/>
         </w:tabs>
-        <w:spacing w:before="20" w:after="0" w:line="256" w:lineRule="auto"/>
+        <w:spacing w:before="20" w:line="256" w:lineRule="auto"/>
         <w:ind w:left="950" w:hanging="950"/>
       </w:pPr>
       <w:r>
         <w:rPr>
-          <w:rFonts w:ascii="Avenir Next" w:hAnsi="Avenir Next" w:cs="Avenir Next" w:eastAsia="Avenir Next"/>
           <w:b/>
-          <w:color w:val="1A1A1A"/>
-          <w:sz w:val="21"/>
-          <w:szCs w:val="21"/>
-        </w:rPr>
-        <w:t xml:space="preserve">Answer</w:t>
-      </w:r>
-      <w:r>
-        <w:rPr>
-          <w:rFonts w:ascii="Avenir Next" w:hAnsi="Avenir Next" w:cs="Avenir Next" w:eastAsia="Avenir Next"/>
-          <w:color w:val="1A1A1A"/>
+          <w:sz w:val="21"/>
+          <w:szCs w:val="21"/>
+        </w:rPr>
+        <w:t>Answer</w:t>
+      </w:r>
+      <w:r>
+        <w:rPr>
           <w:sz w:val="21"/>
           <w:szCs w:val="21"/>
         </w:rPr>
@@ -715,13 +631,19 @@
       </w:r>
       <w:r>
         <w:rPr>
-          <w:rFonts w:ascii="Avenir Next" w:hAnsi="Avenir Next" w:cs="Avenir Next" w:eastAsia="Avenir Next"/>
           <w:b/>
-          <w:color w:val="1A1A1A"/>
-          <w:sz w:val="21"/>
-          <w:szCs w:val="21"/>
-        </w:rPr>
-        <w:t xml:space="preserve">76 out of 100</w:t>
+          <w:sz w:val="21"/>
+          <w:szCs w:val="21"/>
+        </w:rPr>
+        <w:t>76 out of 100</w:t>
+      </w:r>
+      <w:r>
+        <w:rPr>
+          <w:b/>
+          <w:sz w:val="21"/>
+          <w:szCs w:val="21"/>
+        </w:rPr>
+        <w:t xml:space="preserve">  which means 76%</w:t>
       </w:r>
     </w:p>
     <w:p>
@@ -734,22 +656,20 @@
           <w:tab w:val="right" w:pos="9504"/>
         </w:tabs>
         <w:spacing w:before="50" w:after="36" w:line="240" w:lineRule="auto"/>
-      </w:pPr>
-      <w:r>
-        <w:rPr>
-          <w:rFonts w:ascii="Avenir Next" w:hAnsi="Avenir Next" w:cs="Avenir Next" w:eastAsia="Avenir Next"/>
+        <w:outlineLvl w:val="1"/>
+      </w:pPr>
+      <w:r>
+        <w:rPr>
           <w:b/>
           <w:color w:val="003A70"/>
           <w:spacing w:val="14"/>
           <w:sz w:val="19"/>
           <w:szCs w:val="19"/>
         </w:rPr>
-        <w:t xml:space="preserve">TRY IT WITH HELP</w:t>
-      </w:r>
-      <w:r>
-        <w:rPr>
-          <w:rFonts w:ascii="Avenir Next" w:hAnsi="Avenir Next" w:cs="Avenir Next" w:eastAsia="Avenir Next"/>
-          <w:color w:val="1A1A1A"/>
+        <w:t>TRY IT WITH HELP</w:t>
+      </w:r>
+      <w:r>
+        <w:rPr>
           <w:sz w:val="17"/>
           <w:szCs w:val="17"/>
         </w:rPr>
@@ -757,13 +677,12 @@
       </w:r>
       <w:r>
         <w:rPr>
-          <w:rFonts w:ascii="Avenir Next" w:hAnsi="Avenir Next" w:cs="Avenir Next" w:eastAsia="Avenir Next"/>
           <w:i/>
           <w:color w:val="5A5F66"/>
           <w:sz w:val="17"/>
           <w:szCs w:val="17"/>
         </w:rPr>
-        <w:t xml:space="preserve">fill in each step</w:t>
+        <w:t>fill in each step</w:t>
       </w:r>
     </w:p>
     <w:p>
@@ -777,31 +696,19 @@
       </w:pPr>
       <w:r>
         <w:rPr>
-          <w:rFonts w:ascii="Avenir Next" w:hAnsi="Avenir Next" w:cs="Avenir Next" w:eastAsia="Avenir Next"/>
           <w:b/>
-          <w:color w:val="1A1A1A"/>
-          <w:sz w:val="22"/>
-          <w:szCs w:val="22"/>
-        </w:rPr>
-        <w:t xml:space="preserve">1.</w:t>
-      </w:r>
-      <w:r>
-        <w:rPr>
-          <w:rFonts w:ascii="Avenir Next" w:hAnsi="Avenir Next" w:cs="Avenir Next" w:eastAsia="Avenir Next"/>
-          <w:color w:val="1A1A1A"/>
-          <w:sz w:val="22"/>
-          <w:szCs w:val="22"/>
+          <w:sz w:val="21"/>
+          <w:szCs w:val="21"/>
+        </w:rPr>
+        <w:t>1.</w:t>
+      </w:r>
+      <w:r>
+        <w:rPr>
+          <w:sz w:val="21"/>
+          <w:szCs w:val="21"/>
         </w:rPr>
         <w:tab/>
-      </w:r>
-      <w:r>
-        <w:rPr>
-          <w:rFonts w:ascii="Avenir Next" w:hAnsi="Avenir Next" w:cs="Avenir Next" w:eastAsia="Avenir Next"/>
-          <w:color w:val="1A1A1A"/>
-          <w:sz w:val="22"/>
-          <w:szCs w:val="22"/>
-        </w:rPr>
-        <w:t xml:space="preserve">Write 13 out of 20 as a number out of 100.</w:t>
+        <w:t>Write 13 out of 20 as a number out of 100.</w:t>
       </w:r>
     </w:p>
     <w:p>
@@ -810,23 +717,20 @@
         <w:tabs>
           <w:tab w:val="left" w:pos="1300"/>
         </w:tabs>
-        <w:spacing w:before="0" w:after="24" w:line="272" w:lineRule="auto"/>
+        <w:spacing w:after="24" w:line="272" w:lineRule="auto"/>
         <w:ind w:left="1300" w:hanging="868"/>
       </w:pPr>
       <w:r>
         <w:rPr>
-          <w:rFonts w:ascii="Avenir Next" w:hAnsi="Avenir Next" w:cs="Avenir Next" w:eastAsia="Avenir Next"/>
           <w:b/>
           <w:color w:val="003A70"/>
           <w:sz w:val="18"/>
           <w:szCs w:val="18"/>
         </w:rPr>
-        <w:t xml:space="preserve">Step 1</w:t>
-      </w:r>
-      <w:r>
-        <w:rPr>
-          <w:rFonts w:ascii="Avenir Next" w:hAnsi="Avenir Next" w:cs="Avenir Next" w:eastAsia="Avenir Next"/>
-          <w:color w:val="1A1A1A"/>
+        <w:t>Step 1</w:t>
+      </w:r>
+      <w:r>
+        <w:rPr>
           <w:sz w:val="18"/>
           <w:szCs w:val="18"/>
         </w:rPr>
@@ -834,8 +738,6 @@
       </w:r>
       <w:r>
         <w:rPr>
-          <w:rFonts w:ascii="Avenir Next" w:hAnsi="Avenir Next" w:cs="Avenir Next" w:eastAsia="Avenir Next"/>
-          <w:color w:val="1A1A1A"/>
           <w:sz w:val="21"/>
           <w:szCs w:val="21"/>
         </w:rPr>
@@ -843,22 +745,33 @@
       </w:r>
       <w:r>
         <w:rPr>
-          <w:rFonts w:ascii="Avenir Next" w:hAnsi="Avenir Next" w:cs="Avenir Next" w:eastAsia="Avenir Next"/>
-          <w:color w:val="1A1A1A"/>
           <w:sz w:val="21"/>
           <w:szCs w:val="21"/>
           <w:u w:val="single"/>
         </w:rPr>
-        <w:t xml:space="preserve">                </w:t>
-      </w:r>
-      <w:r>
-        <w:rPr>
-          <w:rFonts w:ascii="Avenir Next" w:hAnsi="Avenir Next" w:cs="Avenir Next" w:eastAsia="Avenir Next"/>
-          <w:color w:val="1A1A1A"/>
+        <w:t>                </w:t>
+      </w:r>
+      <w:r>
+        <w:rPr>
           <w:sz w:val="21"/>
           <w:szCs w:val="21"/>
         </w:rPr>
         <w:t xml:space="preserve"> = 100.</w:t>
+      </w:r>
+      <w:r>
+        <w:rPr>
+          <w:sz w:val="21"/>
+          <w:szCs w:val="21"/>
+        </w:rPr>
+        <w:tab/>
+      </w:r>
+      <w:r>
+        <w:rPr>
+          <w:sz w:val="21"/>
+          <w:szCs w:val="21"/>
+        </w:rPr>
+        <w:tab/>
+        <w:t>(Or 100 / 20 = ________)</w:t>
       </w:r>
     </w:p>
     <w:p>
@@ -867,23 +780,20 @@
         <w:tabs>
           <w:tab w:val="left" w:pos="1300"/>
         </w:tabs>
-        <w:spacing w:before="0" w:after="24" w:line="272" w:lineRule="auto"/>
+        <w:spacing w:after="24" w:line="272" w:lineRule="auto"/>
         <w:ind w:left="1300" w:hanging="868"/>
       </w:pPr>
       <w:r>
         <w:rPr>
-          <w:rFonts w:ascii="Avenir Next" w:hAnsi="Avenir Next" w:cs="Avenir Next" w:eastAsia="Avenir Next"/>
           <w:b/>
           <w:color w:val="003A70"/>
           <w:sz w:val="18"/>
           <w:szCs w:val="18"/>
         </w:rPr>
-        <w:t xml:space="preserve">Step 2</w:t>
-      </w:r>
-      <w:r>
-        <w:rPr>
-          <w:rFonts w:ascii="Avenir Next" w:hAnsi="Avenir Next" w:cs="Avenir Next" w:eastAsia="Avenir Next"/>
-          <w:color w:val="1A1A1A"/>
+        <w:t>Step 2</w:t>
+      </w:r>
+      <w:r>
+        <w:rPr>
           <w:sz w:val="18"/>
           <w:szCs w:val="18"/>
         </w:rPr>
@@ -891,31 +801,40 @@
       </w:r>
       <w:r>
         <w:rPr>
-          <w:rFonts w:ascii="Avenir Next" w:hAnsi="Avenir Next" w:cs="Avenir Next" w:eastAsia="Avenir Next"/>
-          <w:color w:val="1A1A1A"/>
-          <w:sz w:val="21"/>
-          <w:szCs w:val="21"/>
-        </w:rPr>
-        <w:t xml:space="preserve">13 × 5 = </w:t>
-      </w:r>
-      <w:r>
-        <w:rPr>
-          <w:rFonts w:ascii="Avenir Next" w:hAnsi="Avenir Next" w:cs="Avenir Next" w:eastAsia="Avenir Next"/>
-          <w:color w:val="1A1A1A"/>
+          <w:sz w:val="21"/>
+          <w:szCs w:val="21"/>
+        </w:rPr>
+        <w:t xml:space="preserve">13 × </w:t>
+      </w:r>
+      <w:r>
+        <w:rPr>
           <w:sz w:val="21"/>
           <w:szCs w:val="21"/>
           <w:u w:val="single"/>
         </w:rPr>
-        <w:t xml:space="preserve">                </w:t>
-      </w:r>
-      <w:r>
-        <w:rPr>
-          <w:rFonts w:ascii="Avenir Next" w:hAnsi="Avenir Next" w:cs="Avenir Next" w:eastAsia="Avenir Next"/>
-          <w:color w:val="1A1A1A"/>
-          <w:sz w:val="21"/>
-          <w:szCs w:val="21"/>
-        </w:rPr>
-        <w:t xml:space="preserve">.</w:t>
+        <w:t>                </w:t>
+      </w:r>
+      <w:r>
+        <w:rPr>
+          <w:sz w:val="21"/>
+          <w:szCs w:val="21"/>
+        </w:rPr>
+        <w:t xml:space="preserve"> = </w:t>
+      </w:r>
+      <w:r>
+        <w:rPr>
+          <w:sz w:val="21"/>
+          <w:szCs w:val="21"/>
+          <w:u w:val="single"/>
+        </w:rPr>
+        <w:t>                </w:t>
+      </w:r>
+      <w:r>
+        <w:rPr>
+          <w:sz w:val="21"/>
+          <w:szCs w:val="21"/>
+        </w:rPr>
+        <w:t>.</w:t>
       </w:r>
     </w:p>
     <w:p>
@@ -924,23 +843,20 @@
         <w:tabs>
           <w:tab w:val="left" w:pos="1300"/>
         </w:tabs>
-        <w:spacing w:before="0" w:after="24" w:line="272" w:lineRule="auto"/>
+        <w:spacing w:after="24" w:line="272" w:lineRule="auto"/>
         <w:ind w:left="1300" w:hanging="868"/>
       </w:pPr>
       <w:r>
         <w:rPr>
-          <w:rFonts w:ascii="Avenir Next" w:hAnsi="Avenir Next" w:cs="Avenir Next" w:eastAsia="Avenir Next"/>
           <w:b/>
           <w:color w:val="003A70"/>
           <w:sz w:val="18"/>
           <w:szCs w:val="18"/>
         </w:rPr>
-        <w:t xml:space="preserve">Step 3</w:t>
-      </w:r>
-      <w:r>
-        <w:rPr>
-          <w:rFonts w:ascii="Avenir Next" w:hAnsi="Avenir Next" w:cs="Avenir Next" w:eastAsia="Avenir Next"/>
-          <w:color w:val="1A1A1A"/>
+        <w:t>Step 3</w:t>
+      </w:r>
+      <w:r>
+        <w:rPr>
           <w:sz w:val="18"/>
           <w:szCs w:val="18"/>
         </w:rPr>
@@ -948,18 +864,14 @@
       </w:r>
       <w:r>
         <w:rPr>
-          <w:rFonts w:ascii="Avenir Next" w:hAnsi="Avenir Next" w:cs="Avenir Next" w:eastAsia="Avenir Next"/>
-          <w:color w:val="1A1A1A"/>
           <w:sz w:val="21"/>
           <w:szCs w:val="21"/>
           <w:u w:val="single"/>
         </w:rPr>
-        <w:t xml:space="preserve">                </w:t>
-      </w:r>
-      <w:r>
-        <w:rPr>
-          <w:rFonts w:ascii="Avenir Next" w:hAnsi="Avenir Next" w:cs="Avenir Next" w:eastAsia="Avenir Next"/>
-          <w:color w:val="1A1A1A"/>
+        <w:t>                </w:t>
+      </w:r>
+      <w:r>
+        <w:rPr>
           <w:sz w:val="21"/>
           <w:szCs w:val="21"/>
         </w:rPr>
@@ -968,7 +880,7 @@
     </w:p>
     <w:p>
       <w:pPr>
-        <w:spacing w:before="0" w:after="0" w:line="20" w:lineRule="exact"/>
+        <w:spacing w:line="20" w:lineRule="exact"/>
       </w:pPr>
     </w:p>
     <w:p>
@@ -982,31 +894,26 @@
       </w:pPr>
       <w:r>
         <w:rPr>
-          <w:rFonts w:ascii="Avenir Next" w:hAnsi="Avenir Next" w:cs="Avenir Next" w:eastAsia="Avenir Next"/>
           <w:b/>
-          <w:color w:val="1A1A1A"/>
-          <w:sz w:val="22"/>
-          <w:szCs w:val="22"/>
-        </w:rPr>
-        <w:t xml:space="preserve">2.</w:t>
-      </w:r>
-      <w:r>
-        <w:rPr>
-          <w:rFonts w:ascii="Avenir Next" w:hAnsi="Avenir Next" w:cs="Avenir Next" w:eastAsia="Avenir Next"/>
-          <w:color w:val="1A1A1A"/>
-          <w:sz w:val="22"/>
-          <w:szCs w:val="22"/>
+          <w:sz w:val="21"/>
+          <w:szCs w:val="21"/>
+        </w:rPr>
+        <w:t>2.</w:t>
+      </w:r>
+      <w:r>
+        <w:rPr>
+          <w:sz w:val="21"/>
+          <w:szCs w:val="21"/>
         </w:rPr>
         <w:tab/>
-      </w:r>
-      <w:r>
-        <w:rPr>
-          <w:rFonts w:ascii="Avenir Next" w:hAnsi="Avenir Next" w:cs="Avenir Next" w:eastAsia="Avenir Next"/>
-          <w:color w:val="1A1A1A"/>
-          <w:sz w:val="22"/>
-          <w:szCs w:val="22"/>
-        </w:rPr>
-        <w:t xml:space="preserve">Write 37 out of 50 as a number out of 100.</w:t>
+        <w:t>Write 37 out of 50 as a number out of 100.</w:t>
+      </w:r>
+      <w:r>
+        <w:rPr>
+          <w:sz w:val="21"/>
+          <w:szCs w:val="21"/>
+        </w:rPr>
+        <w:t xml:space="preserve"> </w:t>
       </w:r>
     </w:p>
     <w:p>
@@ -1015,23 +922,20 @@
         <w:tabs>
           <w:tab w:val="left" w:pos="1300"/>
         </w:tabs>
-        <w:spacing w:before="0" w:after="24" w:line="272" w:lineRule="auto"/>
+        <w:spacing w:after="24" w:line="272" w:lineRule="auto"/>
         <w:ind w:left="1300" w:hanging="868"/>
       </w:pPr>
       <w:r>
         <w:rPr>
-          <w:rFonts w:ascii="Avenir Next" w:hAnsi="Avenir Next" w:cs="Avenir Next" w:eastAsia="Avenir Next"/>
           <w:b/>
           <w:color w:val="003A70"/>
           <w:sz w:val="18"/>
           <w:szCs w:val="18"/>
         </w:rPr>
-        <w:t xml:space="preserve">Step 1</w:t>
-      </w:r>
-      <w:r>
-        <w:rPr>
-          <w:rFonts w:ascii="Avenir Next" w:hAnsi="Avenir Next" w:cs="Avenir Next" w:eastAsia="Avenir Next"/>
-          <w:color w:val="1A1A1A"/>
+        <w:t>Step 1</w:t>
+      </w:r>
+      <w:r>
+        <w:rPr>
           <w:sz w:val="18"/>
           <w:szCs w:val="18"/>
         </w:rPr>
@@ -1039,8 +943,6 @@
       </w:r>
       <w:r>
         <w:rPr>
-          <w:rFonts w:ascii="Avenir Next" w:hAnsi="Avenir Next" w:cs="Avenir Next" w:eastAsia="Avenir Next"/>
-          <w:color w:val="1A1A1A"/>
           <w:sz w:val="21"/>
           <w:szCs w:val="21"/>
         </w:rPr>
@@ -1048,22 +950,25 @@
       </w:r>
       <w:r>
         <w:rPr>
-          <w:rFonts w:ascii="Avenir Next" w:hAnsi="Avenir Next" w:cs="Avenir Next" w:eastAsia="Avenir Next"/>
-          <w:color w:val="1A1A1A"/>
           <w:sz w:val="21"/>
           <w:szCs w:val="21"/>
           <w:u w:val="single"/>
         </w:rPr>
-        <w:t xml:space="preserve">                </w:t>
-      </w:r>
-      <w:r>
-        <w:rPr>
-          <w:rFonts w:ascii="Avenir Next" w:hAnsi="Avenir Next" w:cs="Avenir Next" w:eastAsia="Avenir Next"/>
-          <w:color w:val="1A1A1A"/>
+        <w:t>                </w:t>
+      </w:r>
+      <w:r>
+        <w:rPr>
           <w:sz w:val="21"/>
           <w:szCs w:val="21"/>
         </w:rPr>
         <w:t xml:space="preserve"> = 100.</w:t>
+      </w:r>
+      <w:r>
+        <w:rPr>
+          <w:sz w:val="21"/>
+          <w:szCs w:val="21"/>
+        </w:rPr>
+        <w:t xml:space="preserve"> (100 / ____ = _______)</w:t>
       </w:r>
     </w:p>
     <w:p>
@@ -1072,23 +977,20 @@
         <w:tabs>
           <w:tab w:val="left" w:pos="1300"/>
         </w:tabs>
-        <w:spacing w:before="0" w:after="24" w:line="272" w:lineRule="auto"/>
+        <w:spacing w:after="24" w:line="272" w:lineRule="auto"/>
         <w:ind w:left="1300" w:hanging="868"/>
       </w:pPr>
       <w:r>
         <w:rPr>
-          <w:rFonts w:ascii="Avenir Next" w:hAnsi="Avenir Next" w:cs="Avenir Next" w:eastAsia="Avenir Next"/>
           <w:b/>
           <w:color w:val="003A70"/>
           <w:sz w:val="18"/>
           <w:szCs w:val="18"/>
         </w:rPr>
-        <w:t xml:space="preserve">Step 2</w:t>
-      </w:r>
-      <w:r>
-        <w:rPr>
-          <w:rFonts w:ascii="Avenir Next" w:hAnsi="Avenir Next" w:cs="Avenir Next" w:eastAsia="Avenir Next"/>
-          <w:color w:val="1A1A1A"/>
+        <w:t>Step 2</w:t>
+      </w:r>
+      <w:r>
+        <w:rPr>
           <w:sz w:val="18"/>
           <w:szCs w:val="18"/>
         </w:rPr>
@@ -1096,31 +998,47 @@
       </w:r>
       <w:r>
         <w:rPr>
-          <w:rFonts w:ascii="Avenir Next" w:hAnsi="Avenir Next" w:cs="Avenir Next" w:eastAsia="Avenir Next"/>
-          <w:color w:val="1A1A1A"/>
-          <w:sz w:val="21"/>
-          <w:szCs w:val="21"/>
-        </w:rPr>
-        <w:t xml:space="preserve">37 × 2 = </w:t>
-      </w:r>
-      <w:r>
-        <w:rPr>
-          <w:rFonts w:ascii="Avenir Next" w:hAnsi="Avenir Next" w:cs="Avenir Next" w:eastAsia="Avenir Next"/>
-          <w:color w:val="1A1A1A"/>
+          <w:sz w:val="21"/>
+          <w:szCs w:val="21"/>
+        </w:rPr>
+        <w:t xml:space="preserve">37 × </w:t>
+      </w:r>
+      <w:r>
+        <w:rPr>
           <w:sz w:val="21"/>
           <w:szCs w:val="21"/>
           <w:u w:val="single"/>
         </w:rPr>
-        <w:t xml:space="preserve">                </w:t>
-      </w:r>
-      <w:r>
-        <w:rPr>
-          <w:rFonts w:ascii="Avenir Next" w:hAnsi="Avenir Next" w:cs="Avenir Next" w:eastAsia="Avenir Next"/>
-          <w:color w:val="1A1A1A"/>
-          <w:sz w:val="21"/>
-          <w:szCs w:val="21"/>
-        </w:rPr>
-        <w:t xml:space="preserve">.</w:t>
+        <w:t>                </w:t>
+      </w:r>
+      <w:r>
+        <w:rPr>
+          <w:sz w:val="21"/>
+          <w:szCs w:val="21"/>
+        </w:rPr>
+        <w:t xml:space="preserve"> = </w:t>
+      </w:r>
+      <w:r>
+        <w:rPr>
+          <w:sz w:val="21"/>
+          <w:szCs w:val="21"/>
+          <w:u w:val="single"/>
+        </w:rPr>
+        <w:t>                </w:t>
+      </w:r>
+      <w:r>
+        <w:rPr>
+          <w:sz w:val="21"/>
+          <w:szCs w:val="21"/>
+        </w:rPr>
+        <w:t>.</w:t>
+      </w:r>
+      <w:r>
+        <w:rPr>
+          <w:sz w:val="21"/>
+          <w:szCs w:val="21"/>
+        </w:rPr>
+        <w:t xml:space="preserve"> </w:t>
       </w:r>
     </w:p>
     <w:p>
@@ -1129,23 +1047,20 @@
         <w:tabs>
           <w:tab w:val="left" w:pos="1300"/>
         </w:tabs>
-        <w:spacing w:before="0" w:after="24" w:line="272" w:lineRule="auto"/>
+        <w:spacing w:after="24" w:line="272" w:lineRule="auto"/>
         <w:ind w:left="1300" w:hanging="868"/>
       </w:pPr>
       <w:r>
         <w:rPr>
-          <w:rFonts w:ascii="Avenir Next" w:hAnsi="Avenir Next" w:cs="Avenir Next" w:eastAsia="Avenir Next"/>
           <w:b/>
           <w:color w:val="003A70"/>
           <w:sz w:val="18"/>
           <w:szCs w:val="18"/>
         </w:rPr>
-        <w:t xml:space="preserve">Step 3</w:t>
-      </w:r>
-      <w:r>
-        <w:rPr>
-          <w:rFonts w:ascii="Avenir Next" w:hAnsi="Avenir Next" w:cs="Avenir Next" w:eastAsia="Avenir Next"/>
-          <w:color w:val="1A1A1A"/>
+        <w:t>Step 3</w:t>
+      </w:r>
+      <w:r>
+        <w:rPr>
           <w:sz w:val="18"/>
           <w:szCs w:val="18"/>
         </w:rPr>
@@ -1153,18 +1068,14 @@
       </w:r>
       <w:r>
         <w:rPr>
-          <w:rFonts w:ascii="Avenir Next" w:hAnsi="Avenir Next" w:cs="Avenir Next" w:eastAsia="Avenir Next"/>
-          <w:color w:val="1A1A1A"/>
           <w:sz w:val="21"/>
           <w:szCs w:val="21"/>
           <w:u w:val="single"/>
         </w:rPr>
-        <w:t xml:space="preserve">                </w:t>
-      </w:r>
-      <w:r>
-        <w:rPr>
-          <w:rFonts w:ascii="Avenir Next" w:hAnsi="Avenir Next" w:cs="Avenir Next" w:eastAsia="Avenir Next"/>
-          <w:color w:val="1A1A1A"/>
+        <w:t>                </w:t>
+      </w:r>
+      <w:r>
+        <w:rPr>
           <w:sz w:val="21"/>
           <w:szCs w:val="21"/>
         </w:rPr>
@@ -1173,7 +1084,7 @@
     </w:p>
     <w:p>
       <w:pPr>
-        <w:spacing w:before="0" w:after="0" w:line="20" w:lineRule="exact"/>
+        <w:spacing w:line="20" w:lineRule="exact"/>
       </w:pPr>
     </w:p>
     <w:p>
@@ -1186,22 +1097,20 @@
           <w:tab w:val="right" w:pos="9504"/>
         </w:tabs>
         <w:spacing w:before="50" w:after="36" w:line="240" w:lineRule="auto"/>
-      </w:pPr>
-      <w:r>
-        <w:rPr>
-          <w:rFonts w:ascii="Avenir Next" w:hAnsi="Avenir Next" w:cs="Avenir Next" w:eastAsia="Avenir Next"/>
+        <w:outlineLvl w:val="1"/>
+      </w:pPr>
+      <w:r>
+        <w:rPr>
           <w:b/>
           <w:color w:val="003A70"/>
           <w:spacing w:val="14"/>
           <w:sz w:val="19"/>
           <w:szCs w:val="19"/>
         </w:rPr>
-        <w:t xml:space="preserve">YOUR TURN</w:t>
-      </w:r>
-      <w:r>
-        <w:rPr>
-          <w:rFonts w:ascii="Avenir Next" w:hAnsi="Avenir Next" w:cs="Avenir Next" w:eastAsia="Avenir Next"/>
-          <w:color w:val="1A1A1A"/>
+        <w:t>YOUR TURN</w:t>
+      </w:r>
+      <w:r>
+        <w:rPr>
           <w:sz w:val="17"/>
           <w:szCs w:val="17"/>
         </w:rPr>
@@ -1209,24 +1118,22 @@
       </w:r>
       <w:r>
         <w:rPr>
-          <w:rFonts w:ascii="Avenir Next" w:hAnsi="Avenir Next" w:cs="Avenir Next" w:eastAsia="Avenir Next"/>
           <w:i/>
           <w:color w:val="5A5F66"/>
           <w:sz w:val="17"/>
           <w:szCs w:val="17"/>
         </w:rPr>
-        <w:t xml:space="preserve">use the steps on your own</w:t>
-      </w:r>
-    </w:p>
-    <w:p>
-      <w:pPr>
-        <w:spacing w:before="0" w:after="0" w:line="20" w:lineRule="exact"/>
+        <w:t>use the steps on your own</w:t>
+      </w:r>
+    </w:p>
+    <w:p>
+      <w:pPr>
+        <w:spacing w:line="20" w:lineRule="exact"/>
       </w:pPr>
     </w:p>
     <w:tbl>
       <w:tblPr>
         <w:tblW w:w="9504" w:type="dxa"/>
-        <w:jc w:val="left"/>
         <w:tblBorders>
           <w:top w:val="nil"/>
           <w:left w:val="nil"/>
@@ -1237,12 +1144,10 @@
         </w:tblBorders>
         <w:tblLayout w:type="fixed"/>
         <w:tblCellMar>
-          <w:top w:w="0" w:type="dxa"/>
           <w:left w:w="0" w:type="dxa"/>
-          <w:bottom w:w="0" w:type="dxa"/>
           <w:right w:w="0" w:type="dxa"/>
         </w:tblCellMar>
-        <w:tblLook w:val="0000" w:firstRow="0" w:lastRow="0" w:firstColumn="0" w:lastColumn="0" w:noHBand="1" w:noVBand="1"/>
+        <w:tblLook w:val="0600" w:firstRow="0" w:lastRow="0" w:firstColumn="0" w:lastColumn="0" w:noHBand="1" w:noVBand="1"/>
       </w:tblPr>
       <w:tblGrid>
         <w:gridCol w:w="9504"/>
@@ -1254,7 +1159,6 @@
         <w:tc>
           <w:tcPr>
             <w:tcW w:w="9504" w:type="dxa"/>
-            <w:vAlign w:val="top"/>
           </w:tcPr>
           <w:p>
             <w:pPr>
@@ -1267,38 +1171,25 @@
             </w:pPr>
             <w:r>
               <w:rPr>
-                <w:rFonts w:ascii="Avenir Next" w:hAnsi="Avenir Next" w:cs="Avenir Next" w:eastAsia="Avenir Next"/>
                 <w:b/>
-                <w:color w:val="1A1A1A"/>
-                <w:sz w:val="22"/>
-                <w:szCs w:val="22"/>
-              </w:rPr>
-              <w:t xml:space="preserve">3.</w:t>
-            </w:r>
-            <w:r>
-              <w:rPr>
-                <w:rFonts w:ascii="Avenir Next" w:hAnsi="Avenir Next" w:cs="Avenir Next" w:eastAsia="Avenir Next"/>
-                <w:color w:val="1A1A1A"/>
-                <w:sz w:val="22"/>
-                <w:szCs w:val="22"/>
+                <w:sz w:val="21"/>
+                <w:szCs w:val="21"/>
+              </w:rPr>
+              <w:t>3.</w:t>
+            </w:r>
+            <w:r>
+              <w:rPr>
+                <w:sz w:val="21"/>
+                <w:szCs w:val="21"/>
               </w:rPr>
               <w:tab/>
-            </w:r>
-            <w:r>
-              <w:rPr>
-                <w:rFonts w:ascii="Avenir Next" w:hAnsi="Avenir Next" w:cs="Avenir Next" w:eastAsia="Avenir Next"/>
-                <w:color w:val="1A1A1A"/>
-                <w:sz w:val="22"/>
-                <w:szCs w:val="22"/>
-              </w:rPr>
-              <w:t xml:space="preserve">Write each ratio as a number out of 100.</w:t>
+              <w:t>Write each ratio as a number out of 100.</w:t>
             </w:r>
           </w:p>
           <w:tbl>
             <w:tblPr>
+              <w:tblW w:w="9072" w:type="dxa"/>
               <w:tblInd w:w="432" w:type="dxa"/>
-              <w:tblW w:w="9072" w:type="dxa"/>
-              <w:jc w:val="left"/>
               <w:tblBorders>
                 <w:top w:val="nil"/>
                 <w:left w:val="nil"/>
@@ -1314,7 +1205,7 @@
                 <w:bottom w:w="40" w:type="dxa"/>
                 <w:right w:w="80" w:type="dxa"/>
               </w:tblCellMar>
-              <w:tblLook w:val="0000" w:firstRow="0" w:lastRow="0" w:firstColumn="0" w:lastColumn="0" w:noHBand="1" w:noVBand="1"/>
+              <w:tblLook w:val="0600" w:firstRow="0" w:lastRow="0" w:firstColumn="0" w:lastColumn="0" w:noHBand="1" w:noVBand="1"/>
             </w:tblPr>
             <w:tblGrid>
               <w:gridCol w:w="3024"/>
@@ -1324,191 +1215,122 @@
             <w:tr>
               <w:trPr>
                 <w:cantSplit/>
-                <w:trHeight w:val="430" w:hRule="atLeast"/>
+                <w:trHeight w:val="430"/>
               </w:trPr>
               <w:tc>
                 <w:tcPr>
                   <w:tcW w:w="3024" w:type="dxa"/>
-                  <w:vAlign w:val="top"/>
                 </w:tcPr>
                 <w:p>
                   <w:pPr>
                     <w:tabs>
                       <w:tab w:val="left" w:pos="340"/>
                     </w:tabs>
-                    <w:spacing w:before="0" w:after="0" w:line="276" w:lineRule="auto"/>
+                    <w:spacing w:line="276" w:lineRule="auto"/>
                     <w:ind w:left="340" w:hanging="340"/>
                   </w:pPr>
                   <w:r>
                     <w:rPr>
-                      <w:rFonts w:ascii="Avenir Next" w:hAnsi="Avenir Next" w:cs="Avenir Next" w:eastAsia="Avenir Next"/>
                       <w:b/>
                       <w:color w:val="003A70"/>
-                      <w:sz w:val="22"/>
-                      <w:szCs w:val="22"/>
-                    </w:rPr>
-                    <w:t xml:space="preserve">a.</w:t>
-                  </w:r>
-                  <w:r>
-                    <w:rPr>
-                      <w:rFonts w:ascii="Avenir Next" w:hAnsi="Avenir Next" w:cs="Avenir Next" w:eastAsia="Avenir Next"/>
-                      <w:color w:val="1A1A1A"/>
-                      <w:sz w:val="22"/>
-                      <w:szCs w:val="22"/>
+                      <w:sz w:val="21"/>
+                      <w:szCs w:val="21"/>
+                    </w:rPr>
+                    <w:t>a.</w:t>
+                  </w:r>
+                  <w:r>
+                    <w:rPr>
+                      <w:sz w:val="21"/>
+                      <w:szCs w:val="21"/>
                     </w:rPr>
                     <w:tab/>
-                  </w:r>
-                  <w:r>
-                    <w:rPr>
-                      <w:rFonts w:ascii="Avenir Next" w:hAnsi="Avenir Next" w:cs="Avenir Next" w:eastAsia="Avenir Next"/>
-                      <w:color w:val="1A1A1A"/>
-                      <w:sz w:val="22"/>
-                      <w:szCs w:val="22"/>
-                    </w:rPr>
-                    <w:t xml:space="preserve">7 out of 20 =</w:t>
-                  </w:r>
-                  <w:r>
-                    <w:rPr>
-                      <w:rFonts w:ascii="Avenir Next" w:hAnsi="Avenir Next" w:cs="Avenir Next" w:eastAsia="Avenir Next"/>
-                      <w:color w:val="1A1A1A"/>
-                      <w:sz w:val="22"/>
-                      <w:szCs w:val="22"/>
-                    </w:rPr>
-                    <w:t xml:space="preserve">  </w:t>
-                  </w:r>
-                  <w:r>
-                    <w:rPr>
-                      <w:rFonts w:ascii="Avenir Next" w:hAnsi="Avenir Next" w:cs="Avenir Next" w:eastAsia="Avenir Next"/>
-                      <w:color w:val="1A1A1A"/>
-                      <w:sz w:val="22"/>
-                      <w:szCs w:val="22"/>
+                    <w:t xml:space="preserve">7 out of 20 =  </w:t>
+                  </w:r>
+                  <w:r>
+                    <w:rPr>
+                      <w:sz w:val="21"/>
+                      <w:szCs w:val="21"/>
                       <w:u w:val="single"/>
                     </w:rPr>
-                    <w:t xml:space="preserve">      </w:t>
+                    <w:t>      </w:t>
                   </w:r>
                 </w:p>
               </w:tc>
               <w:tc>
                 <w:tcPr>
                   <w:tcW w:w="3024" w:type="dxa"/>
-                  <w:vAlign w:val="top"/>
                 </w:tcPr>
                 <w:p>
                   <w:pPr>
                     <w:tabs>
                       <w:tab w:val="left" w:pos="340"/>
                     </w:tabs>
-                    <w:spacing w:before="0" w:after="0" w:line="276" w:lineRule="auto"/>
+                    <w:spacing w:line="276" w:lineRule="auto"/>
                     <w:ind w:left="340" w:hanging="340"/>
                   </w:pPr>
                   <w:r>
                     <w:rPr>
-                      <w:rFonts w:ascii="Avenir Next" w:hAnsi="Avenir Next" w:cs="Avenir Next" w:eastAsia="Avenir Next"/>
                       <w:b/>
                       <w:color w:val="003A70"/>
-                      <w:sz w:val="22"/>
-                      <w:szCs w:val="22"/>
-                    </w:rPr>
-                    <w:t xml:space="preserve">b.</w:t>
-                  </w:r>
-                  <w:r>
-                    <w:rPr>
-                      <w:rFonts w:ascii="Avenir Next" w:hAnsi="Avenir Next" w:cs="Avenir Next" w:eastAsia="Avenir Next"/>
-                      <w:color w:val="1A1A1A"/>
-                      <w:sz w:val="22"/>
-                      <w:szCs w:val="22"/>
+                      <w:sz w:val="21"/>
+                      <w:szCs w:val="21"/>
+                    </w:rPr>
+                    <w:t>b.</w:t>
+                  </w:r>
+                  <w:r>
+                    <w:rPr>
+                      <w:sz w:val="21"/>
+                      <w:szCs w:val="21"/>
                     </w:rPr>
                     <w:tab/>
-                  </w:r>
-                  <w:r>
-                    <w:rPr>
-                      <w:rFonts w:ascii="Avenir Next" w:hAnsi="Avenir Next" w:cs="Avenir Next" w:eastAsia="Avenir Next"/>
-                      <w:color w:val="1A1A1A"/>
-                      <w:sz w:val="22"/>
-                      <w:szCs w:val="22"/>
-                    </w:rPr>
-                    <w:t xml:space="preserve">9 out of 25 =</w:t>
-                  </w:r>
-                  <w:r>
-                    <w:rPr>
-                      <w:rFonts w:ascii="Avenir Next" w:hAnsi="Avenir Next" w:cs="Avenir Next" w:eastAsia="Avenir Next"/>
-                      <w:color w:val="1A1A1A"/>
-                      <w:sz w:val="22"/>
-                      <w:szCs w:val="22"/>
-                    </w:rPr>
-                    <w:t xml:space="preserve">  </w:t>
-                  </w:r>
-                  <w:r>
-                    <w:rPr>
-                      <w:rFonts w:ascii="Avenir Next" w:hAnsi="Avenir Next" w:cs="Avenir Next" w:eastAsia="Avenir Next"/>
-                      <w:color w:val="1A1A1A"/>
-                      <w:sz w:val="22"/>
-                      <w:szCs w:val="22"/>
+                    <w:t xml:space="preserve">9 out of 25 =  </w:t>
+                  </w:r>
+                  <w:r>
+                    <w:rPr>
+                      <w:sz w:val="21"/>
+                      <w:szCs w:val="21"/>
                       <w:u w:val="single"/>
                     </w:rPr>
-                    <w:t xml:space="preserve">      </w:t>
+                    <w:t>      </w:t>
                   </w:r>
                 </w:p>
               </w:tc>
               <w:tc>
                 <w:tcPr>
                   <w:tcW w:w="3024" w:type="dxa"/>
-                  <w:vAlign w:val="top"/>
                 </w:tcPr>
                 <w:p>
                   <w:pPr>
                     <w:tabs>
                       <w:tab w:val="left" w:pos="340"/>
                     </w:tabs>
-                    <w:spacing w:before="0" w:after="0" w:line="276" w:lineRule="auto"/>
+                    <w:spacing w:line="276" w:lineRule="auto"/>
                     <w:ind w:left="340" w:hanging="340"/>
                   </w:pPr>
                   <w:r>
                     <w:rPr>
-                      <w:rFonts w:ascii="Avenir Next" w:hAnsi="Avenir Next" w:cs="Avenir Next" w:eastAsia="Avenir Next"/>
                       <w:b/>
                       <w:color w:val="003A70"/>
-                      <w:sz w:val="22"/>
-                      <w:szCs w:val="22"/>
-                    </w:rPr>
-                    <w:t xml:space="preserve">c.</w:t>
-                  </w:r>
-                  <w:r>
-                    <w:rPr>
-                      <w:rFonts w:ascii="Avenir Next" w:hAnsi="Avenir Next" w:cs="Avenir Next" w:eastAsia="Avenir Next"/>
-                      <w:color w:val="1A1A1A"/>
-                      <w:sz w:val="22"/>
-                      <w:szCs w:val="22"/>
+                      <w:sz w:val="21"/>
+                      <w:szCs w:val="21"/>
+                    </w:rPr>
+                    <w:t>c.</w:t>
+                  </w:r>
+                  <w:r>
+                    <w:rPr>
+                      <w:sz w:val="21"/>
+                      <w:szCs w:val="21"/>
                     </w:rPr>
                     <w:tab/>
-                  </w:r>
-                  <w:r>
-                    <w:rPr>
-                      <w:rFonts w:ascii="Avenir Next" w:hAnsi="Avenir Next" w:cs="Avenir Next" w:eastAsia="Avenir Next"/>
-                      <w:color w:val="1A1A1A"/>
-                      <w:sz w:val="22"/>
-                      <w:szCs w:val="22"/>
-                    </w:rPr>
-                    <w:t xml:space="preserve">1 out of 2 =</w:t>
-                  </w:r>
-                  <w:r>
-                    <w:rPr>
-                      <w:rFonts w:ascii="Avenir Next" w:hAnsi="Avenir Next" w:cs="Avenir Next" w:eastAsia="Avenir Next"/>
-                      <w:color w:val="1A1A1A"/>
-                      <w:sz w:val="22"/>
-                      <w:szCs w:val="22"/>
-                    </w:rPr>
-                    <w:t xml:space="preserve">  </w:t>
-                  </w:r>
-                  <w:r>
-                    <w:rPr>
-                      <w:rFonts w:ascii="Avenir Next" w:hAnsi="Avenir Next" w:cs="Avenir Next" w:eastAsia="Avenir Next"/>
-                      <w:color w:val="1A1A1A"/>
-                      <w:sz w:val="22"/>
-                      <w:szCs w:val="22"/>
+                    <w:t xml:space="preserve">1 out of 2 =  </w:t>
+                  </w:r>
+                  <w:r>
+                    <w:rPr>
+                      <w:sz w:val="21"/>
+                      <w:szCs w:val="21"/>
                       <w:u w:val="single"/>
                     </w:rPr>
-                    <w:t xml:space="preserve">      </w:t>
+                    <w:t>      </w:t>
                   </w:r>
                 </w:p>
               </w:tc>
@@ -1516,191 +1338,122 @@
             <w:tr>
               <w:trPr>
                 <w:cantSplit/>
-                <w:trHeight w:val="430" w:hRule="atLeast"/>
+                <w:trHeight w:val="430"/>
               </w:trPr>
               <w:tc>
                 <w:tcPr>
                   <w:tcW w:w="3024" w:type="dxa"/>
-                  <w:vAlign w:val="top"/>
                 </w:tcPr>
                 <w:p>
                   <w:pPr>
                     <w:tabs>
                       <w:tab w:val="left" w:pos="340"/>
                     </w:tabs>
-                    <w:spacing w:before="0" w:after="0" w:line="276" w:lineRule="auto"/>
+                    <w:spacing w:line="276" w:lineRule="auto"/>
                     <w:ind w:left="340" w:hanging="340"/>
                   </w:pPr>
                   <w:r>
                     <w:rPr>
-                      <w:rFonts w:ascii="Avenir Next" w:hAnsi="Avenir Next" w:cs="Avenir Next" w:eastAsia="Avenir Next"/>
                       <w:b/>
                       <w:color w:val="003A70"/>
-                      <w:sz w:val="22"/>
-                      <w:szCs w:val="22"/>
-                    </w:rPr>
-                    <w:t xml:space="preserve">d.</w:t>
-                  </w:r>
-                  <w:r>
-                    <w:rPr>
-                      <w:rFonts w:ascii="Avenir Next" w:hAnsi="Avenir Next" w:cs="Avenir Next" w:eastAsia="Avenir Next"/>
-                      <w:color w:val="1A1A1A"/>
-                      <w:sz w:val="22"/>
-                      <w:szCs w:val="22"/>
+                      <w:sz w:val="21"/>
+                      <w:szCs w:val="21"/>
+                    </w:rPr>
+                    <w:t>d.</w:t>
+                  </w:r>
+                  <w:r>
+                    <w:rPr>
+                      <w:sz w:val="21"/>
+                      <w:szCs w:val="21"/>
                     </w:rPr>
                     <w:tab/>
-                  </w:r>
-                  <w:r>
-                    <w:rPr>
-                      <w:rFonts w:ascii="Avenir Next" w:hAnsi="Avenir Next" w:cs="Avenir Next" w:eastAsia="Avenir Next"/>
-                      <w:color w:val="1A1A1A"/>
-                      <w:sz w:val="22"/>
-                      <w:szCs w:val="22"/>
-                    </w:rPr>
-                    <w:t xml:space="preserve">3 out of 10 =</w:t>
-                  </w:r>
-                  <w:r>
-                    <w:rPr>
-                      <w:rFonts w:ascii="Avenir Next" w:hAnsi="Avenir Next" w:cs="Avenir Next" w:eastAsia="Avenir Next"/>
-                      <w:color w:val="1A1A1A"/>
-                      <w:sz w:val="22"/>
-                      <w:szCs w:val="22"/>
-                    </w:rPr>
-                    <w:t xml:space="preserve">  </w:t>
-                  </w:r>
-                  <w:r>
-                    <w:rPr>
-                      <w:rFonts w:ascii="Avenir Next" w:hAnsi="Avenir Next" w:cs="Avenir Next" w:eastAsia="Avenir Next"/>
-                      <w:color w:val="1A1A1A"/>
-                      <w:sz w:val="22"/>
-                      <w:szCs w:val="22"/>
+                    <w:t xml:space="preserve">3 out of 10 =  </w:t>
+                  </w:r>
+                  <w:r>
+                    <w:rPr>
+                      <w:sz w:val="21"/>
+                      <w:szCs w:val="21"/>
                       <w:u w:val="single"/>
                     </w:rPr>
-                    <w:t xml:space="preserve">      </w:t>
+                    <w:t>      </w:t>
                   </w:r>
                 </w:p>
               </w:tc>
               <w:tc>
                 <w:tcPr>
                   <w:tcW w:w="3024" w:type="dxa"/>
-                  <w:vAlign w:val="top"/>
                 </w:tcPr>
                 <w:p>
                   <w:pPr>
                     <w:tabs>
                       <w:tab w:val="left" w:pos="340"/>
                     </w:tabs>
-                    <w:spacing w:before="0" w:after="0" w:line="276" w:lineRule="auto"/>
+                    <w:spacing w:line="276" w:lineRule="auto"/>
                     <w:ind w:left="340" w:hanging="340"/>
                   </w:pPr>
                   <w:r>
                     <w:rPr>
-                      <w:rFonts w:ascii="Avenir Next" w:hAnsi="Avenir Next" w:cs="Avenir Next" w:eastAsia="Avenir Next"/>
                       <w:b/>
                       <w:color w:val="003A70"/>
-                      <w:sz w:val="22"/>
-                      <w:szCs w:val="22"/>
-                    </w:rPr>
-                    <w:t xml:space="preserve">e.</w:t>
-                  </w:r>
-                  <w:r>
-                    <w:rPr>
-                      <w:rFonts w:ascii="Avenir Next" w:hAnsi="Avenir Next" w:cs="Avenir Next" w:eastAsia="Avenir Next"/>
-                      <w:color w:val="1A1A1A"/>
-                      <w:sz w:val="22"/>
-                      <w:szCs w:val="22"/>
+                      <w:sz w:val="21"/>
+                      <w:szCs w:val="21"/>
+                    </w:rPr>
+                    <w:t>e.</w:t>
+                  </w:r>
+                  <w:r>
+                    <w:rPr>
+                      <w:sz w:val="21"/>
+                      <w:szCs w:val="21"/>
                     </w:rPr>
                     <w:tab/>
-                  </w:r>
-                  <w:r>
-                    <w:rPr>
-                      <w:rFonts w:ascii="Avenir Next" w:hAnsi="Avenir Next" w:cs="Avenir Next" w:eastAsia="Avenir Next"/>
-                      <w:color w:val="1A1A1A"/>
-                      <w:sz w:val="22"/>
-                      <w:szCs w:val="22"/>
-                    </w:rPr>
-                    <w:t xml:space="preserve">11 out of 50 =</w:t>
-                  </w:r>
-                  <w:r>
-                    <w:rPr>
-                      <w:rFonts w:ascii="Avenir Next" w:hAnsi="Avenir Next" w:cs="Avenir Next" w:eastAsia="Avenir Next"/>
-                      <w:color w:val="1A1A1A"/>
-                      <w:sz w:val="22"/>
-                      <w:szCs w:val="22"/>
-                    </w:rPr>
-                    <w:t xml:space="preserve">  </w:t>
-                  </w:r>
-                  <w:r>
-                    <w:rPr>
-                      <w:rFonts w:ascii="Avenir Next" w:hAnsi="Avenir Next" w:cs="Avenir Next" w:eastAsia="Avenir Next"/>
-                      <w:color w:val="1A1A1A"/>
-                      <w:sz w:val="22"/>
-                      <w:szCs w:val="22"/>
+                    <w:t xml:space="preserve">11 out of 50 =  </w:t>
+                  </w:r>
+                  <w:r>
+                    <w:rPr>
+                      <w:sz w:val="21"/>
+                      <w:szCs w:val="21"/>
                       <w:u w:val="single"/>
                     </w:rPr>
-                    <w:t xml:space="preserve">      </w:t>
+                    <w:t>      </w:t>
                   </w:r>
                 </w:p>
               </w:tc>
               <w:tc>
                 <w:tcPr>
                   <w:tcW w:w="3024" w:type="dxa"/>
-                  <w:vAlign w:val="top"/>
                 </w:tcPr>
                 <w:p>
                   <w:pPr>
                     <w:tabs>
                       <w:tab w:val="left" w:pos="340"/>
                     </w:tabs>
-                    <w:spacing w:before="0" w:after="0" w:line="276" w:lineRule="auto"/>
+                    <w:spacing w:line="276" w:lineRule="auto"/>
                     <w:ind w:left="340" w:hanging="340"/>
                   </w:pPr>
                   <w:r>
                     <w:rPr>
-                      <w:rFonts w:ascii="Avenir Next" w:hAnsi="Avenir Next" w:cs="Avenir Next" w:eastAsia="Avenir Next"/>
                       <w:b/>
                       <w:color w:val="003A70"/>
-                      <w:sz w:val="22"/>
-                      <w:szCs w:val="22"/>
-                    </w:rPr>
-                    <w:t xml:space="preserve">f.</w:t>
-                  </w:r>
-                  <w:r>
-                    <w:rPr>
-                      <w:rFonts w:ascii="Avenir Next" w:hAnsi="Avenir Next" w:cs="Avenir Next" w:eastAsia="Avenir Next"/>
-                      <w:color w:val="1A1A1A"/>
-                      <w:sz w:val="22"/>
-                      <w:szCs w:val="22"/>
+                      <w:sz w:val="21"/>
+                      <w:szCs w:val="21"/>
+                    </w:rPr>
+                    <w:t>f.</w:t>
+                  </w:r>
+                  <w:r>
+                    <w:rPr>
+                      <w:sz w:val="21"/>
+                      <w:szCs w:val="21"/>
                     </w:rPr>
                     <w:tab/>
-                  </w:r>
-                  <w:r>
-                    <w:rPr>
-                      <w:rFonts w:ascii="Avenir Next" w:hAnsi="Avenir Next" w:cs="Avenir Next" w:eastAsia="Avenir Next"/>
-                      <w:color w:val="1A1A1A"/>
-                      <w:sz w:val="22"/>
-                      <w:szCs w:val="22"/>
-                    </w:rPr>
-                    <w:t xml:space="preserve">4 out of 5 =</w:t>
-                  </w:r>
-                  <w:r>
-                    <w:rPr>
-                      <w:rFonts w:ascii="Avenir Next" w:hAnsi="Avenir Next" w:cs="Avenir Next" w:eastAsia="Avenir Next"/>
-                      <w:color w:val="1A1A1A"/>
-                      <w:sz w:val="22"/>
-                      <w:szCs w:val="22"/>
-                    </w:rPr>
-                    <w:t xml:space="preserve">  </w:t>
-                  </w:r>
-                  <w:r>
-                    <w:rPr>
-                      <w:rFonts w:ascii="Avenir Next" w:hAnsi="Avenir Next" w:cs="Avenir Next" w:eastAsia="Avenir Next"/>
-                      <w:color w:val="1A1A1A"/>
-                      <w:sz w:val="22"/>
-                      <w:szCs w:val="22"/>
+                    <w:t xml:space="preserve">4 out of 5 =  </w:t>
+                  </w:r>
+                  <w:r>
+                    <w:rPr>
+                      <w:sz w:val="21"/>
+                      <w:szCs w:val="21"/>
                       <w:u w:val="single"/>
                     </w:rPr>
-                    <w:t xml:space="preserve">      </w:t>
+                    <w:t>      </w:t>
                   </w:r>
                 </w:p>
               </w:tc>
@@ -1708,7 +1461,7 @@
           </w:tbl>
           <w:p>
             <w:pPr>
-              <w:spacing w:before="0" w:after="0" w:line="24" w:lineRule="auto"/>
+              <w:spacing w:line="24" w:lineRule="auto"/>
             </w:pPr>
           </w:p>
         </w:tc>
@@ -1716,18 +1469,17 @@
     </w:tbl>
     <w:p>
       <w:pPr>
-        <w:spacing w:before="0" w:after="0" w:line="20" w:lineRule="exact"/>
-      </w:pPr>
-    </w:p>
-    <w:p>
-      <w:pPr>
+        <w:spacing w:line="20" w:lineRule="exact"/>
+      </w:pPr>
+    </w:p>
+    <w:p>
+      <w:pPr>
+        <w:keepNext/>
         <w:pageBreakBefore/>
-        <w:keepNext/>
-        <w:spacing w:before="0" w:after="12" w:line="264" w:lineRule="auto"/>
-      </w:pPr>
-      <w:r>
-        <w:rPr>
-          <w:rFonts w:ascii="Avenir Next" w:hAnsi="Avenir Next" w:cs="Avenir Next" w:eastAsia="Avenir Next"/>
+        <w:spacing w:after="12"/>
+      </w:pPr>
+      <w:r>
+        <w:rPr>
           <w:b/>
           <w:caps/>
           <w:color w:val="003A70"/>
@@ -1735,23 +1487,22 @@
           <w:sz w:val="19"/>
           <w:szCs w:val="19"/>
         </w:rPr>
-        <w:t xml:space="preserve">Lesson 4-1  ·  Session 1  ·  Prerequisite Practice A  ·  Skill 2 of 2</w:t>
+        <w:lastRenderedPageBreak/>
+        <w:t>Lesson 4-1  ·  Session 1  ·  Prerequisite Practice A  ·  Skill 2 of 2</w:t>
       </w:r>
     </w:p>
     <w:p>
       <w:pPr>
         <w:keepNext/>
-        <w:spacing w:before="0" w:after="10" w:line="240" w:lineRule="auto"/>
-      </w:pPr>
-      <w:r>
-        <w:rPr>
-          <w:rFonts w:ascii="Avenir Next" w:hAnsi="Avenir Next" w:cs="Avenir Next" w:eastAsia="Avenir Next"/>
+        <w:spacing w:after="10" w:line="240" w:lineRule="auto"/>
+      </w:pPr>
+      <w:r>
+        <w:rPr>
           <w:b/>
-          <w:color w:val="1A1A1A"/>
           <w:sz w:val="40"/>
           <w:szCs w:val="40"/>
         </w:rPr>
-        <w:t xml:space="preserve">Write Hundredths as Decimals</w:t>
+        <w:t>Write Hundredths as Decimals</w:t>
       </w:r>
     </w:p>
     <w:p>
@@ -1759,22 +1510,20 @@
         <w:pBdr>
           <w:bottom w:val="single" w:sz="4" w:space="5" w:color="C9CDD2"/>
         </w:pBdr>
-        <w:spacing w:before="0" w:after="60" w:line="264" w:lineRule="auto"/>
-      </w:pPr>
-      <w:r>
-        <w:rPr>
-          <w:rFonts w:ascii="Avenir Next" w:hAnsi="Avenir Next" w:cs="Avenir Next" w:eastAsia="Avenir Next"/>
+        <w:spacing w:after="60"/>
+      </w:pPr>
+      <w:r>
+        <w:rPr>
           <w:color w:val="5A5F66"/>
           <w:sz w:val="17"/>
           <w:szCs w:val="17"/>
         </w:rPr>
-        <w:t xml:space="preserve">Builds on Grade 4 · 4.NF.C.6</w:t>
+        <w:t>Builds on Grade 4</w:t>
       </w:r>
     </w:p>
     <w:tbl>
       <w:tblPr>
         <w:tblW w:w="9504" w:type="dxa"/>
-        <w:jc w:val="left"/>
         <w:tblBorders>
           <w:top w:val="single" w:sz="8" w:space="0" w:color="000000"/>
           <w:left w:val="single" w:sz="8" w:space="0" w:color="000000"/>
@@ -1790,7 +1539,7 @@
           <w:bottom w:w="25" w:type="dxa"/>
           <w:right w:w="120" w:type="dxa"/>
         </w:tblCellMar>
-        <w:tblLook w:val="0000" w:firstRow="0" w:lastRow="0" w:firstColumn="0" w:lastColumn="0" w:noHBand="1" w:noVBand="1"/>
+        <w:tblLook w:val="0600" w:firstRow="0" w:lastRow="0" w:firstColumn="0" w:lastColumn="0" w:noHBand="1" w:noVBand="1"/>
       </w:tblPr>
       <w:tblGrid>
         <w:gridCol w:w="2300"/>
@@ -1808,18 +1557,17 @@
           </w:tcPr>
           <w:p>
             <w:pPr>
-              <w:spacing w:before="0" w:after="0" w:line="252" w:lineRule="auto"/>
+              <w:spacing w:line="252" w:lineRule="auto"/>
             </w:pPr>
             <w:r>
               <w:rPr>
-                <w:rFonts w:ascii="Avenir Next" w:hAnsi="Avenir Next" w:cs="Avenir Next" w:eastAsia="Avenir Next"/>
                 <w:b/>
                 <w:color w:val="003A70"/>
                 <w:spacing w:val="12"/>
                 <w:sz w:val="15"/>
                 <w:szCs w:val="15"/>
               </w:rPr>
-              <w:t xml:space="preserve">TODAY’S LESSON</w:t>
+              <w:t>TODAY’S LESSON</w:t>
             </w:r>
           </w:p>
         </w:tc>
@@ -1830,17 +1578,8 @@
             <w:vAlign w:val="center"/>
           </w:tcPr>
           <w:p>
-            <w:pPr>
-              <w:spacing w:before="0" w:after="0" w:line="264" w:lineRule="auto"/>
-            </w:pPr>
-            <w:r>
-              <w:rPr>
-                <w:rFonts w:ascii="Avenir Next" w:hAnsi="Avenir Next" w:cs="Avenir Next" w:eastAsia="Avenir Next"/>
-                <w:color w:val="1A1A1A"/>
-                <w:sz w:val="20"/>
-                <w:szCs w:val="20"/>
-              </w:rPr>
-              <w:t xml:space="preserve">You will write 62 shaded squares out of 100 as a decimal.</w:t>
+            <w:r>
+              <w:t>You will write 62 shaded squares out of 100 as a decimal.</w:t>
             </w:r>
           </w:p>
         </w:tc>
@@ -1857,18 +1596,17 @@
           </w:tcPr>
           <w:p>
             <w:pPr>
-              <w:spacing w:before="0" w:after="0" w:line="252" w:lineRule="auto"/>
+              <w:spacing w:line="252" w:lineRule="auto"/>
             </w:pPr>
             <w:r>
               <w:rPr>
-                <w:rFonts w:ascii="Avenir Next" w:hAnsi="Avenir Next" w:cs="Avenir Next" w:eastAsia="Avenir Next"/>
                 <w:b/>
                 <w:color w:val="003A70"/>
                 <w:spacing w:val="12"/>
                 <w:sz w:val="15"/>
                 <w:szCs w:val="15"/>
               </w:rPr>
-              <w:t xml:space="preserve">YOU NEED TO</w:t>
+              <w:t>YOU NEED TO</w:t>
             </w:r>
           </w:p>
         </w:tc>
@@ -1879,27 +1617,14 @@
             <w:vAlign w:val="center"/>
           </w:tcPr>
           <w:p>
-            <w:pPr>
-              <w:spacing w:before="0" w:after="0" w:line="264" w:lineRule="auto"/>
-            </w:pPr>
-            <w:r>
-              <w:rPr>
-                <w:rFonts w:ascii="Avenir Next" w:hAnsi="Avenir Next" w:cs="Avenir Next" w:eastAsia="Avenir Next"/>
-                <w:color w:val="1A1A1A"/>
-                <w:sz w:val="20"/>
-                <w:szCs w:val="20"/>
-              </w:rPr>
+            <w:r>
               <w:t xml:space="preserve">Write hundredths as a decimal, like 8/100 = 0.08.  </w:t>
             </w:r>
             <w:r>
               <w:rPr>
-                <w:rFonts w:ascii="Avenir Next" w:hAnsi="Avenir Next" w:cs="Avenir Next" w:eastAsia="Avenir Next"/>
                 <w:b/>
-                <w:color w:val="1A1A1A"/>
-                <w:sz w:val="20"/>
-                <w:szCs w:val="20"/>
-              </w:rPr>
-              <w:t xml:space="preserve">You will use it in Practice Form A, problem 3.</w:t>
+              </w:rPr>
+              <w:t>You will use it in Practice, problem 3.</w:t>
             </w:r>
           </w:p>
         </w:tc>
@@ -1915,22 +1640,20 @@
           <w:tab w:val="right" w:pos="9504"/>
         </w:tabs>
         <w:spacing w:before="50" w:after="36" w:line="240" w:lineRule="auto"/>
-      </w:pPr>
-      <w:r>
-        <w:rPr>
-          <w:rFonts w:ascii="Avenir Next" w:hAnsi="Avenir Next" w:cs="Avenir Next" w:eastAsia="Avenir Next"/>
+        <w:outlineLvl w:val="1"/>
+      </w:pPr>
+      <w:r>
+        <w:rPr>
           <w:b/>
           <w:color w:val="003A70"/>
           <w:spacing w:val="14"/>
           <w:sz w:val="19"/>
           <w:szCs w:val="19"/>
         </w:rPr>
-        <w:t xml:space="preserve">STEPS TO FOLLOW</w:t>
-      </w:r>
-      <w:r>
-        <w:rPr>
-          <w:rFonts w:ascii="Avenir Next" w:hAnsi="Avenir Next" w:cs="Avenir Next" w:eastAsia="Avenir Next"/>
-          <w:color w:val="1A1A1A"/>
+        <w:t>STEPS TO FOLLOW</w:t>
+      </w:r>
+      <w:r>
+        <w:rPr>
           <w:sz w:val="17"/>
           <w:szCs w:val="17"/>
         </w:rPr>
@@ -1938,19 +1661,17 @@
       </w:r>
       <w:r>
         <w:rPr>
-          <w:rFonts w:ascii="Avenir Next" w:hAnsi="Avenir Next" w:cs="Avenir Next" w:eastAsia="Avenir Next"/>
           <w:i/>
           <w:color w:val="5A5F66"/>
           <w:sz w:val="17"/>
           <w:szCs w:val="17"/>
         </w:rPr>
-        <w:t xml:space="preserve">use these same steps on every problem</w:t>
+        <w:t>use these same steps on every problem</w:t>
       </w:r>
     </w:p>
     <w:tbl>
       <w:tblPr>
         <w:tblW w:w="9504" w:type="dxa"/>
-        <w:jc w:val="left"/>
         <w:tblBorders>
           <w:top w:val="single" w:sz="8" w:space="0" w:color="000000"/>
           <w:left w:val="single" w:sz="8" w:space="0" w:color="000000"/>
@@ -1966,7 +1687,7 @@
           <w:bottom w:w="25" w:type="dxa"/>
           <w:right w:w="120" w:type="dxa"/>
         </w:tblCellMar>
-        <w:tblLook w:val="0000" w:firstRow="0" w:lastRow="0" w:firstColumn="0" w:lastColumn="0" w:noHBand="1" w:noVBand="1"/>
+        <w:tblLook w:val="0600" w:firstRow="0" w:lastRow="0" w:firstColumn="0" w:lastColumn="0" w:noHBand="1" w:noVBand="1"/>
       </w:tblPr>
       <w:tblGrid>
         <w:gridCol w:w="620"/>
@@ -1983,18 +1704,17 @@
           </w:tcPr>
           <w:p>
             <w:pPr>
-              <w:spacing w:before="0" w:after="0" w:line="240" w:lineRule="auto"/>
+              <w:spacing w:line="240" w:lineRule="auto"/>
               <w:jc w:val="center"/>
             </w:pPr>
             <w:r>
               <w:rPr>
-                <w:rFonts w:ascii="Avenir Next" w:hAnsi="Avenir Next" w:cs="Avenir Next" w:eastAsia="Avenir Next"/>
                 <w:b/>
                 <w:color w:val="003A70"/>
                 <w:sz w:val="30"/>
                 <w:szCs w:val="30"/>
               </w:rPr>
-              <w:t xml:space="preserve">1</w:t>
+              <w:t>1</w:t>
             </w:r>
           </w:p>
         </w:tc>
@@ -2004,23 +1724,16 @@
             <w:vAlign w:val="center"/>
           </w:tcPr>
           <w:p>
-            <w:pPr>
-              <w:spacing w:before="0" w:after="0" w:line="264" w:lineRule="auto"/>
-            </w:pPr>
-            <w:r>
-              <w:rPr>
-                <w:rFonts w:ascii="Avenir Next" w:hAnsi="Avenir Next" w:cs="Avenir Next" w:eastAsia="Avenir Next"/>
+            <w:r>
+              <w:rPr>
                 <w:b/>
-                <w:color w:val="1A1A1A"/>
                 <w:sz w:val="21"/>
                 <w:szCs w:val="21"/>
               </w:rPr>
-              <w:t xml:space="preserve">Read</w:t>
-            </w:r>
-            <w:r>
-              <w:rPr>
-                <w:rFonts w:ascii="Avenir Next" w:hAnsi="Avenir Next" w:cs="Avenir Next" w:eastAsia="Avenir Next"/>
-                <w:color w:val="1A1A1A"/>
+              <w:t>Read</w:t>
+            </w:r>
+            <w:r>
+              <w:rPr>
                 <w:sz w:val="21"/>
                 <w:szCs w:val="21"/>
               </w:rPr>
@@ -2040,18 +1753,17 @@
           </w:tcPr>
           <w:p>
             <w:pPr>
-              <w:spacing w:before="0" w:after="0" w:line="240" w:lineRule="auto"/>
+              <w:spacing w:line="240" w:lineRule="auto"/>
               <w:jc w:val="center"/>
             </w:pPr>
             <w:r>
               <w:rPr>
-                <w:rFonts w:ascii="Avenir Next" w:hAnsi="Avenir Next" w:cs="Avenir Next" w:eastAsia="Avenir Next"/>
                 <w:b/>
                 <w:color w:val="003A70"/>
                 <w:sz w:val="30"/>
                 <w:szCs w:val="30"/>
               </w:rPr>
-              <w:t xml:space="preserve">2</w:t>
+              <w:t>2</w:t>
             </w:r>
           </w:p>
         </w:tc>
@@ -2061,13 +1773,8 @@
             <w:vAlign w:val="center"/>
           </w:tcPr>
           <w:p>
-            <w:pPr>
-              <w:spacing w:before="0" w:after="0" w:line="264" w:lineRule="auto"/>
-            </w:pPr>
-            <w:r>
-              <w:rPr>
-                <w:rFonts w:ascii="Avenir Next" w:hAnsi="Avenir Next" w:cs="Avenir Next" w:eastAsia="Avenir Next"/>
-                <w:color w:val="1A1A1A"/>
+            <w:r>
+              <w:rPr>
                 <w:sz w:val="21"/>
                 <w:szCs w:val="21"/>
               </w:rPr>
@@ -2075,18 +1782,14 @@
             </w:r>
             <w:r>
               <w:rPr>
-                <w:rFonts w:ascii="Avenir Next" w:hAnsi="Avenir Next" w:cs="Avenir Next" w:eastAsia="Avenir Next"/>
                 <w:b/>
-                <w:color w:val="1A1A1A"/>
                 <w:sz w:val="21"/>
                 <w:szCs w:val="21"/>
               </w:rPr>
-              <w:t xml:space="preserve">two places</w:t>
-            </w:r>
-            <w:r>
-              <w:rPr>
-                <w:rFonts w:ascii="Avenir Next" w:hAnsi="Avenir Next" w:cs="Avenir Next" w:eastAsia="Avenir Next"/>
-                <w:color w:val="1A1A1A"/>
+              <w:t>two places</w:t>
+            </w:r>
+            <w:r>
+              <w:rPr>
                 <w:sz w:val="21"/>
                 <w:szCs w:val="21"/>
               </w:rPr>
@@ -2106,18 +1809,17 @@
           </w:tcPr>
           <w:p>
             <w:pPr>
-              <w:spacing w:before="0" w:after="0" w:line="240" w:lineRule="auto"/>
+              <w:spacing w:line="240" w:lineRule="auto"/>
               <w:jc w:val="center"/>
             </w:pPr>
             <w:r>
               <w:rPr>
-                <w:rFonts w:ascii="Avenir Next" w:hAnsi="Avenir Next" w:cs="Avenir Next" w:eastAsia="Avenir Next"/>
                 <w:b/>
                 <w:color w:val="003A70"/>
                 <w:sz w:val="30"/>
                 <w:szCs w:val="30"/>
               </w:rPr>
-              <w:t xml:space="preserve">3</w:t>
+              <w:t>3</w:t>
             </w:r>
           </w:p>
         </w:tc>
@@ -2127,23 +1829,16 @@
             <w:vAlign w:val="center"/>
           </w:tcPr>
           <w:p>
-            <w:pPr>
-              <w:spacing w:before="0" w:after="0" w:line="264" w:lineRule="auto"/>
-            </w:pPr>
-            <w:r>
-              <w:rPr>
-                <w:rFonts w:ascii="Avenir Next" w:hAnsi="Avenir Next" w:cs="Avenir Next" w:eastAsia="Avenir Next"/>
+            <w:r>
+              <w:rPr>
                 <w:b/>
-                <w:color w:val="1A1A1A"/>
                 <w:sz w:val="21"/>
                 <w:szCs w:val="21"/>
               </w:rPr>
-              <w:t xml:space="preserve">Write</w:t>
-            </w:r>
-            <w:r>
-              <w:rPr>
-                <w:rFonts w:ascii="Avenir Next" w:hAnsi="Avenir Next" w:cs="Avenir Next" w:eastAsia="Avenir Next"/>
-                <w:color w:val="1A1A1A"/>
+              <w:t>Write</w:t>
+            </w:r>
+            <w:r>
+              <w:rPr>
                 <w:sz w:val="21"/>
                 <w:szCs w:val="21"/>
               </w:rPr>
@@ -2163,22 +1858,20 @@
           <w:tab w:val="right" w:pos="9504"/>
         </w:tabs>
         <w:spacing w:before="50" w:after="36" w:line="240" w:lineRule="auto"/>
-      </w:pPr>
-      <w:r>
-        <w:rPr>
-          <w:rFonts w:ascii="Avenir Next" w:hAnsi="Avenir Next" w:cs="Avenir Next" w:eastAsia="Avenir Next"/>
+        <w:outlineLvl w:val="1"/>
+      </w:pPr>
+      <w:r>
+        <w:rPr>
           <w:b/>
           <w:color w:val="003A70"/>
           <w:spacing w:val="14"/>
           <w:sz w:val="19"/>
           <w:szCs w:val="19"/>
         </w:rPr>
-        <w:t xml:space="preserve">WATCH ME</w:t>
-      </w:r>
-      <w:r>
-        <w:rPr>
-          <w:rFonts w:ascii="Avenir Next" w:hAnsi="Avenir Next" w:cs="Avenir Next" w:eastAsia="Avenir Next"/>
-          <w:color w:val="1A1A1A"/>
+        <w:t>WATCH ME</w:t>
+      </w:r>
+      <w:r>
+        <w:rPr>
           <w:sz w:val="17"/>
           <w:szCs w:val="17"/>
         </w:rPr>
@@ -2186,19 +1879,17 @@
       </w:r>
       <w:r>
         <w:rPr>
-          <w:rFonts w:ascii="Avenir Next" w:hAnsi="Avenir Next" w:cs="Avenir Next" w:eastAsia="Avenir Next"/>
           <w:i/>
           <w:color w:val="5A5F66"/>
           <w:sz w:val="17"/>
           <w:szCs w:val="17"/>
         </w:rPr>
-        <w:t xml:space="preserve">the steps in action</w:t>
+        <w:t>the steps in action</w:t>
       </w:r>
     </w:p>
     <w:tbl>
       <w:tblPr>
         <w:tblW w:w="9504" w:type="dxa"/>
-        <w:jc w:val="left"/>
         <w:tblBorders>
           <w:top w:val="nil"/>
           <w:left w:val="nil"/>
@@ -2209,12 +1900,10 @@
         </w:tblBorders>
         <w:tblLayout w:type="fixed"/>
         <w:tblCellMar>
-          <w:top w:w="0" w:type="dxa"/>
           <w:left w:w="0" w:type="dxa"/>
-          <w:bottom w:w="0" w:type="dxa"/>
           <w:right w:w="0" w:type="dxa"/>
         </w:tblCellMar>
-        <w:tblLook w:val="0000" w:firstRow="0" w:lastRow="0" w:firstColumn="0" w:lastColumn="0" w:noHBand="1" w:noVBand="1"/>
+        <w:tblLook w:val="0600" w:firstRow="0" w:lastRow="0" w:firstColumn="0" w:lastColumn="0" w:noHBand="1" w:noVBand="1"/>
       </w:tblPr>
       <w:tblGrid>
         <w:gridCol w:w="4984"/>
@@ -2227,21 +1916,18 @@
         <w:tc>
           <w:tcPr>
             <w:tcW w:w="4984" w:type="dxa"/>
-            <w:vAlign w:val="top"/>
           </w:tcPr>
           <w:p>
             <w:pPr>
-              <w:spacing w:before="0" w:after="40" w:line="264" w:lineRule="auto"/>
+              <w:spacing w:after="40"/>
             </w:pPr>
             <w:r>
               <w:rPr>
-                <w:rFonts w:ascii="Avenir Next" w:hAnsi="Avenir Next" w:cs="Avenir Next" w:eastAsia="Avenir Next"/>
                 <w:b/>
-                <w:color w:val="1A1A1A"/>
                 <w:sz w:val="21"/>
                 <w:szCs w:val="21"/>
               </w:rPr>
-              <w:t xml:space="preserve">The grid has 8 of 100 squares shaded. Write it as a decimal.</w:t>
+              <w:t>The grid has 8 of 100 squares shaded. Write it as a decimal.</w:t>
             </w:r>
           </w:p>
           <w:p>
@@ -2249,23 +1935,20 @@
               <w:tabs>
                 <w:tab w:val="left" w:pos="950"/>
               </w:tabs>
-              <w:spacing w:before="0" w:after="24" w:line="256" w:lineRule="auto"/>
+              <w:spacing w:after="24" w:line="256" w:lineRule="auto"/>
               <w:ind w:left="950" w:hanging="950"/>
             </w:pPr>
             <w:r>
               <w:rPr>
-                <w:rFonts w:ascii="Avenir Next" w:hAnsi="Avenir Next" w:cs="Avenir Next" w:eastAsia="Avenir Next"/>
                 <w:b/>
                 <w:color w:val="003A70"/>
                 <w:sz w:val="19"/>
                 <w:szCs w:val="19"/>
               </w:rPr>
-              <w:t xml:space="preserve">Step 1</w:t>
-            </w:r>
-            <w:r>
-              <w:rPr>
-                <w:rFonts w:ascii="Avenir Next" w:hAnsi="Avenir Next" w:cs="Avenir Next" w:eastAsia="Avenir Next"/>
-                <w:color w:val="1A1A1A"/>
+              <w:t>Step 1</w:t>
+            </w:r>
+            <w:r>
+              <w:rPr>
                 <w:sz w:val="19"/>
                 <w:szCs w:val="19"/>
               </w:rPr>
@@ -2273,12 +1956,10 @@
             </w:r>
             <w:r>
               <w:rPr>
-                <w:rFonts w:ascii="Avenir Next" w:hAnsi="Avenir Next" w:cs="Avenir Next" w:eastAsia="Avenir Next"/>
-                <w:color w:val="1A1A1A"/>
                 <w:sz w:val="21"/>
                 <w:szCs w:val="21"/>
               </w:rPr>
-              <w:t xml:space="preserve">8/100 is 8 hundredths.</w:t>
+              <w:t>8/100 is 8 hundredths.</w:t>
             </w:r>
           </w:p>
           <w:p>
@@ -2286,23 +1967,20 @@
               <w:tabs>
                 <w:tab w:val="left" w:pos="950"/>
               </w:tabs>
-              <w:spacing w:before="0" w:after="24" w:line="256" w:lineRule="auto"/>
+              <w:spacing w:after="24" w:line="256" w:lineRule="auto"/>
               <w:ind w:left="950" w:hanging="950"/>
             </w:pPr>
             <w:r>
               <w:rPr>
-                <w:rFonts w:ascii="Avenir Next" w:hAnsi="Avenir Next" w:cs="Avenir Next" w:eastAsia="Avenir Next"/>
                 <w:b/>
                 <w:color w:val="003A70"/>
                 <w:sz w:val="19"/>
                 <w:szCs w:val="19"/>
               </w:rPr>
-              <w:t xml:space="preserve">Step 2</w:t>
-            </w:r>
-            <w:r>
-              <w:rPr>
-                <w:rFonts w:ascii="Avenir Next" w:hAnsi="Avenir Next" w:cs="Avenir Next" w:eastAsia="Avenir Next"/>
-                <w:color w:val="1A1A1A"/>
+              <w:t>Step 2</w:t>
+            </w:r>
+            <w:r>
+              <w:rPr>
                 <w:sz w:val="19"/>
                 <w:szCs w:val="19"/>
               </w:rPr>
@@ -2310,12 +1988,10 @@
             </w:r>
             <w:r>
               <w:rPr>
-                <w:rFonts w:ascii="Avenir Next" w:hAnsi="Avenir Next" w:cs="Avenir Next" w:eastAsia="Avenir Next"/>
-                <w:color w:val="1A1A1A"/>
                 <w:sz w:val="21"/>
                 <w:szCs w:val="21"/>
               </w:rPr>
-              <w:t xml:space="preserve">8 needs two places: 08.</w:t>
+              <w:t>8 needs two places: 08.</w:t>
             </w:r>
           </w:p>
           <w:p>
@@ -2323,23 +1999,20 @@
               <w:tabs>
                 <w:tab w:val="left" w:pos="950"/>
               </w:tabs>
-              <w:spacing w:before="0" w:after="24" w:line="256" w:lineRule="auto"/>
+              <w:spacing w:after="24" w:line="256" w:lineRule="auto"/>
               <w:ind w:left="950" w:hanging="950"/>
             </w:pPr>
             <w:r>
               <w:rPr>
-                <w:rFonts w:ascii="Avenir Next" w:hAnsi="Avenir Next" w:cs="Avenir Next" w:eastAsia="Avenir Next"/>
                 <w:b/>
                 <w:color w:val="003A70"/>
                 <w:sz w:val="19"/>
                 <w:szCs w:val="19"/>
               </w:rPr>
-              <w:t xml:space="preserve">Step 3</w:t>
-            </w:r>
-            <w:r>
-              <w:rPr>
-                <w:rFonts w:ascii="Avenir Next" w:hAnsi="Avenir Next" w:cs="Avenir Next" w:eastAsia="Avenir Next"/>
-                <w:color w:val="1A1A1A"/>
+              <w:t>Step 3</w:t>
+            </w:r>
+            <w:r>
+              <w:rPr>
                 <w:sz w:val="19"/>
                 <w:szCs w:val="19"/>
               </w:rPr>
@@ -2347,12 +2020,10 @@
             </w:r>
             <w:r>
               <w:rPr>
-                <w:rFonts w:ascii="Avenir Next" w:hAnsi="Avenir Next" w:cs="Avenir Next" w:eastAsia="Avenir Next"/>
-                <w:color w:val="1A1A1A"/>
                 <w:sz w:val="21"/>
                 <w:szCs w:val="21"/>
               </w:rPr>
-              <w:t xml:space="preserve">Write 0.08.</w:t>
+              <w:t>Write 0.08.</w:t>
             </w:r>
           </w:p>
           <w:p>
@@ -2360,23 +2031,19 @@
               <w:tabs>
                 <w:tab w:val="left" w:pos="950"/>
               </w:tabs>
-              <w:spacing w:before="20" w:after="0" w:line="256" w:lineRule="auto"/>
+              <w:spacing w:before="20" w:line="256" w:lineRule="auto"/>
               <w:ind w:left="950" w:hanging="950"/>
             </w:pPr>
             <w:r>
               <w:rPr>
-                <w:rFonts w:ascii="Avenir Next" w:hAnsi="Avenir Next" w:cs="Avenir Next" w:eastAsia="Avenir Next"/>
                 <w:b/>
-                <w:color w:val="1A1A1A"/>
                 <w:sz w:val="21"/>
                 <w:szCs w:val="21"/>
               </w:rPr>
-              <w:t xml:space="preserve">Answer</w:t>
-            </w:r>
-            <w:r>
-              <w:rPr>
-                <w:rFonts w:ascii="Avenir Next" w:hAnsi="Avenir Next" w:cs="Avenir Next" w:eastAsia="Avenir Next"/>
-                <w:color w:val="1A1A1A"/>
+              <w:t>Answer</w:t>
+            </w:r>
+            <w:r>
+              <w:rPr>
                 <w:sz w:val="21"/>
                 <w:szCs w:val="21"/>
               </w:rPr>
@@ -2384,13 +2051,11 @@
             </w:r>
             <w:r>
               <w:rPr>
-                <w:rFonts w:ascii="Avenir Next" w:hAnsi="Avenir Next" w:cs="Avenir Next" w:eastAsia="Avenir Next"/>
                 <w:b/>
-                <w:color w:val="1A1A1A"/>
                 <w:sz w:val="21"/>
                 <w:szCs w:val="21"/>
               </w:rPr>
-              <w:t xml:space="preserve">0.08</w:t>
+              <w:t>0.08</w:t>
             </w:r>
           </w:p>
         </w:tc>
@@ -2401,14 +2066,18 @@
           </w:tcPr>
           <w:p>
             <w:pPr>
-              <w:spacing w:before="0" w:after="0" w:line="264" w:lineRule="auto"/>
               <w:jc w:val="right"/>
             </w:pPr>
             <w:r>
+              <w:rPr>
+                <w:noProof/>
+              </w:rPr>
               <w:drawing>
-                <wp:inline distT="0" distB="0" distL="0" distR="0">
+                <wp:inline distT="0" distB="0" distL="0" distR="0" wp14:anchorId="447386C0" wp14:editId="1F056006">
                   <wp:extent cx="914400" cy="914400"/>
+                  <wp:effectExtent l="0" t="0" r="0" b="0"/>
                   <wp:docPr id="1" name="Figure 1"/>
+                  <wp:cNvGraphicFramePr/>
                   <a:graphic xmlns:a="http://schemas.openxmlformats.org/drawingml/2006/main">
                     <a:graphicData uri="http://schemas.openxmlformats.org/drawingml/2006/picture">
                       <pic:pic xmlns:pic="http://schemas.openxmlformats.org/drawingml/2006/picture">
@@ -2417,7 +2086,7 @@
                           <pic:cNvPicPr/>
                         </pic:nvPicPr>
                         <pic:blipFill>
-                          <a:blip r:embed="rIdImg1"/>
+                          <a:blip r:embed="rId6"/>
                           <a:stretch>
                             <a:fillRect/>
                           </a:stretch>
@@ -2443,7 +2112,7 @@
     </w:tbl>
     <w:p>
       <w:pPr>
-        <w:spacing w:before="0" w:after="0" w:line="20" w:lineRule="exact"/>
+        <w:spacing w:line="20" w:lineRule="exact"/>
       </w:pPr>
     </w:p>
     <w:p>
@@ -2456,22 +2125,20 @@
           <w:tab w:val="right" w:pos="9504"/>
         </w:tabs>
         <w:spacing w:before="50" w:after="36" w:line="240" w:lineRule="auto"/>
-      </w:pPr>
-      <w:r>
-        <w:rPr>
-          <w:rFonts w:ascii="Avenir Next" w:hAnsi="Avenir Next" w:cs="Avenir Next" w:eastAsia="Avenir Next"/>
+        <w:outlineLvl w:val="1"/>
+      </w:pPr>
+      <w:r>
+        <w:rPr>
           <w:b/>
           <w:color w:val="003A70"/>
           <w:spacing w:val="14"/>
           <w:sz w:val="19"/>
           <w:szCs w:val="19"/>
         </w:rPr>
-        <w:t xml:space="preserve">TRY IT WITH HELP</w:t>
-      </w:r>
-      <w:r>
-        <w:rPr>
-          <w:rFonts w:ascii="Avenir Next" w:hAnsi="Avenir Next" w:cs="Avenir Next" w:eastAsia="Avenir Next"/>
-          <w:color w:val="1A1A1A"/>
+        <w:t>TRY IT WITH HELP</w:t>
+      </w:r>
+      <w:r>
+        <w:rPr>
           <w:sz w:val="17"/>
           <w:szCs w:val="17"/>
         </w:rPr>
@@ -2479,13 +2146,12 @@
       </w:r>
       <w:r>
         <w:rPr>
-          <w:rFonts w:ascii="Avenir Next" w:hAnsi="Avenir Next" w:cs="Avenir Next" w:eastAsia="Avenir Next"/>
           <w:i/>
           <w:color w:val="5A5F66"/>
           <w:sz w:val="17"/>
           <w:szCs w:val="17"/>
         </w:rPr>
-        <w:t xml:space="preserve">fill in each step</w:t>
+        <w:t>fill in each step</w:t>
       </w:r>
     </w:p>
     <w:p>
@@ -2499,31 +2165,19 @@
       </w:pPr>
       <w:r>
         <w:rPr>
-          <w:rFonts w:ascii="Avenir Next" w:hAnsi="Avenir Next" w:cs="Avenir Next" w:eastAsia="Avenir Next"/>
           <w:b/>
-          <w:color w:val="1A1A1A"/>
-          <w:sz w:val="22"/>
-          <w:szCs w:val="22"/>
-        </w:rPr>
-        <w:t xml:space="preserve">4.</w:t>
-      </w:r>
-      <w:r>
-        <w:rPr>
-          <w:rFonts w:ascii="Avenir Next" w:hAnsi="Avenir Next" w:cs="Avenir Next" w:eastAsia="Avenir Next"/>
-          <w:color w:val="1A1A1A"/>
-          <w:sz w:val="22"/>
-          <w:szCs w:val="22"/>
+          <w:sz w:val="21"/>
+          <w:szCs w:val="21"/>
+        </w:rPr>
+        <w:t>4.</w:t>
+      </w:r>
+      <w:r>
+        <w:rPr>
+          <w:sz w:val="21"/>
+          <w:szCs w:val="21"/>
         </w:rPr>
         <w:tab/>
-      </w:r>
-      <w:r>
-        <w:rPr>
-          <w:rFonts w:ascii="Avenir Next" w:hAnsi="Avenir Next" w:cs="Avenir Next" w:eastAsia="Avenir Next"/>
-          <w:color w:val="1A1A1A"/>
-          <w:sz w:val="22"/>
-          <w:szCs w:val="22"/>
-        </w:rPr>
-        <w:t xml:space="preserve">Write 45/100 as a decimal.</w:t>
+        <w:t>Write 45/100 as a decimal.</w:t>
       </w:r>
     </w:p>
     <w:p>
@@ -2532,23 +2186,20 @@
         <w:tabs>
           <w:tab w:val="left" w:pos="1300"/>
         </w:tabs>
-        <w:spacing w:before="0" w:after="24" w:line="272" w:lineRule="auto"/>
+        <w:spacing w:after="24" w:line="272" w:lineRule="auto"/>
         <w:ind w:left="1300" w:hanging="868"/>
       </w:pPr>
       <w:r>
         <w:rPr>
-          <w:rFonts w:ascii="Avenir Next" w:hAnsi="Avenir Next" w:cs="Avenir Next" w:eastAsia="Avenir Next"/>
           <w:b/>
           <w:color w:val="003A70"/>
           <w:sz w:val="18"/>
           <w:szCs w:val="18"/>
         </w:rPr>
-        <w:t xml:space="preserve">Step 1</w:t>
-      </w:r>
-      <w:r>
-        <w:rPr>
-          <w:rFonts w:ascii="Avenir Next" w:hAnsi="Avenir Next" w:cs="Avenir Next" w:eastAsia="Avenir Next"/>
-          <w:color w:val="1A1A1A"/>
+        <w:t>Step 1</w:t>
+      </w:r>
+      <w:r>
+        <w:rPr>
           <w:sz w:val="18"/>
           <w:szCs w:val="18"/>
         </w:rPr>
@@ -2556,18 +2207,14 @@
       </w:r>
       <w:r>
         <w:rPr>
-          <w:rFonts w:ascii="Avenir Next" w:hAnsi="Avenir Next" w:cs="Avenir Next" w:eastAsia="Avenir Next"/>
-          <w:color w:val="1A1A1A"/>
           <w:sz w:val="21"/>
           <w:szCs w:val="21"/>
           <w:u w:val="single"/>
         </w:rPr>
-        <w:t xml:space="preserve">                </w:t>
-      </w:r>
-      <w:r>
-        <w:rPr>
-          <w:rFonts w:ascii="Avenir Next" w:hAnsi="Avenir Next" w:cs="Avenir Next" w:eastAsia="Avenir Next"/>
-          <w:color w:val="1A1A1A"/>
+        <w:t>                </w:t>
+      </w:r>
+      <w:r>
+        <w:rPr>
           <w:sz w:val="21"/>
           <w:szCs w:val="21"/>
         </w:rPr>
@@ -2580,23 +2227,20 @@
         <w:tabs>
           <w:tab w:val="left" w:pos="1300"/>
         </w:tabs>
-        <w:spacing w:before="0" w:after="24" w:line="272" w:lineRule="auto"/>
+        <w:spacing w:after="24" w:line="272" w:lineRule="auto"/>
         <w:ind w:left="1300" w:hanging="868"/>
       </w:pPr>
       <w:r>
         <w:rPr>
-          <w:rFonts w:ascii="Avenir Next" w:hAnsi="Avenir Next" w:cs="Avenir Next" w:eastAsia="Avenir Next"/>
           <w:b/>
           <w:color w:val="003A70"/>
           <w:sz w:val="18"/>
           <w:szCs w:val="18"/>
         </w:rPr>
-        <w:t xml:space="preserve">Step 2</w:t>
-      </w:r>
-      <w:r>
-        <w:rPr>
-          <w:rFonts w:ascii="Avenir Next" w:hAnsi="Avenir Next" w:cs="Avenir Next" w:eastAsia="Avenir Next"/>
-          <w:color w:val="1A1A1A"/>
+        <w:t>Step 2</w:t>
+      </w:r>
+      <w:r>
+        <w:rPr>
           <w:sz w:val="18"/>
           <w:szCs w:val="18"/>
         </w:rPr>
@@ -2604,8 +2248,6 @@
       </w:r>
       <w:r>
         <w:rPr>
-          <w:rFonts w:ascii="Avenir Next" w:hAnsi="Avenir Next" w:cs="Avenir Next" w:eastAsia="Avenir Next"/>
-          <w:color w:val="1A1A1A"/>
           <w:sz w:val="21"/>
           <w:szCs w:val="21"/>
         </w:rPr>
@@ -2613,22 +2255,18 @@
       </w:r>
       <w:r>
         <w:rPr>
-          <w:rFonts w:ascii="Avenir Next" w:hAnsi="Avenir Next" w:cs="Avenir Next" w:eastAsia="Avenir Next"/>
-          <w:color w:val="1A1A1A"/>
           <w:sz w:val="21"/>
           <w:szCs w:val="21"/>
           <w:u w:val="single"/>
         </w:rPr>
-        <w:t xml:space="preserve">                </w:t>
-      </w:r>
-      <w:r>
-        <w:rPr>
-          <w:rFonts w:ascii="Avenir Next" w:hAnsi="Avenir Next" w:cs="Avenir Next" w:eastAsia="Avenir Next"/>
-          <w:color w:val="1A1A1A"/>
-          <w:sz w:val="21"/>
-          <w:szCs w:val="21"/>
-        </w:rPr>
-        <w:t xml:space="preserve">.</w:t>
+        <w:t>                </w:t>
+      </w:r>
+      <w:r>
+        <w:rPr>
+          <w:sz w:val="21"/>
+          <w:szCs w:val="21"/>
+        </w:rPr>
+        <w:t>.</w:t>
       </w:r>
     </w:p>
     <w:p>
@@ -2637,23 +2275,20 @@
         <w:tabs>
           <w:tab w:val="left" w:pos="1300"/>
         </w:tabs>
-        <w:spacing w:before="0" w:after="24" w:line="272" w:lineRule="auto"/>
+        <w:spacing w:after="24" w:line="272" w:lineRule="auto"/>
         <w:ind w:left="1300" w:hanging="868"/>
       </w:pPr>
       <w:r>
         <w:rPr>
-          <w:rFonts w:ascii="Avenir Next" w:hAnsi="Avenir Next" w:cs="Avenir Next" w:eastAsia="Avenir Next"/>
           <w:b/>
           <w:color w:val="003A70"/>
           <w:sz w:val="18"/>
           <w:szCs w:val="18"/>
         </w:rPr>
-        <w:t xml:space="preserve">Step 3</w:t>
-      </w:r>
-      <w:r>
-        <w:rPr>
-          <w:rFonts w:ascii="Avenir Next" w:hAnsi="Avenir Next" w:cs="Avenir Next" w:eastAsia="Avenir Next"/>
-          <w:color w:val="1A1A1A"/>
+        <w:t>Step 3</w:t>
+      </w:r>
+      <w:r>
+        <w:rPr>
           <w:sz w:val="18"/>
           <w:szCs w:val="18"/>
         </w:rPr>
@@ -2661,8 +2296,6 @@
       </w:r>
       <w:r>
         <w:rPr>
-          <w:rFonts w:ascii="Avenir Next" w:hAnsi="Avenir Next" w:cs="Avenir Next" w:eastAsia="Avenir Next"/>
-          <w:color w:val="1A1A1A"/>
           <w:sz w:val="21"/>
           <w:szCs w:val="21"/>
         </w:rPr>
@@ -2670,18 +2303,16 @@
       </w:r>
       <w:r>
         <w:rPr>
-          <w:rFonts w:ascii="Avenir Next" w:hAnsi="Avenir Next" w:cs="Avenir Next" w:eastAsia="Avenir Next"/>
-          <w:color w:val="1A1A1A"/>
           <w:sz w:val="21"/>
           <w:szCs w:val="21"/>
           <w:u w:val="single"/>
         </w:rPr>
-        <w:t xml:space="preserve">                </w:t>
-      </w:r>
-    </w:p>
-    <w:p>
-      <w:pPr>
-        <w:spacing w:before="0" w:after="0" w:line="20" w:lineRule="exact"/>
+        <w:t>                </w:t>
+      </w:r>
+    </w:p>
+    <w:p>
+      <w:pPr>
+        <w:spacing w:line="20" w:lineRule="exact"/>
       </w:pPr>
     </w:p>
     <w:p>
@@ -2695,31 +2326,19 @@
       </w:pPr>
       <w:r>
         <w:rPr>
-          <w:rFonts w:ascii="Avenir Next" w:hAnsi="Avenir Next" w:cs="Avenir Next" w:eastAsia="Avenir Next"/>
           <w:b/>
-          <w:color w:val="1A1A1A"/>
-          <w:sz w:val="22"/>
-          <w:szCs w:val="22"/>
-        </w:rPr>
-        <w:t xml:space="preserve">5.</w:t>
-      </w:r>
-      <w:r>
-        <w:rPr>
-          <w:rFonts w:ascii="Avenir Next" w:hAnsi="Avenir Next" w:cs="Avenir Next" w:eastAsia="Avenir Next"/>
-          <w:color w:val="1A1A1A"/>
-          <w:sz w:val="22"/>
-          <w:szCs w:val="22"/>
+          <w:sz w:val="21"/>
+          <w:szCs w:val="21"/>
+        </w:rPr>
+        <w:t>5.</w:t>
+      </w:r>
+      <w:r>
+        <w:rPr>
+          <w:sz w:val="21"/>
+          <w:szCs w:val="21"/>
         </w:rPr>
         <w:tab/>
-      </w:r>
-      <w:r>
-        <w:rPr>
-          <w:rFonts w:ascii="Avenir Next" w:hAnsi="Avenir Next" w:cs="Avenir Next" w:eastAsia="Avenir Next"/>
-          <w:color w:val="1A1A1A"/>
-          <w:sz w:val="22"/>
-          <w:szCs w:val="22"/>
-        </w:rPr>
-        <w:t xml:space="preserve">Write 7/100 as a decimal.</w:t>
+        <w:t>Write 7/100 as a decimal.</w:t>
       </w:r>
     </w:p>
     <w:p>
@@ -2728,23 +2347,20 @@
         <w:tabs>
           <w:tab w:val="left" w:pos="1300"/>
         </w:tabs>
-        <w:spacing w:before="0" w:after="24" w:line="272" w:lineRule="auto"/>
+        <w:spacing w:after="24" w:line="272" w:lineRule="auto"/>
         <w:ind w:left="1300" w:hanging="868"/>
       </w:pPr>
       <w:r>
         <w:rPr>
-          <w:rFonts w:ascii="Avenir Next" w:hAnsi="Avenir Next" w:cs="Avenir Next" w:eastAsia="Avenir Next"/>
           <w:b/>
           <w:color w:val="003A70"/>
           <w:sz w:val="18"/>
           <w:szCs w:val="18"/>
         </w:rPr>
-        <w:t xml:space="preserve">Step 1</w:t>
-      </w:r>
-      <w:r>
-        <w:rPr>
-          <w:rFonts w:ascii="Avenir Next" w:hAnsi="Avenir Next" w:cs="Avenir Next" w:eastAsia="Avenir Next"/>
-          <w:color w:val="1A1A1A"/>
+        <w:t>Step 1</w:t>
+      </w:r>
+      <w:r>
+        <w:rPr>
           <w:sz w:val="18"/>
           <w:szCs w:val="18"/>
         </w:rPr>
@@ -2752,18 +2368,14 @@
       </w:r>
       <w:r>
         <w:rPr>
-          <w:rFonts w:ascii="Avenir Next" w:hAnsi="Avenir Next" w:cs="Avenir Next" w:eastAsia="Avenir Next"/>
-          <w:color w:val="1A1A1A"/>
           <w:sz w:val="21"/>
           <w:szCs w:val="21"/>
           <w:u w:val="single"/>
         </w:rPr>
-        <w:t xml:space="preserve">                </w:t>
-      </w:r>
-      <w:r>
-        <w:rPr>
-          <w:rFonts w:ascii="Avenir Next" w:hAnsi="Avenir Next" w:cs="Avenir Next" w:eastAsia="Avenir Next"/>
-          <w:color w:val="1A1A1A"/>
+        <w:t>                </w:t>
+      </w:r>
+      <w:r>
+        <w:rPr>
           <w:sz w:val="21"/>
           <w:szCs w:val="21"/>
         </w:rPr>
@@ -2776,23 +2388,20 @@
         <w:tabs>
           <w:tab w:val="left" w:pos="1300"/>
         </w:tabs>
-        <w:spacing w:before="0" w:after="24" w:line="272" w:lineRule="auto"/>
+        <w:spacing w:after="24" w:line="272" w:lineRule="auto"/>
         <w:ind w:left="1300" w:hanging="868"/>
       </w:pPr>
       <w:r>
         <w:rPr>
-          <w:rFonts w:ascii="Avenir Next" w:hAnsi="Avenir Next" w:cs="Avenir Next" w:eastAsia="Avenir Next"/>
           <w:b/>
           <w:color w:val="003A70"/>
           <w:sz w:val="18"/>
           <w:szCs w:val="18"/>
         </w:rPr>
-        <w:t xml:space="preserve">Step 2</w:t>
-      </w:r>
-      <w:r>
-        <w:rPr>
-          <w:rFonts w:ascii="Avenir Next" w:hAnsi="Avenir Next" w:cs="Avenir Next" w:eastAsia="Avenir Next"/>
-          <w:color w:val="1A1A1A"/>
+        <w:t>Step 2</w:t>
+      </w:r>
+      <w:r>
+        <w:rPr>
           <w:sz w:val="18"/>
           <w:szCs w:val="18"/>
         </w:rPr>
@@ -2800,8 +2409,6 @@
       </w:r>
       <w:r>
         <w:rPr>
-          <w:rFonts w:ascii="Avenir Next" w:hAnsi="Avenir Next" w:cs="Avenir Next" w:eastAsia="Avenir Next"/>
-          <w:color w:val="1A1A1A"/>
           <w:sz w:val="21"/>
           <w:szCs w:val="21"/>
         </w:rPr>
@@ -2809,22 +2416,18 @@
       </w:r>
       <w:r>
         <w:rPr>
-          <w:rFonts w:ascii="Avenir Next" w:hAnsi="Avenir Next" w:cs="Avenir Next" w:eastAsia="Avenir Next"/>
-          <w:color w:val="1A1A1A"/>
           <w:sz w:val="21"/>
           <w:szCs w:val="21"/>
           <w:u w:val="single"/>
         </w:rPr>
-        <w:t xml:space="preserve">                </w:t>
-      </w:r>
-      <w:r>
-        <w:rPr>
-          <w:rFonts w:ascii="Avenir Next" w:hAnsi="Avenir Next" w:cs="Avenir Next" w:eastAsia="Avenir Next"/>
-          <w:color w:val="1A1A1A"/>
-          <w:sz w:val="21"/>
-          <w:szCs w:val="21"/>
-        </w:rPr>
-        <w:t xml:space="preserve">.</w:t>
+        <w:t>                </w:t>
+      </w:r>
+      <w:r>
+        <w:rPr>
+          <w:sz w:val="21"/>
+          <w:szCs w:val="21"/>
+        </w:rPr>
+        <w:t>.</w:t>
       </w:r>
     </w:p>
     <w:p>
@@ -2833,23 +2436,20 @@
         <w:tabs>
           <w:tab w:val="left" w:pos="1300"/>
         </w:tabs>
-        <w:spacing w:before="0" w:after="24" w:line="272" w:lineRule="auto"/>
+        <w:spacing w:after="24" w:line="272" w:lineRule="auto"/>
         <w:ind w:left="1300" w:hanging="868"/>
       </w:pPr>
       <w:r>
         <w:rPr>
-          <w:rFonts w:ascii="Avenir Next" w:hAnsi="Avenir Next" w:cs="Avenir Next" w:eastAsia="Avenir Next"/>
           <w:b/>
           <w:color w:val="003A70"/>
           <w:sz w:val="18"/>
           <w:szCs w:val="18"/>
         </w:rPr>
-        <w:t xml:space="preserve">Step 3</w:t>
-      </w:r>
-      <w:r>
-        <w:rPr>
-          <w:rFonts w:ascii="Avenir Next" w:hAnsi="Avenir Next" w:cs="Avenir Next" w:eastAsia="Avenir Next"/>
-          <w:color w:val="1A1A1A"/>
+        <w:t>Step 3</w:t>
+      </w:r>
+      <w:r>
+        <w:rPr>
           <w:sz w:val="18"/>
           <w:szCs w:val="18"/>
         </w:rPr>
@@ -2857,8 +2457,6 @@
       </w:r>
       <w:r>
         <w:rPr>
-          <w:rFonts w:ascii="Avenir Next" w:hAnsi="Avenir Next" w:cs="Avenir Next" w:eastAsia="Avenir Next"/>
-          <w:color w:val="1A1A1A"/>
           <w:sz w:val="21"/>
           <w:szCs w:val="21"/>
         </w:rPr>
@@ -2866,18 +2464,16 @@
       </w:r>
       <w:r>
         <w:rPr>
-          <w:rFonts w:ascii="Avenir Next" w:hAnsi="Avenir Next" w:cs="Avenir Next" w:eastAsia="Avenir Next"/>
-          <w:color w:val="1A1A1A"/>
           <w:sz w:val="21"/>
           <w:szCs w:val="21"/>
           <w:u w:val="single"/>
         </w:rPr>
-        <w:t xml:space="preserve">                </w:t>
-      </w:r>
-    </w:p>
-    <w:p>
-      <w:pPr>
-        <w:spacing w:before="0" w:after="0" w:line="20" w:lineRule="exact"/>
+        <w:t>                </w:t>
+      </w:r>
+    </w:p>
+    <w:p>
+      <w:pPr>
+        <w:spacing w:line="20" w:lineRule="exact"/>
       </w:pPr>
     </w:p>
     <w:p>
@@ -2890,22 +2486,20 @@
           <w:tab w:val="right" w:pos="9504"/>
         </w:tabs>
         <w:spacing w:before="50" w:after="36" w:line="240" w:lineRule="auto"/>
-      </w:pPr>
-      <w:r>
-        <w:rPr>
-          <w:rFonts w:ascii="Avenir Next" w:hAnsi="Avenir Next" w:cs="Avenir Next" w:eastAsia="Avenir Next"/>
+        <w:outlineLvl w:val="1"/>
+      </w:pPr>
+      <w:r>
+        <w:rPr>
           <w:b/>
           <w:color w:val="003A70"/>
           <w:spacing w:val="14"/>
           <w:sz w:val="19"/>
           <w:szCs w:val="19"/>
         </w:rPr>
-        <w:t xml:space="preserve">YOUR TURN</w:t>
-      </w:r>
-      <w:r>
-        <w:rPr>
-          <w:rFonts w:ascii="Avenir Next" w:hAnsi="Avenir Next" w:cs="Avenir Next" w:eastAsia="Avenir Next"/>
-          <w:color w:val="1A1A1A"/>
+        <w:t>YOUR TURN</w:t>
+      </w:r>
+      <w:r>
+        <w:rPr>
           <w:sz w:val="17"/>
           <w:szCs w:val="17"/>
         </w:rPr>
@@ -2913,24 +2507,22 @@
       </w:r>
       <w:r>
         <w:rPr>
-          <w:rFonts w:ascii="Avenir Next" w:hAnsi="Avenir Next" w:cs="Avenir Next" w:eastAsia="Avenir Next"/>
           <w:i/>
           <w:color w:val="5A5F66"/>
           <w:sz w:val="17"/>
           <w:szCs w:val="17"/>
         </w:rPr>
-        <w:t xml:space="preserve">use the steps on your own</w:t>
-      </w:r>
-    </w:p>
-    <w:p>
-      <w:pPr>
-        <w:spacing w:before="0" w:after="0" w:line="20" w:lineRule="exact"/>
+        <w:t>use the steps on your own</w:t>
+      </w:r>
+    </w:p>
+    <w:p>
+      <w:pPr>
+        <w:spacing w:line="20" w:lineRule="exact"/>
       </w:pPr>
     </w:p>
     <w:tbl>
       <w:tblPr>
         <w:tblW w:w="9504" w:type="dxa"/>
-        <w:jc w:val="left"/>
         <w:tblBorders>
           <w:top w:val="nil"/>
           <w:left w:val="nil"/>
@@ -2941,12 +2533,10 @@
         </w:tblBorders>
         <w:tblLayout w:type="fixed"/>
         <w:tblCellMar>
-          <w:top w:w="0" w:type="dxa"/>
           <w:left w:w="0" w:type="dxa"/>
-          <w:bottom w:w="0" w:type="dxa"/>
           <w:right w:w="0" w:type="dxa"/>
         </w:tblCellMar>
-        <w:tblLook w:val="0000" w:firstRow="0" w:lastRow="0" w:firstColumn="0" w:lastColumn="0" w:noHBand="1" w:noVBand="1"/>
+        <w:tblLook w:val="0600" w:firstRow="0" w:lastRow="0" w:firstColumn="0" w:lastColumn="0" w:noHBand="1" w:noVBand="1"/>
       </w:tblPr>
       <w:tblGrid>
         <w:gridCol w:w="9504"/>
@@ -2958,7 +2548,6 @@
         <w:tc>
           <w:tcPr>
             <w:tcW w:w="9504" w:type="dxa"/>
-            <w:vAlign w:val="top"/>
           </w:tcPr>
           <w:p>
             <w:pPr>
@@ -2971,38 +2560,25 @@
             </w:pPr>
             <w:r>
               <w:rPr>
-                <w:rFonts w:ascii="Avenir Next" w:hAnsi="Avenir Next" w:cs="Avenir Next" w:eastAsia="Avenir Next"/>
                 <w:b/>
-                <w:color w:val="1A1A1A"/>
-                <w:sz w:val="22"/>
-                <w:szCs w:val="22"/>
-              </w:rPr>
-              <w:t xml:space="preserve">6.</w:t>
-            </w:r>
-            <w:r>
-              <w:rPr>
-                <w:rFonts w:ascii="Avenir Next" w:hAnsi="Avenir Next" w:cs="Avenir Next" w:eastAsia="Avenir Next"/>
-                <w:color w:val="1A1A1A"/>
-                <w:sz w:val="22"/>
-                <w:szCs w:val="22"/>
+                <w:sz w:val="21"/>
+                <w:szCs w:val="21"/>
+              </w:rPr>
+              <w:t>6.</w:t>
+            </w:r>
+            <w:r>
+              <w:rPr>
+                <w:sz w:val="21"/>
+                <w:szCs w:val="21"/>
               </w:rPr>
               <w:tab/>
-            </w:r>
-            <w:r>
-              <w:rPr>
-                <w:rFonts w:ascii="Avenir Next" w:hAnsi="Avenir Next" w:cs="Avenir Next" w:eastAsia="Avenir Next"/>
-                <w:color w:val="1A1A1A"/>
-                <w:sz w:val="22"/>
-                <w:szCs w:val="22"/>
-              </w:rPr>
-              <w:t xml:space="preserve">Write each fraction as a decimal.</w:t>
+              <w:t>Write each fraction as a decimal.</w:t>
             </w:r>
           </w:p>
           <w:tbl>
             <w:tblPr>
+              <w:tblW w:w="9072" w:type="dxa"/>
               <w:tblInd w:w="432" w:type="dxa"/>
-              <w:tblW w:w="9072" w:type="dxa"/>
-              <w:jc w:val="left"/>
               <w:tblBorders>
                 <w:top w:val="nil"/>
                 <w:left w:val="nil"/>
@@ -3018,7 +2594,7 @@
                 <w:bottom w:w="40" w:type="dxa"/>
                 <w:right w:w="80" w:type="dxa"/>
               </w:tblCellMar>
-              <w:tblLook w:val="0000" w:firstRow="0" w:lastRow="0" w:firstColumn="0" w:lastColumn="0" w:noHBand="1" w:noVBand="1"/>
+              <w:tblLook w:val="0600" w:firstRow="0" w:lastRow="0" w:firstColumn="0" w:lastColumn="0" w:noHBand="1" w:noVBand="1"/>
             </w:tblPr>
             <w:tblGrid>
               <w:gridCol w:w="3024"/>
@@ -3028,191 +2604,122 @@
             <w:tr>
               <w:trPr>
                 <w:cantSplit/>
-                <w:trHeight w:val="430" w:hRule="atLeast"/>
+                <w:trHeight w:val="430"/>
               </w:trPr>
               <w:tc>
                 <w:tcPr>
                   <w:tcW w:w="3024" w:type="dxa"/>
-                  <w:vAlign w:val="top"/>
                 </w:tcPr>
                 <w:p>
                   <w:pPr>
                     <w:tabs>
                       <w:tab w:val="left" w:pos="340"/>
                     </w:tabs>
-                    <w:spacing w:before="0" w:after="0" w:line="276" w:lineRule="auto"/>
+                    <w:spacing w:line="276" w:lineRule="auto"/>
                     <w:ind w:left="340" w:hanging="340"/>
                   </w:pPr>
                   <w:r>
                     <w:rPr>
-                      <w:rFonts w:ascii="Avenir Next" w:hAnsi="Avenir Next" w:cs="Avenir Next" w:eastAsia="Avenir Next"/>
                       <w:b/>
                       <w:color w:val="003A70"/>
-                      <w:sz w:val="22"/>
-                      <w:szCs w:val="22"/>
-                    </w:rPr>
-                    <w:t xml:space="preserve">a.</w:t>
-                  </w:r>
-                  <w:r>
-                    <w:rPr>
-                      <w:rFonts w:ascii="Avenir Next" w:hAnsi="Avenir Next" w:cs="Avenir Next" w:eastAsia="Avenir Next"/>
-                      <w:color w:val="1A1A1A"/>
-                      <w:sz w:val="22"/>
-                      <w:szCs w:val="22"/>
+                      <w:sz w:val="21"/>
+                      <w:szCs w:val="21"/>
+                    </w:rPr>
+                    <w:t>a.</w:t>
+                  </w:r>
+                  <w:r>
+                    <w:rPr>
+                      <w:sz w:val="21"/>
+                      <w:szCs w:val="21"/>
                     </w:rPr>
                     <w:tab/>
-                  </w:r>
-                  <w:r>
-                    <w:rPr>
-                      <w:rFonts w:ascii="Avenir Next" w:hAnsi="Avenir Next" w:cs="Avenir Next" w:eastAsia="Avenir Next"/>
-                      <w:color w:val="1A1A1A"/>
-                      <w:sz w:val="22"/>
-                      <w:szCs w:val="22"/>
-                    </w:rPr>
-                    <w:t xml:space="preserve">9/100 =</w:t>
-                  </w:r>
-                  <w:r>
-                    <w:rPr>
-                      <w:rFonts w:ascii="Avenir Next" w:hAnsi="Avenir Next" w:cs="Avenir Next" w:eastAsia="Avenir Next"/>
-                      <w:color w:val="1A1A1A"/>
-                      <w:sz w:val="22"/>
-                      <w:szCs w:val="22"/>
-                    </w:rPr>
-                    <w:t xml:space="preserve">  </w:t>
-                  </w:r>
-                  <w:r>
-                    <w:rPr>
-                      <w:rFonts w:ascii="Avenir Next" w:hAnsi="Avenir Next" w:cs="Avenir Next" w:eastAsia="Avenir Next"/>
-                      <w:color w:val="1A1A1A"/>
-                      <w:sz w:val="22"/>
-                      <w:szCs w:val="22"/>
+                    <w:t xml:space="preserve">9/100 =  </w:t>
+                  </w:r>
+                  <w:r>
+                    <w:rPr>
+                      <w:sz w:val="21"/>
+                      <w:szCs w:val="21"/>
                       <w:u w:val="single"/>
                     </w:rPr>
-                    <w:t xml:space="preserve">      </w:t>
+                    <w:t>      </w:t>
                   </w:r>
                 </w:p>
               </w:tc>
               <w:tc>
                 <w:tcPr>
                   <w:tcW w:w="3024" w:type="dxa"/>
-                  <w:vAlign w:val="top"/>
                 </w:tcPr>
                 <w:p>
                   <w:pPr>
                     <w:tabs>
                       <w:tab w:val="left" w:pos="340"/>
                     </w:tabs>
-                    <w:spacing w:before="0" w:after="0" w:line="276" w:lineRule="auto"/>
+                    <w:spacing w:line="276" w:lineRule="auto"/>
                     <w:ind w:left="340" w:hanging="340"/>
                   </w:pPr>
                   <w:r>
                     <w:rPr>
-                      <w:rFonts w:ascii="Avenir Next" w:hAnsi="Avenir Next" w:cs="Avenir Next" w:eastAsia="Avenir Next"/>
                       <w:b/>
                       <w:color w:val="003A70"/>
-                      <w:sz w:val="22"/>
-                      <w:szCs w:val="22"/>
-                    </w:rPr>
-                    <w:t xml:space="preserve">b.</w:t>
-                  </w:r>
-                  <w:r>
-                    <w:rPr>
-                      <w:rFonts w:ascii="Avenir Next" w:hAnsi="Avenir Next" w:cs="Avenir Next" w:eastAsia="Avenir Next"/>
-                      <w:color w:val="1A1A1A"/>
-                      <w:sz w:val="22"/>
-                      <w:szCs w:val="22"/>
+                      <w:sz w:val="21"/>
+                      <w:szCs w:val="21"/>
+                    </w:rPr>
+                    <w:t>b.</w:t>
+                  </w:r>
+                  <w:r>
+                    <w:rPr>
+                      <w:sz w:val="21"/>
+                      <w:szCs w:val="21"/>
                     </w:rPr>
                     <w:tab/>
-                  </w:r>
-                  <w:r>
-                    <w:rPr>
-                      <w:rFonts w:ascii="Avenir Next" w:hAnsi="Avenir Next" w:cs="Avenir Next" w:eastAsia="Avenir Next"/>
-                      <w:color w:val="1A1A1A"/>
-                      <w:sz w:val="22"/>
-                      <w:szCs w:val="22"/>
-                    </w:rPr>
-                    <w:t xml:space="preserve">70/100 =</w:t>
-                  </w:r>
-                  <w:r>
-                    <w:rPr>
-                      <w:rFonts w:ascii="Avenir Next" w:hAnsi="Avenir Next" w:cs="Avenir Next" w:eastAsia="Avenir Next"/>
-                      <w:color w:val="1A1A1A"/>
-                      <w:sz w:val="22"/>
-                      <w:szCs w:val="22"/>
-                    </w:rPr>
-                    <w:t xml:space="preserve">  </w:t>
-                  </w:r>
-                  <w:r>
-                    <w:rPr>
-                      <w:rFonts w:ascii="Avenir Next" w:hAnsi="Avenir Next" w:cs="Avenir Next" w:eastAsia="Avenir Next"/>
-                      <w:color w:val="1A1A1A"/>
-                      <w:sz w:val="22"/>
-                      <w:szCs w:val="22"/>
+                    <w:t xml:space="preserve">70/100 =  </w:t>
+                  </w:r>
+                  <w:r>
+                    <w:rPr>
+                      <w:sz w:val="21"/>
+                      <w:szCs w:val="21"/>
                       <w:u w:val="single"/>
                     </w:rPr>
-                    <w:t xml:space="preserve">      </w:t>
+                    <w:t>      </w:t>
                   </w:r>
                 </w:p>
               </w:tc>
               <w:tc>
                 <w:tcPr>
                   <w:tcW w:w="3024" w:type="dxa"/>
-                  <w:vAlign w:val="top"/>
                 </w:tcPr>
                 <w:p>
                   <w:pPr>
                     <w:tabs>
                       <w:tab w:val="left" w:pos="340"/>
                     </w:tabs>
-                    <w:spacing w:before="0" w:after="0" w:line="276" w:lineRule="auto"/>
+                    <w:spacing w:line="276" w:lineRule="auto"/>
                     <w:ind w:left="340" w:hanging="340"/>
                   </w:pPr>
                   <w:r>
                     <w:rPr>
-                      <w:rFonts w:ascii="Avenir Next" w:hAnsi="Avenir Next" w:cs="Avenir Next" w:eastAsia="Avenir Next"/>
                       <w:b/>
                       <w:color w:val="003A70"/>
-                      <w:sz w:val="22"/>
-                      <w:szCs w:val="22"/>
-                    </w:rPr>
-                    <w:t xml:space="preserve">c.</w:t>
-                  </w:r>
-                  <w:r>
-                    <w:rPr>
-                      <w:rFonts w:ascii="Avenir Next" w:hAnsi="Avenir Next" w:cs="Avenir Next" w:eastAsia="Avenir Next"/>
-                      <w:color w:val="1A1A1A"/>
-                      <w:sz w:val="22"/>
-                      <w:szCs w:val="22"/>
+                      <w:sz w:val="21"/>
+                      <w:szCs w:val="21"/>
+                    </w:rPr>
+                    <w:t>c.</w:t>
+                  </w:r>
+                  <w:r>
+                    <w:rPr>
+                      <w:sz w:val="21"/>
+                      <w:szCs w:val="21"/>
                     </w:rPr>
                     <w:tab/>
-                  </w:r>
-                  <w:r>
-                    <w:rPr>
-                      <w:rFonts w:ascii="Avenir Next" w:hAnsi="Avenir Next" w:cs="Avenir Next" w:eastAsia="Avenir Next"/>
-                      <w:color w:val="1A1A1A"/>
-                      <w:sz w:val="22"/>
-                      <w:szCs w:val="22"/>
-                    </w:rPr>
-                    <w:t xml:space="preserve">99/100 =</w:t>
-                  </w:r>
-                  <w:r>
-                    <w:rPr>
-                      <w:rFonts w:ascii="Avenir Next" w:hAnsi="Avenir Next" w:cs="Avenir Next" w:eastAsia="Avenir Next"/>
-                      <w:color w:val="1A1A1A"/>
-                      <w:sz w:val="22"/>
-                      <w:szCs w:val="22"/>
-                    </w:rPr>
-                    <w:t xml:space="preserve">  </w:t>
-                  </w:r>
-                  <w:r>
-                    <w:rPr>
-                      <w:rFonts w:ascii="Avenir Next" w:hAnsi="Avenir Next" w:cs="Avenir Next" w:eastAsia="Avenir Next"/>
-                      <w:color w:val="1A1A1A"/>
-                      <w:sz w:val="22"/>
-                      <w:szCs w:val="22"/>
+                    <w:t xml:space="preserve">99/100 =  </w:t>
+                  </w:r>
+                  <w:r>
+                    <w:rPr>
+                      <w:sz w:val="21"/>
+                      <w:szCs w:val="21"/>
                       <w:u w:val="single"/>
                     </w:rPr>
-                    <w:t xml:space="preserve">      </w:t>
+                    <w:t>      </w:t>
                   </w:r>
                 </w:p>
               </w:tc>
@@ -3220,191 +2727,122 @@
             <w:tr>
               <w:trPr>
                 <w:cantSplit/>
-                <w:trHeight w:val="430" w:hRule="atLeast"/>
+                <w:trHeight w:val="430"/>
               </w:trPr>
               <w:tc>
                 <w:tcPr>
                   <w:tcW w:w="3024" w:type="dxa"/>
-                  <w:vAlign w:val="top"/>
                 </w:tcPr>
                 <w:p>
                   <w:pPr>
                     <w:tabs>
                       <w:tab w:val="left" w:pos="340"/>
                     </w:tabs>
-                    <w:spacing w:before="0" w:after="0" w:line="276" w:lineRule="auto"/>
+                    <w:spacing w:line="276" w:lineRule="auto"/>
                     <w:ind w:left="340" w:hanging="340"/>
                   </w:pPr>
                   <w:r>
                     <w:rPr>
-                      <w:rFonts w:ascii="Avenir Next" w:hAnsi="Avenir Next" w:cs="Avenir Next" w:eastAsia="Avenir Next"/>
                       <w:b/>
                       <w:color w:val="003A70"/>
-                      <w:sz w:val="22"/>
-                      <w:szCs w:val="22"/>
-                    </w:rPr>
-                    <w:t xml:space="preserve">d.</w:t>
-                  </w:r>
-                  <w:r>
-                    <w:rPr>
-                      <w:rFonts w:ascii="Avenir Next" w:hAnsi="Avenir Next" w:cs="Avenir Next" w:eastAsia="Avenir Next"/>
-                      <w:color w:val="1A1A1A"/>
-                      <w:sz w:val="22"/>
-                      <w:szCs w:val="22"/>
+                      <w:sz w:val="21"/>
+                      <w:szCs w:val="21"/>
+                    </w:rPr>
+                    <w:t>d.</w:t>
+                  </w:r>
+                  <w:r>
+                    <w:rPr>
+                      <w:sz w:val="21"/>
+                      <w:szCs w:val="21"/>
                     </w:rPr>
                     <w:tab/>
-                  </w:r>
-                  <w:r>
-                    <w:rPr>
-                      <w:rFonts w:ascii="Avenir Next" w:hAnsi="Avenir Next" w:cs="Avenir Next" w:eastAsia="Avenir Next"/>
-                      <w:color w:val="1A1A1A"/>
-                      <w:sz w:val="22"/>
-                      <w:szCs w:val="22"/>
-                    </w:rPr>
-                    <w:t xml:space="preserve">1/100 =</w:t>
-                  </w:r>
-                  <w:r>
-                    <w:rPr>
-                      <w:rFonts w:ascii="Avenir Next" w:hAnsi="Avenir Next" w:cs="Avenir Next" w:eastAsia="Avenir Next"/>
-                      <w:color w:val="1A1A1A"/>
-                      <w:sz w:val="22"/>
-                      <w:szCs w:val="22"/>
-                    </w:rPr>
-                    <w:t xml:space="preserve">  </w:t>
-                  </w:r>
-                  <w:r>
-                    <w:rPr>
-                      <w:rFonts w:ascii="Avenir Next" w:hAnsi="Avenir Next" w:cs="Avenir Next" w:eastAsia="Avenir Next"/>
-                      <w:color w:val="1A1A1A"/>
-                      <w:sz w:val="22"/>
-                      <w:szCs w:val="22"/>
+                    <w:t xml:space="preserve">1/100 =  </w:t>
+                  </w:r>
+                  <w:r>
+                    <w:rPr>
+                      <w:sz w:val="21"/>
+                      <w:szCs w:val="21"/>
                       <w:u w:val="single"/>
                     </w:rPr>
-                    <w:t xml:space="preserve">      </w:t>
+                    <w:t>      </w:t>
                   </w:r>
                 </w:p>
               </w:tc>
               <w:tc>
                 <w:tcPr>
                   <w:tcW w:w="3024" w:type="dxa"/>
-                  <w:vAlign w:val="top"/>
                 </w:tcPr>
                 <w:p>
                   <w:pPr>
                     <w:tabs>
                       <w:tab w:val="left" w:pos="340"/>
                     </w:tabs>
-                    <w:spacing w:before="0" w:after="0" w:line="276" w:lineRule="auto"/>
+                    <w:spacing w:line="276" w:lineRule="auto"/>
                     <w:ind w:left="340" w:hanging="340"/>
                   </w:pPr>
                   <w:r>
                     <w:rPr>
-                      <w:rFonts w:ascii="Avenir Next" w:hAnsi="Avenir Next" w:cs="Avenir Next" w:eastAsia="Avenir Next"/>
                       <w:b/>
                       <w:color w:val="003A70"/>
-                      <w:sz w:val="22"/>
-                      <w:szCs w:val="22"/>
-                    </w:rPr>
-                    <w:t xml:space="preserve">e.</w:t>
-                  </w:r>
-                  <w:r>
-                    <w:rPr>
-                      <w:rFonts w:ascii="Avenir Next" w:hAnsi="Avenir Next" w:cs="Avenir Next" w:eastAsia="Avenir Next"/>
-                      <w:color w:val="1A1A1A"/>
-                      <w:sz w:val="22"/>
-                      <w:szCs w:val="22"/>
+                      <w:sz w:val="21"/>
+                      <w:szCs w:val="21"/>
+                    </w:rPr>
+                    <w:t>e.</w:t>
+                  </w:r>
+                  <w:r>
+                    <w:rPr>
+                      <w:sz w:val="21"/>
+                      <w:szCs w:val="21"/>
                     </w:rPr>
                     <w:tab/>
-                  </w:r>
-                  <w:r>
-                    <w:rPr>
-                      <w:rFonts w:ascii="Avenir Next" w:hAnsi="Avenir Next" w:cs="Avenir Next" w:eastAsia="Avenir Next"/>
-                      <w:color w:val="1A1A1A"/>
-                      <w:sz w:val="22"/>
-                      <w:szCs w:val="22"/>
-                    </w:rPr>
-                    <w:t xml:space="preserve">36/100 =</w:t>
-                  </w:r>
-                  <w:r>
-                    <w:rPr>
-                      <w:rFonts w:ascii="Avenir Next" w:hAnsi="Avenir Next" w:cs="Avenir Next" w:eastAsia="Avenir Next"/>
-                      <w:color w:val="1A1A1A"/>
-                      <w:sz w:val="22"/>
-                      <w:szCs w:val="22"/>
-                    </w:rPr>
-                    <w:t xml:space="preserve">  </w:t>
-                  </w:r>
-                  <w:r>
-                    <w:rPr>
-                      <w:rFonts w:ascii="Avenir Next" w:hAnsi="Avenir Next" w:cs="Avenir Next" w:eastAsia="Avenir Next"/>
-                      <w:color w:val="1A1A1A"/>
-                      <w:sz w:val="22"/>
-                      <w:szCs w:val="22"/>
+                    <w:t xml:space="preserve">36/100 =  </w:t>
+                  </w:r>
+                  <w:r>
+                    <w:rPr>
+                      <w:sz w:val="21"/>
+                      <w:szCs w:val="21"/>
                       <w:u w:val="single"/>
                     </w:rPr>
-                    <w:t xml:space="preserve">      </w:t>
+                    <w:t>      </w:t>
                   </w:r>
                 </w:p>
               </w:tc>
               <w:tc>
                 <w:tcPr>
                   <w:tcW w:w="3024" w:type="dxa"/>
-                  <w:vAlign w:val="top"/>
                 </w:tcPr>
                 <w:p>
                   <w:pPr>
                     <w:tabs>
                       <w:tab w:val="left" w:pos="340"/>
                     </w:tabs>
-                    <w:spacing w:before="0" w:after="0" w:line="276" w:lineRule="auto"/>
+                    <w:spacing w:line="276" w:lineRule="auto"/>
                     <w:ind w:left="340" w:hanging="340"/>
                   </w:pPr>
                   <w:r>
                     <w:rPr>
-                      <w:rFonts w:ascii="Avenir Next" w:hAnsi="Avenir Next" w:cs="Avenir Next" w:eastAsia="Avenir Next"/>
                       <w:b/>
                       <w:color w:val="003A70"/>
-                      <w:sz w:val="22"/>
-                      <w:szCs w:val="22"/>
-                    </w:rPr>
-                    <w:t xml:space="preserve">f.</w:t>
-                  </w:r>
-                  <w:r>
-                    <w:rPr>
-                      <w:rFonts w:ascii="Avenir Next" w:hAnsi="Avenir Next" w:cs="Avenir Next" w:eastAsia="Avenir Next"/>
-                      <w:color w:val="1A1A1A"/>
-                      <w:sz w:val="22"/>
-                      <w:szCs w:val="22"/>
+                      <w:sz w:val="21"/>
+                      <w:szCs w:val="21"/>
+                    </w:rPr>
+                    <w:t>f.</w:t>
+                  </w:r>
+                  <w:r>
+                    <w:rPr>
+                      <w:sz w:val="21"/>
+                      <w:szCs w:val="21"/>
                     </w:rPr>
                     <w:tab/>
-                  </w:r>
-                  <w:r>
-                    <w:rPr>
-                      <w:rFonts w:ascii="Avenir Next" w:hAnsi="Avenir Next" w:cs="Avenir Next" w:eastAsia="Avenir Next"/>
-                      <w:color w:val="1A1A1A"/>
-                      <w:sz w:val="22"/>
-                      <w:szCs w:val="22"/>
-                    </w:rPr>
-                    <w:t xml:space="preserve">50/100 =</w:t>
-                  </w:r>
-                  <w:r>
-                    <w:rPr>
-                      <w:rFonts w:ascii="Avenir Next" w:hAnsi="Avenir Next" w:cs="Avenir Next" w:eastAsia="Avenir Next"/>
-                      <w:color w:val="1A1A1A"/>
-                      <w:sz w:val="22"/>
-                      <w:szCs w:val="22"/>
-                    </w:rPr>
-                    <w:t xml:space="preserve">  </w:t>
-                  </w:r>
-                  <w:r>
-                    <w:rPr>
-                      <w:rFonts w:ascii="Avenir Next" w:hAnsi="Avenir Next" w:cs="Avenir Next" w:eastAsia="Avenir Next"/>
-                      <w:color w:val="1A1A1A"/>
-                      <w:sz w:val="22"/>
-                      <w:szCs w:val="22"/>
+                    <w:t xml:space="preserve">50/100 =  </w:t>
+                  </w:r>
+                  <w:r>
+                    <w:rPr>
+                      <w:sz w:val="21"/>
+                      <w:szCs w:val="21"/>
                       <w:u w:val="single"/>
                     </w:rPr>
-                    <w:t xml:space="preserve">      </w:t>
+                    <w:t>      </w:t>
                   </w:r>
                 </w:p>
               </w:tc>
@@ -3412,7 +2850,7 @@
           </w:tbl>
           <w:p>
             <w:pPr>
-              <w:spacing w:before="0" w:after="0" w:line="24" w:lineRule="auto"/>
+              <w:spacing w:line="24" w:lineRule="auto"/>
             </w:pPr>
           </w:p>
         </w:tc>
@@ -3420,7 +2858,7 @@
     </w:tbl>
     <w:p>
       <w:pPr>
-        <w:spacing w:before="0" w:after="0" w:line="20" w:lineRule="exact"/>
+        <w:spacing w:line="20" w:lineRule="exact"/>
       </w:pPr>
     </w:p>
     <w:p>
@@ -3433,22 +2871,20 @@
           <w:tab w:val="right" w:pos="9504"/>
         </w:tabs>
         <w:spacing w:before="50" w:after="36" w:line="240" w:lineRule="auto"/>
-      </w:pPr>
-      <w:r>
-        <w:rPr>
-          <w:rFonts w:ascii="Avenir Next" w:hAnsi="Avenir Next" w:cs="Avenir Next" w:eastAsia="Avenir Next"/>
+        <w:outlineLvl w:val="1"/>
+      </w:pPr>
+      <w:r>
+        <w:rPr>
           <w:b/>
           <w:color w:val="003A70"/>
           <w:spacing w:val="14"/>
           <w:sz w:val="19"/>
           <w:szCs w:val="19"/>
         </w:rPr>
-        <w:t xml:space="preserve">READY CHECK</w:t>
-      </w:r>
-      <w:r>
-        <w:rPr>
-          <w:rFonts w:ascii="Avenir Next" w:hAnsi="Avenir Next" w:cs="Avenir Next" w:eastAsia="Avenir Next"/>
-          <w:color w:val="1A1A1A"/>
+        <w:t>READY CHECK</w:t>
+      </w:r>
+      <w:r>
+        <w:rPr>
           <w:sz w:val="17"/>
           <w:szCs w:val="17"/>
         </w:rPr>
@@ -3456,24 +2892,22 @@
       </w:r>
       <w:r>
         <w:rPr>
-          <w:rFonts w:ascii="Avenir Next" w:hAnsi="Avenir Next" w:cs="Avenir Next" w:eastAsia="Avenir Next"/>
           <w:i/>
           <w:color w:val="5A5F66"/>
           <w:sz w:val="17"/>
           <w:szCs w:val="17"/>
         </w:rPr>
-        <w:t xml:space="preserve">a problem like the one in today’s lesson</w:t>
-      </w:r>
-    </w:p>
-    <w:p>
-      <w:pPr>
-        <w:spacing w:before="0" w:after="0" w:line="20" w:lineRule="exact"/>
+        <w:t>a problem like the one in today’s lesson</w:t>
+      </w:r>
+    </w:p>
+    <w:p>
+      <w:pPr>
+        <w:spacing w:line="20" w:lineRule="exact"/>
       </w:pPr>
     </w:p>
     <w:tbl>
       <w:tblPr>
         <w:tblW w:w="9504" w:type="dxa"/>
-        <w:jc w:val="left"/>
         <w:tblBorders>
           <w:top w:val="nil"/>
           <w:left w:val="nil"/>
@@ -3484,12 +2918,10 @@
         </w:tblBorders>
         <w:tblLayout w:type="fixed"/>
         <w:tblCellMar>
-          <w:top w:w="0" w:type="dxa"/>
           <w:left w:w="0" w:type="dxa"/>
-          <w:bottom w:w="0" w:type="dxa"/>
           <w:right w:w="0" w:type="dxa"/>
         </w:tblCellMar>
-        <w:tblLook w:val="0000" w:firstRow="0" w:lastRow="0" w:firstColumn="0" w:lastColumn="0" w:noHBand="1" w:noVBand="1"/>
+        <w:tblLook w:val="0600" w:firstRow="0" w:lastRow="0" w:firstColumn="0" w:lastColumn="0" w:noHBand="1" w:noVBand="1"/>
       </w:tblPr>
       <w:tblGrid>
         <w:gridCol w:w="9504"/>
@@ -3501,7 +2933,6 @@
         <w:tc>
           <w:tcPr>
             <w:tcW w:w="9504" w:type="dxa"/>
-            <w:vAlign w:val="top"/>
           </w:tcPr>
           <w:p>
             <w:pPr>
@@ -3514,38 +2945,25 @@
             </w:pPr>
             <w:r>
               <w:rPr>
-                <w:rFonts w:ascii="Avenir Next" w:hAnsi="Avenir Next" w:cs="Avenir Next" w:eastAsia="Avenir Next"/>
                 <w:b/>
-                <w:color w:val="1A1A1A"/>
-                <w:sz w:val="22"/>
-                <w:szCs w:val="22"/>
-              </w:rPr>
-              <w:t xml:space="preserve">7.</w:t>
-            </w:r>
-            <w:r>
-              <w:rPr>
-                <w:rFonts w:ascii="Avenir Next" w:hAnsi="Avenir Next" w:cs="Avenir Next" w:eastAsia="Avenir Next"/>
-                <w:color w:val="1A1A1A"/>
-                <w:sz w:val="22"/>
-                <w:szCs w:val="22"/>
+                <w:sz w:val="21"/>
+                <w:szCs w:val="21"/>
+              </w:rPr>
+              <w:t>7.</w:t>
+            </w:r>
+            <w:r>
+              <w:rPr>
+                <w:sz w:val="21"/>
+                <w:szCs w:val="21"/>
               </w:rPr>
               <w:tab/>
-            </w:r>
-            <w:r>
-              <w:rPr>
-                <w:rFonts w:ascii="Avenir Next" w:hAnsi="Avenir Next" w:cs="Avenir Next" w:eastAsia="Avenir Next"/>
-                <w:color w:val="1A1A1A"/>
-                <w:sz w:val="22"/>
-                <w:szCs w:val="22"/>
-              </w:rPr>
-              <w:t xml:space="preserve">Which decimal names 4 hundredths?</w:t>
+              <w:t>Which decimal names 4 hundredths?</w:t>
             </w:r>
           </w:p>
           <w:tbl>
             <w:tblPr>
+              <w:tblW w:w="9072" w:type="dxa"/>
               <w:tblInd w:w="432" w:type="dxa"/>
-              <w:tblW w:w="9072" w:type="dxa"/>
-              <w:jc w:val="left"/>
               <w:tblBorders>
                 <w:top w:val="nil"/>
                 <w:left w:val="nil"/>
@@ -3561,7 +2979,7 @@
                 <w:bottom w:w="30" w:type="dxa"/>
                 <w:right w:w="80" w:type="dxa"/>
               </w:tblCellMar>
-              <w:tblLook w:val="0000" w:firstRow="0" w:lastRow="0" w:firstColumn="0" w:lastColumn="0" w:noHBand="1" w:noVBand="1"/>
+              <w:tblLook w:val="0600" w:firstRow="0" w:lastRow="0" w:firstColumn="0" w:lastColumn="0" w:noHBand="1" w:noVBand="1"/>
             </w:tblPr>
             <w:tblGrid>
               <w:gridCol w:w="2268"/>
@@ -3576,172 +2994,120 @@
               <w:tc>
                 <w:tcPr>
                   <w:tcW w:w="2268" w:type="dxa"/>
-                  <w:vAlign w:val="top"/>
                 </w:tcPr>
                 <w:p>
                   <w:pPr>
                     <w:tabs>
                       <w:tab w:val="left" w:pos="340"/>
                     </w:tabs>
-                    <w:spacing w:before="0" w:after="0" w:line="264" w:lineRule="auto"/>
                     <w:ind w:left="340" w:hanging="340"/>
                   </w:pPr>
                   <w:r>
                     <w:rPr>
-                      <w:rFonts w:ascii="Avenir Next" w:hAnsi="Avenir Next" w:cs="Avenir Next" w:eastAsia="Avenir Next"/>
                       <w:b/>
                       <w:color w:val="003A70"/>
-                      <w:sz w:val="21"/>
-                      <w:szCs w:val="21"/>
-                    </w:rPr>
-                    <w:t xml:space="preserve">A</w:t>
-                  </w:r>
-                  <w:r>
-                    <w:rPr>
-                      <w:rFonts w:ascii="Avenir Next" w:hAnsi="Avenir Next" w:cs="Avenir Next" w:eastAsia="Avenir Next"/>
-                      <w:color w:val="1A1A1A"/>
-                      <w:sz w:val="21"/>
-                      <w:szCs w:val="21"/>
+                      <w:sz w:val="22"/>
+                      <w:szCs w:val="22"/>
+                    </w:rPr>
+                    <w:t>A</w:t>
+                  </w:r>
+                  <w:r>
+                    <w:rPr>
+                      <w:sz w:val="22"/>
+                      <w:szCs w:val="22"/>
                     </w:rPr>
                     <w:tab/>
-                  </w:r>
-                  <w:r>
-                    <w:rPr>
-                      <w:rFonts w:ascii="Avenir Next" w:hAnsi="Avenir Next" w:cs="Avenir Next" w:eastAsia="Avenir Next"/>
-                      <w:color w:val="1A1A1A"/>
-                      <w:sz w:val="21"/>
-                      <w:szCs w:val="21"/>
-                    </w:rPr>
-                    <w:t xml:space="preserve">0.4</w:t>
+                    <w:t>0.4</w:t>
                   </w:r>
                 </w:p>
               </w:tc>
               <w:tc>
                 <w:tcPr>
                   <w:tcW w:w="2268" w:type="dxa"/>
-                  <w:vAlign w:val="top"/>
                 </w:tcPr>
                 <w:p>
                   <w:pPr>
                     <w:tabs>
                       <w:tab w:val="left" w:pos="340"/>
                     </w:tabs>
-                    <w:spacing w:before="0" w:after="0" w:line="264" w:lineRule="auto"/>
                     <w:ind w:left="340" w:hanging="340"/>
                   </w:pPr>
                   <w:r>
                     <w:rPr>
-                      <w:rFonts w:ascii="Avenir Next" w:hAnsi="Avenir Next" w:cs="Avenir Next" w:eastAsia="Avenir Next"/>
                       <w:b/>
                       <w:color w:val="003A70"/>
-                      <w:sz w:val="21"/>
-                      <w:szCs w:val="21"/>
-                    </w:rPr>
-                    <w:t xml:space="preserve">B</w:t>
-                  </w:r>
-                  <w:r>
-                    <w:rPr>
-                      <w:rFonts w:ascii="Avenir Next" w:hAnsi="Avenir Next" w:cs="Avenir Next" w:eastAsia="Avenir Next"/>
-                      <w:color w:val="1A1A1A"/>
-                      <w:sz w:val="21"/>
-                      <w:szCs w:val="21"/>
+                      <w:sz w:val="22"/>
+                      <w:szCs w:val="22"/>
+                    </w:rPr>
+                    <w:t>B</w:t>
+                  </w:r>
+                  <w:r>
+                    <w:rPr>
+                      <w:sz w:val="22"/>
+                      <w:szCs w:val="22"/>
                     </w:rPr>
                     <w:tab/>
-                  </w:r>
-                  <w:r>
-                    <w:rPr>
-                      <w:rFonts w:ascii="Avenir Next" w:hAnsi="Avenir Next" w:cs="Avenir Next" w:eastAsia="Avenir Next"/>
-                      <w:color w:val="1A1A1A"/>
-                      <w:sz w:val="21"/>
-                      <w:szCs w:val="21"/>
-                    </w:rPr>
-                    <w:t xml:space="preserve">4.0</w:t>
+                    <w:t>4.0</w:t>
                   </w:r>
                 </w:p>
               </w:tc>
               <w:tc>
                 <w:tcPr>
                   <w:tcW w:w="2268" w:type="dxa"/>
-                  <w:vAlign w:val="top"/>
                 </w:tcPr>
                 <w:p>
                   <w:pPr>
                     <w:tabs>
                       <w:tab w:val="left" w:pos="340"/>
                     </w:tabs>
-                    <w:spacing w:before="0" w:after="0" w:line="264" w:lineRule="auto"/>
                     <w:ind w:left="340" w:hanging="340"/>
                   </w:pPr>
                   <w:r>
                     <w:rPr>
-                      <w:rFonts w:ascii="Avenir Next" w:hAnsi="Avenir Next" w:cs="Avenir Next" w:eastAsia="Avenir Next"/>
                       <w:b/>
                       <w:color w:val="003A70"/>
-                      <w:sz w:val="21"/>
-                      <w:szCs w:val="21"/>
-                    </w:rPr>
-                    <w:t xml:space="preserve">C</w:t>
-                  </w:r>
-                  <w:r>
-                    <w:rPr>
-                      <w:rFonts w:ascii="Avenir Next" w:hAnsi="Avenir Next" w:cs="Avenir Next" w:eastAsia="Avenir Next"/>
-                      <w:color w:val="1A1A1A"/>
-                      <w:sz w:val="21"/>
-                      <w:szCs w:val="21"/>
+                      <w:sz w:val="22"/>
+                      <w:szCs w:val="22"/>
+                    </w:rPr>
+                    <w:t>C</w:t>
+                  </w:r>
+                  <w:r>
+                    <w:rPr>
+                      <w:sz w:val="22"/>
+                      <w:szCs w:val="22"/>
                     </w:rPr>
                     <w:tab/>
-                  </w:r>
-                  <w:r>
-                    <w:rPr>
-                      <w:rFonts w:ascii="Avenir Next" w:hAnsi="Avenir Next" w:cs="Avenir Next" w:eastAsia="Avenir Next"/>
-                      <w:color w:val="1A1A1A"/>
-                      <w:sz w:val="21"/>
-                      <w:szCs w:val="21"/>
-                    </w:rPr>
-                    <w:t xml:space="preserve">0.04</w:t>
+                    <w:t>0.04</w:t>
                   </w:r>
                 </w:p>
               </w:tc>
               <w:tc>
                 <w:tcPr>
                   <w:tcW w:w="2268" w:type="dxa"/>
-                  <w:vAlign w:val="top"/>
                 </w:tcPr>
                 <w:p>
                   <w:pPr>
                     <w:tabs>
                       <w:tab w:val="left" w:pos="340"/>
                     </w:tabs>
-                    <w:spacing w:before="0" w:after="0" w:line="264" w:lineRule="auto"/>
                     <w:ind w:left="340" w:hanging="340"/>
                   </w:pPr>
                   <w:r>
                     <w:rPr>
-                      <w:rFonts w:ascii="Avenir Next" w:hAnsi="Avenir Next" w:cs="Avenir Next" w:eastAsia="Avenir Next"/>
                       <w:b/>
                       <w:color w:val="003A70"/>
-                      <w:sz w:val="21"/>
-                      <w:szCs w:val="21"/>
-                    </w:rPr>
-                    <w:t xml:space="preserve">D</w:t>
-                  </w:r>
-                  <w:r>
-                    <w:rPr>
-                      <w:rFonts w:ascii="Avenir Next" w:hAnsi="Avenir Next" w:cs="Avenir Next" w:eastAsia="Avenir Next"/>
-                      <w:color w:val="1A1A1A"/>
-                      <w:sz w:val="21"/>
-                      <w:szCs w:val="21"/>
+                      <w:sz w:val="22"/>
+                      <w:szCs w:val="22"/>
+                    </w:rPr>
+                    <w:t>D</w:t>
+                  </w:r>
+                  <w:r>
+                    <w:rPr>
+                      <w:sz w:val="22"/>
+                      <w:szCs w:val="22"/>
                     </w:rPr>
                     <w:tab/>
-                  </w:r>
-                  <w:r>
-                    <w:rPr>
-                      <w:rFonts w:ascii="Avenir Next" w:hAnsi="Avenir Next" w:cs="Avenir Next" w:eastAsia="Avenir Next"/>
-                      <w:color w:val="1A1A1A"/>
-                      <w:sz w:val="21"/>
-                      <w:szCs w:val="21"/>
-                    </w:rPr>
-                    <w:t xml:space="preserve">0.40</w:t>
+                    <w:t>0.40</w:t>
                   </w:r>
                 </w:p>
               </w:tc>
@@ -3749,7 +3115,7 @@
           </w:tbl>
           <w:p>
             <w:pPr>
-              <w:spacing w:before="0" w:after="0" w:line="24" w:lineRule="auto"/>
+              <w:spacing w:line="24" w:lineRule="auto"/>
             </w:pPr>
           </w:p>
         </w:tc>
@@ -3757,18 +3123,17 @@
     </w:tbl>
     <w:p>
       <w:pPr>
-        <w:spacing w:before="0" w:after="0" w:line="20" w:lineRule="exact"/>
-      </w:pPr>
-    </w:p>
-    <w:p>
-      <w:pPr>
-        <w:spacing w:before="0" w:after="0" w:line="60" w:lineRule="auto"/>
+        <w:spacing w:line="20" w:lineRule="exact"/>
+      </w:pPr>
+    </w:p>
+    <w:p>
+      <w:pPr>
+        <w:spacing w:line="60" w:lineRule="auto"/>
       </w:pPr>
     </w:p>
     <w:tbl>
       <w:tblPr>
         <w:tblW w:w="9504" w:type="dxa"/>
-        <w:jc w:val="left"/>
         <w:tblBorders>
           <w:top w:val="single" w:sz="8" w:space="0" w:color="000000"/>
           <w:left w:val="single" w:sz="8" w:space="0" w:color="000000"/>
@@ -3784,63 +3149,59 @@
           <w:bottom w:w="40" w:type="dxa"/>
           <w:right w:w="80" w:type="dxa"/>
         </w:tblCellMar>
-        <w:tblLook w:val="0000" w:firstRow="0" w:lastRow="0" w:firstColumn="0" w:lastColumn="0" w:noHBand="1" w:noVBand="1"/>
+        <w:tblLook w:val="0600" w:firstRow="0" w:lastRow="0" w:firstColumn="0" w:lastColumn="0" w:noHBand="1" w:noVBand="1"/>
       </w:tblPr>
       <w:tblGrid>
-        <w:gridCol w:w="2000"/>
-        <w:gridCol w:w="2300"/>
-        <w:gridCol w:w="2100"/>
-        <w:gridCol w:w="3104"/>
+        <w:gridCol w:w="1750"/>
+        <w:gridCol w:w="2500"/>
+        <w:gridCol w:w="2200"/>
+        <w:gridCol w:w="3054"/>
       </w:tblGrid>
       <w:tr>
         <w:trPr>
           <w:cantSplit/>
-          <w:trHeight w:val="320" w:hRule="atLeast"/>
+          <w:trHeight w:val="320"/>
         </w:trPr>
         <w:tc>
           <w:tcPr>
-            <w:tcW w:w="2000" w:type="dxa"/>
+            <w:tcW w:w="1750" w:type="dxa"/>
             <w:vAlign w:val="center"/>
           </w:tcPr>
           <w:p>
             <w:pPr>
-              <w:spacing w:before="0" w:after="0" w:line="240" w:lineRule="auto"/>
+              <w:spacing w:line="240" w:lineRule="auto"/>
             </w:pPr>
             <w:r>
               <w:rPr>
-                <w:rFonts w:ascii="Avenir Next" w:hAnsi="Avenir Next" w:cs="Avenir Next" w:eastAsia="Avenir Next"/>
                 <w:b/>
                 <w:color w:val="003A70"/>
                 <w:spacing w:val="12"/>
                 <w:sz w:val="15"/>
                 <w:szCs w:val="15"/>
               </w:rPr>
-              <w:t xml:space="preserve">CHECK YOURSELF</w:t>
+              <w:t>CHECK YOURSELF</w:t>
             </w:r>
           </w:p>
         </w:tc>
         <w:tc>
           <w:tcPr>
-            <w:tcW w:w="2300" w:type="dxa"/>
+            <w:tcW w:w="2500" w:type="dxa"/>
             <w:vAlign w:val="center"/>
           </w:tcPr>
           <w:p>
             <w:pPr>
-              <w:spacing w:before="0" w:after="0" w:line="240" w:lineRule="auto"/>
+              <w:spacing w:line="240" w:lineRule="auto"/>
             </w:pPr>
             <w:r>
               <w:rPr>
-                <w:rFonts w:ascii="Arial" w:hAnsi="Arial" w:cs="Arial" w:eastAsia="Arial"/>
-                <w:color w:val="1A1A1A"/>
-                <w:sz w:val="24"/>
-                <w:szCs w:val="24"/>
-              </w:rPr>
-              <w:t xml:space="preserve">□</w:t>
-            </w:r>
-            <w:r>
-              <w:rPr>
-                <w:rFonts w:ascii="Avenir Next" w:hAnsi="Avenir Next" w:cs="Avenir Next" w:eastAsia="Avenir Next"/>
-                <w:color w:val="1A1A1A"/>
+                <w:rFonts w:ascii="Arial" w:eastAsia="Arial" w:hAnsi="Arial" w:cs="Arial"/>
+                <w:sz w:val="20"/>
+                <w:szCs w:val="20"/>
+              </w:rPr>
+              <w:t>□</w:t>
+            </w:r>
+            <w:r>
+              <w:rPr>
                 <w:sz w:val="17"/>
                 <w:szCs w:val="17"/>
               </w:rPr>
@@ -3850,26 +3211,23 @@
         </w:tc>
         <w:tc>
           <w:tcPr>
-            <w:tcW w:w="2100" w:type="dxa"/>
+            <w:tcW w:w="2200" w:type="dxa"/>
             <w:vAlign w:val="center"/>
           </w:tcPr>
           <w:p>
             <w:pPr>
-              <w:spacing w:before="0" w:after="0" w:line="240" w:lineRule="auto"/>
+              <w:spacing w:line="240" w:lineRule="auto"/>
             </w:pPr>
             <w:r>
               <w:rPr>
-                <w:rFonts w:ascii="Arial" w:hAnsi="Arial" w:cs="Arial" w:eastAsia="Arial"/>
-                <w:color w:val="1A1A1A"/>
-                <w:sz w:val="24"/>
-                <w:szCs w:val="24"/>
-              </w:rPr>
-              <w:t xml:space="preserve">□</w:t>
-            </w:r>
-            <w:r>
-              <w:rPr>
-                <w:rFonts w:ascii="Avenir Next" w:hAnsi="Avenir Next" w:cs="Avenir Next" w:eastAsia="Avenir Next"/>
-                <w:color w:val="1A1A1A"/>
+                <w:rFonts w:ascii="Arial" w:eastAsia="Arial" w:hAnsi="Arial" w:cs="Arial"/>
+                <w:sz w:val="20"/>
+                <w:szCs w:val="20"/>
+              </w:rPr>
+              <w:t>□</w:t>
+            </w:r>
+            <w:r>
+              <w:rPr>
                 <w:sz w:val="17"/>
                 <w:szCs w:val="17"/>
               </w:rPr>
@@ -3879,26 +3237,23 @@
         </w:tc>
         <w:tc>
           <w:tcPr>
-            <w:tcW w:w="3104" w:type="dxa"/>
+            <w:tcW w:w="3054" w:type="dxa"/>
             <w:vAlign w:val="center"/>
           </w:tcPr>
           <w:p>
             <w:pPr>
-              <w:spacing w:before="0" w:after="0" w:line="240" w:lineRule="auto"/>
+              <w:spacing w:line="240" w:lineRule="auto"/>
             </w:pPr>
             <w:r>
               <w:rPr>
-                <w:rFonts w:ascii="Arial" w:hAnsi="Arial" w:cs="Arial" w:eastAsia="Arial"/>
-                <w:color w:val="1A1A1A"/>
-                <w:sz w:val="24"/>
-                <w:szCs w:val="24"/>
-              </w:rPr>
-              <w:t xml:space="preserve">□</w:t>
-            </w:r>
-            <w:r>
-              <w:rPr>
-                <w:rFonts w:ascii="Avenir Next" w:hAnsi="Avenir Next" w:cs="Avenir Next" w:eastAsia="Avenir Next"/>
-                <w:color w:val="1A1A1A"/>
+                <w:rFonts w:ascii="Arial" w:eastAsia="Arial" w:hAnsi="Arial" w:cs="Arial"/>
+                <w:sz w:val="20"/>
+                <w:szCs w:val="20"/>
+              </w:rPr>
+              <w:t>□</w:t>
+            </w:r>
+            <w:r>
+              <w:rPr>
                 <w:sz w:val="17"/>
                 <w:szCs w:val="17"/>
               </w:rPr>
@@ -3906,13 +3261,11 @@
             </w:r>
             <w:r>
               <w:rPr>
-                <w:rFonts w:ascii="Avenir Next" w:hAnsi="Avenir Next" w:cs="Avenir Next" w:eastAsia="Avenir Next"/>
-                <w:color w:val="1A1A1A"/>
                 <w:sz w:val="17"/>
                 <w:szCs w:val="17"/>
                 <w:u w:val="single"/>
               </w:rPr>
-              <w:t xml:space="preserve">        </w:t>
+              <w:t>        </w:t>
             </w:r>
           </w:p>
         </w:tc>
@@ -3920,30 +3273,54 @@
     </w:tbl>
     <w:p>
       <w:pPr>
-        <w:spacing w:before="0" w:after="0" w:line="20" w:lineRule="exact"/>
+        <w:spacing w:line="20" w:lineRule="exact"/>
       </w:pPr>
     </w:p>
     <w:sectPr>
-      <w:footerReference w:type="default" r:id="rIdFooter1"/>
+      <w:footerReference w:type="default" r:id="rId7"/>
       <w:pgSz w:w="12240" w:h="15840"/>
-      <w:pgMar w:top="893" w:right="1224" w:bottom="835" w:left="1512" w:header="432" w:footer="432" w:gutter="0"/>
+      <w:pgMar w:top="780" w:right="1224" w:bottom="760" w:left="1512" w:header="432" w:footer="432" w:gutter="0"/>
       <w:cols w:space="720"/>
     </w:sectPr>
   </w:body>
 </w:document>
 </file>
 
+<file path=word/endnotes.xml><?xml version="1.0" encoding="utf-8"?>
+<w:endnotes xmlns:wpc="http://schemas.microsoft.com/office/word/2010/wordprocessingCanvas" xmlns:cx="http://schemas.microsoft.com/office/drawing/2014/chartex" xmlns:cx1="http://schemas.microsoft.com/office/drawing/2015/9/8/chartex" xmlns:cx2="http://schemas.microsoft.com/office/drawing/2015/10/21/chartex" xmlns:cx3="http://schemas.microsoft.com/office/drawing/2016/5/9/chartex" xmlns:cx4="http://schemas.microsoft.com/office/drawing/2016/5/10/chartex" xmlns:cx5="http://schemas.microsoft.com/office/drawing/2016/5/11/chartex" xmlns:cx6="http://schemas.microsoft.com/office/drawing/2016/5/12/chartex" xmlns:cx7="http://schemas.microsoft.com/office/drawing/2016/5/13/chartex" xmlns:cx8="http://schemas.microsoft.com/office/drawing/2016/5/14/chartex" xmlns:mc="http://schemas.openxmlformats.org/markup-compatibility/2006" xmlns:m="http://schemas.openxmlformats.org/officeDocument/2006/math" xmlns:aink="http://schemas.microsoft.com/office/drawing/2016/ink" xmlns:am3d="http://schemas.microsoft.com/office/drawing/2017/model3d" xmlns:oel="http://schemas.microsoft.com/office/2019/extlst" xmlns:r="http://schemas.openxmlformats.org/officeDocument/2006/relationships" xmlns:wp14="http://schemas.microsoft.com/office/word/2010/wordprocessingDrawing" xmlns:wp="http://schemas.openxmlformats.org/drawingml/2006/wordprocessingDrawing" xmlns:wpg="http://schemas.microsoft.com/office/word/2010/wordprocessingGroup" xmlns:wpi="http://schemas.microsoft.com/office/word/2010/wordprocessingInk" xmlns:wps="http://schemas.microsoft.com/office/word/2010/wordprocessingShape" xmlns:o="urn:schemas-microsoft-com:office:office" xmlns:v="urn:schemas-microsoft-com:vml" xmlns:w10="urn:schemas-microsoft-com:office:word" xmlns:w="http://schemas.openxmlformats.org/wordprocessingml/2006/main" xmlns:w14="http://schemas.microsoft.com/office/word/2010/wordml" xmlns:w15="http://schemas.microsoft.com/office/word/2012/wordml" xmlns:w16cex="http://schemas.microsoft.com/office/word/2018/wordml/cex" xmlns:w16cid="http://schemas.microsoft.com/office/word/2016/wordml/cid" xmlns:w16="http://schemas.microsoft.com/office/word/2018/wordml" xmlns:w16sdtdh="http://schemas.microsoft.com/office/word/2020/wordml/sdtdatahash" xmlns:w16sdtfl="http://schemas.microsoft.com/office/word/2024/wordml/sdtformatlock" xmlns:w16se="http://schemas.microsoft.com/office/word/2015/wordml/symex" xmlns:w16du="http://schemas.microsoft.com/office/word/2023/wordml/word16du" xmlns:wne="http://schemas.microsoft.com/office/word/2006/wordml" mc:Ignorable="w14 w15 w16se w16cid w16 w16cex w16sdtdh w16sdtfl w16du wp14">
+  <w:endnote w:type="separator" w:id="-1">
+    <w:p>
+      <w:pPr>
+        <w:spacing w:line="240" w:lineRule="auto"/>
+      </w:pPr>
+      <w:r>
+        <w:separator/>
+      </w:r>
+    </w:p>
+  </w:endnote>
+  <w:endnote w:type="continuationSeparator" w:id="0">
+    <w:p>
+      <w:pPr>
+        <w:spacing w:line="240" w:lineRule="auto"/>
+      </w:pPr>
+      <w:r>
+        <w:continuationSeparator/>
+      </w:r>
+    </w:p>
+  </w:endnote>
+</w:endnotes>
+</file>
+
 <file path=word/footer1.xml><?xml version="1.0" encoding="utf-8"?>
-<w:ftr xmlns:w="http://schemas.openxmlformats.org/wordprocessingml/2006/main" xmlns:r="http://schemas.openxmlformats.org/officeDocument/2006/relationships" xmlns:wp="http://schemas.openxmlformats.org/drawingml/2006/wordprocessingDrawing" xmlns:a="http://schemas.openxmlformats.org/drawingml/2006/main" xmlns:pic="http://schemas.openxmlformats.org/drawingml/2006/picture">
+<w:ftr xmlns:wpc="http://schemas.microsoft.com/office/word/2010/wordprocessingCanvas" xmlns:cx="http://schemas.microsoft.com/office/drawing/2014/chartex" xmlns:cx1="http://schemas.microsoft.com/office/drawing/2015/9/8/chartex" xmlns:cx2="http://schemas.microsoft.com/office/drawing/2015/10/21/chartex" xmlns:cx3="http://schemas.microsoft.com/office/drawing/2016/5/9/chartex" xmlns:cx4="http://schemas.microsoft.com/office/drawing/2016/5/10/chartex" xmlns:cx5="http://schemas.microsoft.com/office/drawing/2016/5/11/chartex" xmlns:cx6="http://schemas.microsoft.com/office/drawing/2016/5/12/chartex" xmlns:cx7="http://schemas.microsoft.com/office/drawing/2016/5/13/chartex" xmlns:cx8="http://schemas.microsoft.com/office/drawing/2016/5/14/chartex" xmlns:mc="http://schemas.openxmlformats.org/markup-compatibility/2006" xmlns:m="http://schemas.openxmlformats.org/officeDocument/2006/math" xmlns:aink="http://schemas.microsoft.com/office/drawing/2016/ink" xmlns:am3d="http://schemas.microsoft.com/office/drawing/2017/model3d" xmlns:oel="http://schemas.microsoft.com/office/2019/extlst" xmlns:r="http://schemas.openxmlformats.org/officeDocument/2006/relationships" xmlns:wp14="http://schemas.microsoft.com/office/word/2010/wordprocessingDrawing" xmlns:wp="http://schemas.openxmlformats.org/drawingml/2006/wordprocessingDrawing" xmlns:wpg="http://schemas.microsoft.com/office/word/2010/wordprocessingGroup" xmlns:wpi="http://schemas.microsoft.com/office/word/2010/wordprocessingInk" xmlns:wps="http://schemas.microsoft.com/office/word/2010/wordprocessingShape" xmlns:o="urn:schemas-microsoft-com:office:office" xmlns:v="urn:schemas-microsoft-com:vml" xmlns:w10="urn:schemas-microsoft-com:office:word" xmlns:w="http://schemas.openxmlformats.org/wordprocessingml/2006/main" xmlns:w14="http://schemas.microsoft.com/office/word/2010/wordml" xmlns:w15="http://schemas.microsoft.com/office/word/2012/wordml" xmlns:w16cex="http://schemas.microsoft.com/office/word/2018/wordml/cex" xmlns:w16cid="http://schemas.microsoft.com/office/word/2016/wordml/cid" xmlns:w16="http://schemas.microsoft.com/office/word/2018/wordml" xmlns:w16sdtdh="http://schemas.microsoft.com/office/word/2020/wordml/sdtdatahash" xmlns:w16sdtfl="http://schemas.microsoft.com/office/word/2024/wordml/sdtformatlock" xmlns:w16se="http://schemas.microsoft.com/office/word/2015/wordml/symex" xmlns:w16du="http://schemas.microsoft.com/office/word/2023/wordml/word16du" xmlns:wne="http://schemas.microsoft.com/office/word/2006/wordml" mc:Ignorable="w14 w15 w16se w16cid w16 w16cex w16sdtdh w16sdtfl w16du wp14">
   <w:p>
     <w:pPr>
-      <w:spacing w:before="0" w:after="0" w:line="24" w:lineRule="auto"/>
+      <w:spacing w:line="24" w:lineRule="auto"/>
     </w:pPr>
   </w:p>
   <w:tbl>
     <w:tblPr>
       <w:tblW w:w="9504" w:type="dxa"/>
-      <w:jc w:val="left"/>
       <w:tblBorders>
         <w:top w:val="single" w:sz="4" w:space="0" w:color="C9CDD2"/>
         <w:left w:val="nil"/>
@@ -3956,10 +3333,9 @@
       <w:tblCellMar>
         <w:top w:w="40" w:type="dxa"/>
         <w:left w:w="0" w:type="dxa"/>
-        <w:bottom w:w="0" w:type="dxa"/>
         <w:right w:w="0" w:type="dxa"/>
       </w:tblCellMar>
-      <w:tblLook w:val="0000" w:firstRow="0" w:lastRow="0" w:firstColumn="0" w:lastColumn="0" w:noHBand="1" w:noVBand="1"/>
+      <w:tblLook w:val="0600" w:firstRow="0" w:lastRow="0" w:firstColumn="0" w:lastColumn="0" w:noHBand="1" w:noVBand="1"/>
     </w:tblPr>
     <w:tblGrid>
       <w:gridCol w:w="5892"/>
@@ -3972,41 +3348,37 @@
       <w:tc>
         <w:tcPr>
           <w:tcW w:w="5892" w:type="dxa"/>
-          <w:vAlign w:val="top"/>
         </w:tcPr>
         <w:p>
           <w:pPr>
-            <w:spacing w:before="0" w:after="0" w:line="269" w:lineRule="auto"/>
+            <w:spacing w:line="269" w:lineRule="auto"/>
           </w:pPr>
           <w:r>
             <w:rPr>
-              <w:rFonts w:ascii="Avenir Next" w:hAnsi="Avenir Next" w:cs="Avenir Next" w:eastAsia="Avenir Next"/>
               <w:color w:val="5A5F66"/>
               <w:sz w:val="15"/>
               <w:szCs w:val="15"/>
             </w:rPr>
-            <w:t xml:space="preserve">Grade 6 Mathematics  ·  Unit 4: Working with Percents</w:t>
+            <w:t>Grade 6 Mathematics  ·  Unit 4: Working with Percents</w:t>
           </w:r>
         </w:p>
       </w:tc>
       <w:tc>
         <w:tcPr>
           <w:tcW w:w="3612" w:type="dxa"/>
-          <w:vAlign w:val="top"/>
         </w:tcPr>
         <w:p>
           <w:pPr>
-            <w:spacing w:before="0" w:after="0" w:line="269" w:lineRule="auto"/>
+            <w:spacing w:line="269" w:lineRule="auto"/>
             <w:jc w:val="right"/>
           </w:pPr>
           <w:r>
             <w:rPr>
-              <w:rFonts w:ascii="Avenir Next" w:hAnsi="Avenir Next" w:cs="Avenir Next" w:eastAsia="Avenir Next"/>
               <w:color w:val="5A5F66"/>
               <w:sz w:val="15"/>
               <w:szCs w:val="15"/>
             </w:rPr>
-            <w:t xml:space="preserve">Lesson 4-1  ·  Session 1  ·  Prerequisite Practice A</w:t>
+            <w:t>Lesson 4-1  ·  Session 1  ·  Prerequisite Practice A</w:t>
           </w:r>
         </w:p>
       </w:tc>
@@ -4015,30 +3387,440 @@
 </w:ftr>
 </file>
 
+<file path=word/footnotes.xml><?xml version="1.0" encoding="utf-8"?>
+<w:footnotes xmlns:wpc="http://schemas.microsoft.com/office/word/2010/wordprocessingCanvas" xmlns:cx="http://schemas.microsoft.com/office/drawing/2014/chartex" xmlns:cx1="http://schemas.microsoft.com/office/drawing/2015/9/8/chartex" xmlns:cx2="http://schemas.microsoft.com/office/drawing/2015/10/21/chartex" xmlns:cx3="http://schemas.microsoft.com/office/drawing/2016/5/9/chartex" xmlns:cx4="http://schemas.microsoft.com/office/drawing/2016/5/10/chartex" xmlns:cx5="http://schemas.microsoft.com/office/drawing/2016/5/11/chartex" xmlns:cx6="http://schemas.microsoft.com/office/drawing/2016/5/12/chartex" xmlns:cx7="http://schemas.microsoft.com/office/drawing/2016/5/13/chartex" xmlns:cx8="http://schemas.microsoft.com/office/drawing/2016/5/14/chartex" xmlns:mc="http://schemas.openxmlformats.org/markup-compatibility/2006" xmlns:m="http://schemas.openxmlformats.org/officeDocument/2006/math" xmlns:aink="http://schemas.microsoft.com/office/drawing/2016/ink" xmlns:am3d="http://schemas.microsoft.com/office/drawing/2017/model3d" xmlns:oel="http://schemas.microsoft.com/office/2019/extlst" xmlns:r="http://schemas.openxmlformats.org/officeDocument/2006/relationships" xmlns:wp14="http://schemas.microsoft.com/office/word/2010/wordprocessingDrawing" xmlns:wp="http://schemas.openxmlformats.org/drawingml/2006/wordprocessingDrawing" xmlns:wpg="http://schemas.microsoft.com/office/word/2010/wordprocessingGroup" xmlns:wpi="http://schemas.microsoft.com/office/word/2010/wordprocessingInk" xmlns:wps="http://schemas.microsoft.com/office/word/2010/wordprocessingShape" xmlns:o="urn:schemas-microsoft-com:office:office" xmlns:v="urn:schemas-microsoft-com:vml" xmlns:w10="urn:schemas-microsoft-com:office:word" xmlns:w="http://schemas.openxmlformats.org/wordprocessingml/2006/main" xmlns:w14="http://schemas.microsoft.com/office/word/2010/wordml" xmlns:w15="http://schemas.microsoft.com/office/word/2012/wordml" xmlns:w16cex="http://schemas.microsoft.com/office/word/2018/wordml/cex" xmlns:w16cid="http://schemas.microsoft.com/office/word/2016/wordml/cid" xmlns:w16="http://schemas.microsoft.com/office/word/2018/wordml" xmlns:w16sdtdh="http://schemas.microsoft.com/office/word/2020/wordml/sdtdatahash" xmlns:w16sdtfl="http://schemas.microsoft.com/office/word/2024/wordml/sdtformatlock" xmlns:w16se="http://schemas.microsoft.com/office/word/2015/wordml/symex" xmlns:w16du="http://schemas.microsoft.com/office/word/2023/wordml/word16du" xmlns:wne="http://schemas.microsoft.com/office/word/2006/wordml" mc:Ignorable="w14 w15 w16se w16cid w16 w16cex w16sdtdh w16sdtfl w16du wp14">
+  <w:footnote w:type="separator" w:id="-1">
+    <w:p>
+      <w:pPr>
+        <w:spacing w:line="240" w:lineRule="auto"/>
+      </w:pPr>
+      <w:r>
+        <w:separator/>
+      </w:r>
+    </w:p>
+  </w:footnote>
+  <w:footnote w:type="continuationSeparator" w:id="0">
+    <w:p>
+      <w:pPr>
+        <w:spacing w:line="240" w:lineRule="auto"/>
+      </w:pPr>
+      <w:r>
+        <w:continuationSeparator/>
+      </w:r>
+    </w:p>
+  </w:footnote>
+</w:footnotes>
+</file>
+
 <file path=word/styles.xml><?xml version="1.0" encoding="utf-8"?>
-<w:styles xmlns:w="http://schemas.openxmlformats.org/wordprocessingml/2006/main">
+<w:styles xmlns:mc="http://schemas.openxmlformats.org/markup-compatibility/2006" xmlns:r="http://schemas.openxmlformats.org/officeDocument/2006/relationships" xmlns:w="http://schemas.openxmlformats.org/wordprocessingml/2006/main" xmlns:w14="http://schemas.microsoft.com/office/word/2010/wordml" xmlns:w15="http://schemas.microsoft.com/office/word/2012/wordml" xmlns:w16cex="http://schemas.microsoft.com/office/word/2018/wordml/cex" xmlns:w16cid="http://schemas.microsoft.com/office/word/2016/wordml/cid" xmlns:w16="http://schemas.microsoft.com/office/word/2018/wordml" xmlns:w16sdtdh="http://schemas.microsoft.com/office/word/2020/wordml/sdtdatahash" xmlns:w16sdtfl="http://schemas.microsoft.com/office/word/2024/wordml/sdtformatlock" xmlns:w16se="http://schemas.microsoft.com/office/word/2015/wordml/symex" xmlns:w16du="http://schemas.microsoft.com/office/word/2023/wordml/word16du" mc:Ignorable="w14 w15 w16se w16cid w16 w16cex w16sdtdh w16sdtfl w16du">
   <w:docDefaults>
     <w:rPrDefault>
       <w:rPr>
-        <w:rFonts w:ascii="Avenir Next" w:hAnsi="Avenir Next" w:cs="Avenir Next" w:eastAsia="Avenir Next"/>
+        <w:rFonts w:ascii="Avenir Next" w:eastAsia="Avenir Next" w:hAnsi="Avenir Next" w:cs="Avenir Next"/>
         <w:color w:val="1A1A1A"/>
-        <w:sz w:val="20"/>
-        <w:szCs w:val="20"/>
-        <w:lang w:val="en-US"/>
+        <w:lang w:val="en-US" w:eastAsia="en-US" w:bidi="ar-SA"/>
       </w:rPr>
     </w:rPrDefault>
     <w:pPrDefault>
       <w:pPr>
-        <w:spacing w:before="0" w:after="0" w:line="264" w:lineRule="auto"/>
+        <w:spacing w:line="264" w:lineRule="auto"/>
       </w:pPr>
     </w:pPrDefault>
   </w:docDefaults>
+  <w:latentStyles w:defLockedState="0" w:defUIPriority="99" w:defSemiHidden="0" w:defUnhideWhenUsed="0" w:defQFormat="0" w:count="376">
+    <w:lsdException w:name="Normal" w:uiPriority="0" w:qFormat="1"/>
+    <w:lsdException w:name="heading 1" w:uiPriority="9" w:qFormat="1"/>
+    <w:lsdException w:name="heading 2" w:semiHidden="1" w:uiPriority="9" w:unhideWhenUsed="1" w:qFormat="1"/>
+    <w:lsdException w:name="heading 3" w:semiHidden="1" w:uiPriority="9" w:unhideWhenUsed="1" w:qFormat="1"/>
+    <w:lsdException w:name="heading 4" w:semiHidden="1" w:uiPriority="9" w:unhideWhenUsed="1" w:qFormat="1"/>
+    <w:lsdException w:name="heading 5" w:semiHidden="1" w:uiPriority="9" w:unhideWhenUsed="1" w:qFormat="1"/>
+    <w:lsdException w:name="heading 6" w:semiHidden="1" w:uiPriority="9" w:unhideWhenUsed="1" w:qFormat="1"/>
+    <w:lsdException w:name="heading 7" w:semiHidden="1" w:uiPriority="9" w:unhideWhenUsed="1" w:qFormat="1"/>
+    <w:lsdException w:name="heading 8" w:semiHidden="1" w:uiPriority="9" w:unhideWhenUsed="1" w:qFormat="1"/>
+    <w:lsdException w:name="heading 9" w:semiHidden="1" w:uiPriority="9" w:unhideWhenUsed="1" w:qFormat="1"/>
+    <w:lsdException w:name="index 1" w:semiHidden="1" w:unhideWhenUsed="1"/>
+    <w:lsdException w:name="index 2" w:semiHidden="1" w:unhideWhenUsed="1"/>
+    <w:lsdException w:name="index 3" w:semiHidden="1" w:unhideWhenUsed="1"/>
+    <w:lsdException w:name="index 4" w:semiHidden="1" w:unhideWhenUsed="1"/>
+    <w:lsdException w:name="index 5" w:semiHidden="1" w:unhideWhenUsed="1"/>
+    <w:lsdException w:name="index 6" w:semiHidden="1" w:unhideWhenUsed="1"/>
+    <w:lsdException w:name="index 7" w:semiHidden="1" w:unhideWhenUsed="1"/>
+    <w:lsdException w:name="index 8" w:semiHidden="1" w:unhideWhenUsed="1"/>
+    <w:lsdException w:name="index 9" w:semiHidden="1" w:unhideWhenUsed="1"/>
+    <w:lsdException w:name="toc 1" w:semiHidden="1" w:uiPriority="39" w:unhideWhenUsed="1"/>
+    <w:lsdException w:name="toc 2" w:semiHidden="1" w:uiPriority="39" w:unhideWhenUsed="1"/>
+    <w:lsdException w:name="toc 3" w:semiHidden="1" w:uiPriority="39" w:unhideWhenUsed="1"/>
+    <w:lsdException w:name="toc 4" w:semiHidden="1" w:uiPriority="39" w:unhideWhenUsed="1"/>
+    <w:lsdException w:name="toc 5" w:semiHidden="1" w:uiPriority="39" w:unhideWhenUsed="1"/>
+    <w:lsdException w:name="toc 6" w:semiHidden="1" w:uiPriority="39" w:unhideWhenUsed="1"/>
+    <w:lsdException w:name="toc 7" w:semiHidden="1" w:uiPriority="39" w:unhideWhenUsed="1"/>
+    <w:lsdException w:name="toc 8" w:semiHidden="1" w:uiPriority="39" w:unhideWhenUsed="1"/>
+    <w:lsdException w:name="toc 9" w:semiHidden="1" w:uiPriority="39" w:unhideWhenUsed="1"/>
+    <w:lsdException w:name="Normal Indent" w:semiHidden="1" w:unhideWhenUsed="1"/>
+    <w:lsdException w:name="footnote text" w:semiHidden="1" w:unhideWhenUsed="1"/>
+    <w:lsdException w:name="annotation text" w:semiHidden="1" w:unhideWhenUsed="1"/>
+    <w:lsdException w:name="header" w:semiHidden="1" w:unhideWhenUsed="1"/>
+    <w:lsdException w:name="footer" w:semiHidden="1" w:unhideWhenUsed="1"/>
+    <w:lsdException w:name="index heading" w:semiHidden="1" w:unhideWhenUsed="1"/>
+    <w:lsdException w:name="caption" w:semiHidden="1" w:uiPriority="35" w:unhideWhenUsed="1" w:qFormat="1"/>
+    <w:lsdException w:name="table of figures" w:semiHidden="1" w:unhideWhenUsed="1"/>
+    <w:lsdException w:name="envelope address" w:semiHidden="1" w:unhideWhenUsed="1"/>
+    <w:lsdException w:name="envelope return" w:semiHidden="1" w:unhideWhenUsed="1"/>
+    <w:lsdException w:name="footnote reference" w:semiHidden="1" w:unhideWhenUsed="1"/>
+    <w:lsdException w:name="annotation reference" w:semiHidden="1" w:unhideWhenUsed="1"/>
+    <w:lsdException w:name="line number" w:semiHidden="1" w:unhideWhenUsed="1"/>
+    <w:lsdException w:name="page number" w:semiHidden="1" w:unhideWhenUsed="1"/>
+    <w:lsdException w:name="endnote reference" w:semiHidden="1" w:unhideWhenUsed="1"/>
+    <w:lsdException w:name="endnote text" w:semiHidden="1" w:unhideWhenUsed="1"/>
+    <w:lsdException w:name="table of authorities" w:semiHidden="1" w:unhideWhenUsed="1"/>
+    <w:lsdException w:name="macro" w:semiHidden="1" w:unhideWhenUsed="1"/>
+    <w:lsdException w:name="toa heading" w:semiHidden="1" w:unhideWhenUsed="1"/>
+    <w:lsdException w:name="List" w:semiHidden="1" w:unhideWhenUsed="1"/>
+    <w:lsdException w:name="List Bullet" w:semiHidden="1" w:unhideWhenUsed="1"/>
+    <w:lsdException w:name="List Number" w:semiHidden="1" w:unhideWhenUsed="1"/>
+    <w:lsdException w:name="List 2" w:semiHidden="1" w:unhideWhenUsed="1"/>
+    <w:lsdException w:name="List 3" w:semiHidden="1" w:unhideWhenUsed="1"/>
+    <w:lsdException w:name="List 4" w:semiHidden="1" w:unhideWhenUsed="1"/>
+    <w:lsdException w:name="List 5" w:semiHidden="1" w:unhideWhenUsed="1"/>
+    <w:lsdException w:name="List Bullet 2" w:semiHidden="1" w:unhideWhenUsed="1"/>
+    <w:lsdException w:name="List Bullet 3" w:semiHidden="1" w:unhideWhenUsed="1"/>
+    <w:lsdException w:name="List Bullet 4" w:semiHidden="1" w:unhideWhenUsed="1"/>
+    <w:lsdException w:name="List Bullet 5" w:semiHidden="1" w:unhideWhenUsed="1"/>
+    <w:lsdException w:name="List Number 2" w:semiHidden="1" w:unhideWhenUsed="1"/>
+    <w:lsdException w:name="List Number 3" w:semiHidden="1" w:unhideWhenUsed="1"/>
+    <w:lsdException w:name="List Number 4" w:semiHidden="1" w:unhideWhenUsed="1"/>
+    <w:lsdException w:name="List Number 5" w:semiHidden="1" w:unhideWhenUsed="1"/>
+    <w:lsdException w:name="Title" w:uiPriority="10" w:qFormat="1"/>
+    <w:lsdException w:name="Closing" w:semiHidden="1" w:unhideWhenUsed="1"/>
+    <w:lsdException w:name="Signature" w:semiHidden="1" w:unhideWhenUsed="1"/>
+    <w:lsdException w:name="Default Paragraph Font" w:semiHidden="1" w:uiPriority="1" w:unhideWhenUsed="1"/>
+    <w:lsdException w:name="Body Text" w:semiHidden="1" w:unhideWhenUsed="1"/>
+    <w:lsdException w:name="Body Text Indent" w:semiHidden="1" w:unhideWhenUsed="1"/>
+    <w:lsdException w:name="List Continue" w:semiHidden="1" w:unhideWhenUsed="1"/>
+    <w:lsdException w:name="List Continue 2" w:semiHidden="1" w:unhideWhenUsed="1"/>
+    <w:lsdException w:name="List Continue 3" w:semiHidden="1" w:unhideWhenUsed="1"/>
+    <w:lsdException w:name="List Continue 4" w:semiHidden="1" w:unhideWhenUsed="1"/>
+    <w:lsdException w:name="List Continue 5" w:semiHidden="1" w:unhideWhenUsed="1"/>
+    <w:lsdException w:name="Message Header" w:semiHidden="1" w:unhideWhenUsed="1"/>
+    <w:lsdException w:name="Subtitle" w:uiPriority="11" w:qFormat="1"/>
+    <w:lsdException w:name="Salutation" w:semiHidden="1" w:unhideWhenUsed="1"/>
+    <w:lsdException w:name="Date" w:semiHidden="1" w:unhideWhenUsed="1"/>
+    <w:lsdException w:name="Body Text First Indent" w:semiHidden="1" w:unhideWhenUsed="1"/>
+    <w:lsdException w:name="Body Text First Indent 2" w:semiHidden="1" w:unhideWhenUsed="1"/>
+    <w:lsdException w:name="Note Heading" w:semiHidden="1" w:unhideWhenUsed="1"/>
+    <w:lsdException w:name="Body Text 2" w:semiHidden="1" w:unhideWhenUsed="1"/>
+    <w:lsdException w:name="Body Text 3" w:semiHidden="1" w:unhideWhenUsed="1"/>
+    <w:lsdException w:name="Body Text Indent 2" w:semiHidden="1" w:unhideWhenUsed="1"/>
+    <w:lsdException w:name="Body Text Indent 3" w:semiHidden="1" w:unhideWhenUsed="1"/>
+    <w:lsdException w:name="Block Text" w:semiHidden="1" w:unhideWhenUsed="1"/>
+    <w:lsdException w:name="Hyperlink" w:semiHidden="1" w:unhideWhenUsed="1"/>
+    <w:lsdException w:name="FollowedHyperlink" w:semiHidden="1" w:unhideWhenUsed="1"/>
+    <w:lsdException w:name="Strong" w:uiPriority="22" w:qFormat="1"/>
+    <w:lsdException w:name="Emphasis" w:uiPriority="20" w:qFormat="1"/>
+    <w:lsdException w:name="Document Map" w:semiHidden="1" w:unhideWhenUsed="1"/>
+    <w:lsdException w:name="Plain Text" w:semiHidden="1" w:unhideWhenUsed="1"/>
+    <w:lsdException w:name="E-mail Signature" w:semiHidden="1" w:unhideWhenUsed="1"/>
+    <w:lsdException w:name="HTML Top of Form" w:semiHidden="1" w:unhideWhenUsed="1"/>
+    <w:lsdException w:name="HTML Bottom of Form" w:semiHidden="1" w:unhideWhenUsed="1"/>
+    <w:lsdException w:name="Normal (Web)" w:semiHidden="1" w:unhideWhenUsed="1"/>
+    <w:lsdException w:name="HTML Acronym" w:semiHidden="1" w:unhideWhenUsed="1"/>
+    <w:lsdException w:name="HTML Address" w:semiHidden="1" w:unhideWhenUsed="1"/>
+    <w:lsdException w:name="HTML Cite" w:semiHidden="1" w:unhideWhenUsed="1"/>
+    <w:lsdException w:name="HTML Code" w:semiHidden="1" w:unhideWhenUsed="1"/>
+    <w:lsdException w:name="HTML Definition" w:semiHidden="1" w:unhideWhenUsed="1"/>
+    <w:lsdException w:name="HTML Keyboard" w:semiHidden="1" w:unhideWhenUsed="1"/>
+    <w:lsdException w:name="HTML Preformatted" w:semiHidden="1" w:unhideWhenUsed="1"/>
+    <w:lsdException w:name="HTML Sample" w:semiHidden="1" w:unhideWhenUsed="1"/>
+    <w:lsdException w:name="HTML Typewriter" w:semiHidden="1" w:unhideWhenUsed="1"/>
+    <w:lsdException w:name="HTML Variable" w:semiHidden="1" w:unhideWhenUsed="1"/>
+    <w:lsdException w:name="Normal Table" w:semiHidden="1" w:unhideWhenUsed="1"/>
+    <w:lsdException w:name="annotation subject" w:semiHidden="1" w:unhideWhenUsed="1"/>
+    <w:lsdException w:name="No List" w:semiHidden="1" w:unhideWhenUsed="1"/>
+    <w:lsdException w:name="Outline List 1" w:semiHidden="1" w:unhideWhenUsed="1"/>
+    <w:lsdException w:name="Outline List 2" w:semiHidden="1" w:unhideWhenUsed="1"/>
+    <w:lsdException w:name="Outline List 3" w:semiHidden="1" w:unhideWhenUsed="1"/>
+    <w:lsdException w:name="Table Simple 1" w:semiHidden="1" w:unhideWhenUsed="1"/>
+    <w:lsdException w:name="Table Simple 2" w:semiHidden="1" w:unhideWhenUsed="1"/>
+    <w:lsdException w:name="Table Simple 3" w:semiHidden="1" w:unhideWhenUsed="1"/>
+    <w:lsdException w:name="Table Classic 1" w:semiHidden="1" w:unhideWhenUsed="1"/>
+    <w:lsdException w:name="Table Classic 2" w:semiHidden="1" w:unhideWhenUsed="1"/>
+    <w:lsdException w:name="Table Classic 3" w:semiHidden="1" w:unhideWhenUsed="1"/>
+    <w:lsdException w:name="Table Classic 4" w:semiHidden="1" w:unhideWhenUsed="1"/>
+    <w:lsdException w:name="Table Colorful 1" w:semiHidden="1" w:unhideWhenUsed="1"/>
+    <w:lsdException w:name="Table Colorful 2" w:semiHidden="1" w:unhideWhenUsed="1"/>
+    <w:lsdException w:name="Table Colorful 3" w:semiHidden="1" w:unhideWhenUsed="1"/>
+    <w:lsdException w:name="Table Columns 1" w:semiHidden="1" w:unhideWhenUsed="1"/>
+    <w:lsdException w:name="Table Columns 2" w:semiHidden="1" w:unhideWhenUsed="1"/>
+    <w:lsdException w:name="Table Columns 3" w:semiHidden="1" w:unhideWhenUsed="1"/>
+    <w:lsdException w:name="Table Columns 4" w:semiHidden="1" w:unhideWhenUsed="1"/>
+    <w:lsdException w:name="Table Columns 5" w:semiHidden="1" w:unhideWhenUsed="1"/>
+    <w:lsdException w:name="Table Grid 1" w:semiHidden="1" w:unhideWhenUsed="1"/>
+    <w:lsdException w:name="Table Grid 2" w:semiHidden="1" w:unhideWhenUsed="1"/>
+    <w:lsdException w:name="Table Grid 3" w:semiHidden="1" w:unhideWhenUsed="1"/>
+    <w:lsdException w:name="Table Grid 4" w:semiHidden="1" w:unhideWhenUsed="1"/>
+    <w:lsdException w:name="Table Grid 5" w:semiHidden="1" w:unhideWhenUsed="1"/>
+    <w:lsdException w:name="Table Grid 6" w:semiHidden="1" w:unhideWhenUsed="1"/>
+    <w:lsdException w:name="Table Grid 7" w:semiHidden="1" w:unhideWhenUsed="1"/>
+    <w:lsdException w:name="Table Grid 8" w:semiHidden="1" w:unhideWhenUsed="1"/>
+    <w:lsdException w:name="Table List 1" w:semiHidden="1" w:unhideWhenUsed="1"/>
+    <w:lsdException w:name="Table List 2" w:semiHidden="1" w:unhideWhenUsed="1"/>
+    <w:lsdException w:name="Table List 3" w:semiHidden="1" w:unhideWhenUsed="1"/>
+    <w:lsdException w:name="Table List 4" w:semiHidden="1" w:unhideWhenUsed="1"/>
+    <w:lsdException w:name="Table List 5" w:semiHidden="1" w:unhideWhenUsed="1"/>
+    <w:lsdException w:name="Table List 6" w:semiHidden="1" w:unhideWhenUsed="1"/>
+    <w:lsdException w:name="Table List 7" w:semiHidden="1" w:unhideWhenUsed="1"/>
+    <w:lsdException w:name="Table List 8" w:semiHidden="1" w:unhideWhenUsed="1"/>
+    <w:lsdException w:name="Table 3D effects 1" w:semiHidden="1" w:unhideWhenUsed="1"/>
+    <w:lsdException w:name="Table 3D effects 2" w:semiHidden="1" w:unhideWhenUsed="1"/>
+    <w:lsdException w:name="Table 3D effects 3" w:semiHidden="1" w:unhideWhenUsed="1"/>
+    <w:lsdException w:name="Table Contemporary" w:semiHidden="1" w:unhideWhenUsed="1"/>
+    <w:lsdException w:name="Table Elegant" w:semiHidden="1" w:unhideWhenUsed="1"/>
+    <w:lsdException w:name="Table Professional" w:semiHidden="1" w:unhideWhenUsed="1"/>
+    <w:lsdException w:name="Table Subtle 1" w:semiHidden="1" w:unhideWhenUsed="1"/>
+    <w:lsdException w:name="Table Subtle 2" w:semiHidden="1" w:unhideWhenUsed="1"/>
+    <w:lsdException w:name="Table Web 1" w:semiHidden="1" w:unhideWhenUsed="1"/>
+    <w:lsdException w:name="Table Web 2" w:semiHidden="1" w:unhideWhenUsed="1"/>
+    <w:lsdException w:name="Table Web 3" w:semiHidden="1" w:unhideWhenUsed="1"/>
+    <w:lsdException w:name="Balloon Text" w:semiHidden="1" w:unhideWhenUsed="1"/>
+    <w:lsdException w:name="Table Grid" w:uiPriority="39"/>
+    <w:lsdException w:name="Table Theme" w:semiHidden="1" w:unhideWhenUsed="1"/>
+    <w:lsdException w:name="Placeholder Text" w:semiHidden="1"/>
+    <w:lsdException w:name="No Spacing" w:uiPriority="1" w:qFormat="1"/>
+    <w:lsdException w:name="Light Shading" w:uiPriority="60"/>
+    <w:lsdException w:name="Light List" w:uiPriority="61"/>
+    <w:lsdException w:name="Light Grid" w:uiPriority="62"/>
+    <w:lsdException w:name="Medium Shading 1" w:uiPriority="63"/>
+    <w:lsdException w:name="Medium Shading 2" w:uiPriority="64"/>
+    <w:lsdException w:name="Medium List 1" w:uiPriority="65"/>
+    <w:lsdException w:name="Medium List 2" w:uiPriority="66"/>
+    <w:lsdException w:name="Medium Grid 1" w:uiPriority="67"/>
+    <w:lsdException w:name="Medium Grid 2" w:uiPriority="68"/>
+    <w:lsdException w:name="Medium Grid 3" w:uiPriority="69"/>
+    <w:lsdException w:name="Dark List" w:uiPriority="70"/>
+    <w:lsdException w:name="Colorful Shading" w:uiPriority="71"/>
+    <w:lsdException w:name="Colorful List" w:uiPriority="72"/>
+    <w:lsdException w:name="Colorful Grid" w:uiPriority="73"/>
+    <w:lsdException w:name="Light Shading Accent 1" w:uiPriority="60"/>
+    <w:lsdException w:name="Light List Accent 1" w:uiPriority="61"/>
+    <w:lsdException w:name="Light Grid Accent 1" w:uiPriority="62"/>
+    <w:lsdException w:name="Medium Shading 1 Accent 1" w:uiPriority="63"/>
+    <w:lsdException w:name="Medium Shading 2 Accent 1" w:uiPriority="64"/>
+    <w:lsdException w:name="Medium List 1 Accent 1" w:uiPriority="65"/>
+    <w:lsdException w:name="Revision" w:semiHidden="1"/>
+    <w:lsdException w:name="List Paragraph" w:uiPriority="34" w:qFormat="1"/>
+    <w:lsdException w:name="Quote" w:uiPriority="29" w:qFormat="1"/>
+    <w:lsdException w:name="Intense Quote" w:uiPriority="30" w:qFormat="1"/>
+    <w:lsdException w:name="Medium List 2 Accent 1" w:uiPriority="66"/>
+    <w:lsdException w:name="Medium Grid 1 Accent 1" w:uiPriority="67"/>
+    <w:lsdException w:name="Medium Grid 2 Accent 1" w:uiPriority="68"/>
+    <w:lsdException w:name="Medium Grid 3 Accent 1" w:uiPriority="69"/>
+    <w:lsdException w:name="Dark List Accent 1" w:uiPriority="70"/>
+    <w:lsdException w:name="Colorful Shading Accent 1" w:uiPriority="71"/>
+    <w:lsdException w:name="Colorful List Accent 1" w:uiPriority="72"/>
+    <w:lsdException w:name="Colorful Grid Accent 1" w:uiPriority="73"/>
+    <w:lsdException w:name="Light Shading Accent 2" w:uiPriority="60"/>
+    <w:lsdException w:name="Light List Accent 2" w:uiPriority="61"/>
+    <w:lsdException w:name="Light Grid Accent 2" w:uiPriority="62"/>
+    <w:lsdException w:name="Medium Shading 1 Accent 2" w:uiPriority="63"/>
+    <w:lsdException w:name="Medium Shading 2 Accent 2" w:uiPriority="64"/>
+    <w:lsdException w:name="Medium List 1 Accent 2" w:uiPriority="65"/>
+    <w:lsdException w:name="Medium List 2 Accent 2" w:uiPriority="66"/>
+    <w:lsdException w:name="Medium Grid 1 Accent 2" w:uiPriority="67"/>
+    <w:lsdException w:name="Medium Grid 2 Accent 2" w:uiPriority="68"/>
+    <w:lsdException w:name="Medium Grid 3 Accent 2" w:uiPriority="69"/>
+    <w:lsdException w:name="Dark List Accent 2" w:uiPriority="70"/>
+    <w:lsdException w:name="Colorful Shading Accent 2" w:uiPriority="71"/>
+    <w:lsdException w:name="Colorful List Accent 2" w:uiPriority="72"/>
+    <w:lsdException w:name="Colorful Grid Accent 2" w:uiPriority="73"/>
+    <w:lsdException w:name="Light Shading Accent 3" w:uiPriority="60"/>
+    <w:lsdException w:name="Light List Accent 3" w:uiPriority="61"/>
+    <w:lsdException w:name="Light Grid Accent 3" w:uiPriority="62"/>
+    <w:lsdException w:name="Medium Shading 1 Accent 3" w:uiPriority="63"/>
+    <w:lsdException w:name="Medium Shading 2 Accent 3" w:uiPriority="64"/>
+    <w:lsdException w:name="Medium List 1 Accent 3" w:uiPriority="65"/>
+    <w:lsdException w:name="Medium List 2 Accent 3" w:uiPriority="66"/>
+    <w:lsdException w:name="Medium Grid 1 Accent 3" w:uiPriority="67"/>
+    <w:lsdException w:name="Medium Grid 2 Accent 3" w:uiPriority="68"/>
+    <w:lsdException w:name="Medium Grid 3 Accent 3" w:uiPriority="69"/>
+    <w:lsdException w:name="Dark List Accent 3" w:uiPriority="70"/>
+    <w:lsdException w:name="Colorful Shading Accent 3" w:uiPriority="71"/>
+    <w:lsdException w:name="Colorful List Accent 3" w:uiPriority="72"/>
+    <w:lsdException w:name="Colorful Grid Accent 3" w:uiPriority="73"/>
+    <w:lsdException w:name="Light Shading Accent 4" w:uiPriority="60"/>
+    <w:lsdException w:name="Light List Accent 4" w:uiPriority="61"/>
+    <w:lsdException w:name="Light Grid Accent 4" w:uiPriority="62"/>
+    <w:lsdException w:name="Medium Shading 1 Accent 4" w:uiPriority="63"/>
+    <w:lsdException w:name="Medium Shading 2 Accent 4" w:uiPriority="64"/>
+    <w:lsdException w:name="Medium List 1 Accent 4" w:uiPriority="65"/>
+    <w:lsdException w:name="Medium List 2 Accent 4" w:uiPriority="66"/>
+    <w:lsdException w:name="Medium Grid 1 Accent 4" w:uiPriority="67"/>
+    <w:lsdException w:name="Medium Grid 2 Accent 4" w:uiPriority="68"/>
+    <w:lsdException w:name="Medium Grid 3 Accent 4" w:uiPriority="69"/>
+    <w:lsdException w:name="Dark List Accent 4" w:uiPriority="70"/>
+    <w:lsdException w:name="Colorful Shading Accent 4" w:uiPriority="71"/>
+    <w:lsdException w:name="Colorful List Accent 4" w:uiPriority="72"/>
+    <w:lsdException w:name="Colorful Grid Accent 4" w:uiPriority="73"/>
+    <w:lsdException w:name="Light Shading Accent 5" w:uiPriority="60"/>
+    <w:lsdException w:name="Light List Accent 5" w:uiPriority="61"/>
+    <w:lsdException w:name="Light Grid Accent 5" w:uiPriority="62"/>
+    <w:lsdException w:name="Medium Shading 1 Accent 5" w:uiPriority="63"/>
+    <w:lsdException w:name="Medium Shading 2 Accent 5" w:uiPriority="64"/>
+    <w:lsdException w:name="Medium List 1 Accent 5" w:uiPriority="65"/>
+    <w:lsdException w:name="Medium List 2 Accent 5" w:uiPriority="66"/>
+    <w:lsdException w:name="Medium Grid 1 Accent 5" w:uiPriority="67"/>
+    <w:lsdException w:name="Medium Grid 2 Accent 5" w:uiPriority="68"/>
+    <w:lsdException w:name="Medium Grid 3 Accent 5" w:uiPriority="69"/>
+    <w:lsdException w:name="Dark List Accent 5" w:uiPriority="70"/>
+    <w:lsdException w:name="Colorful Shading Accent 5" w:uiPriority="71"/>
+    <w:lsdException w:name="Colorful List Accent 5" w:uiPriority="72"/>
+    <w:lsdException w:name="Colorful Grid Accent 5" w:uiPriority="73"/>
+    <w:lsdException w:name="Light Shading Accent 6" w:uiPriority="60"/>
+    <w:lsdException w:name="Light List Accent 6" w:uiPriority="61"/>
+    <w:lsdException w:name="Light Grid Accent 6" w:uiPriority="62"/>
+    <w:lsdException w:name="Medium Shading 1 Accent 6" w:uiPriority="63"/>
+    <w:lsdException w:name="Medium Shading 2 Accent 6" w:uiPriority="64"/>
+    <w:lsdException w:name="Medium List 1 Accent 6" w:uiPriority="65"/>
+    <w:lsdException w:name="Medium List 2 Accent 6" w:uiPriority="66"/>
+    <w:lsdException w:name="Medium Grid 1 Accent 6" w:uiPriority="67"/>
+    <w:lsdException w:name="Medium Grid 2 Accent 6" w:uiPriority="68"/>
+    <w:lsdException w:name="Medium Grid 3 Accent 6" w:uiPriority="69"/>
+    <w:lsdException w:name="Dark List Accent 6" w:uiPriority="70"/>
+    <w:lsdException w:name="Colorful Shading Accent 6" w:uiPriority="71"/>
+    <w:lsdException w:name="Colorful List Accent 6" w:uiPriority="72"/>
+    <w:lsdException w:name="Colorful Grid Accent 6" w:uiPriority="73"/>
+    <w:lsdException w:name="Subtle Emphasis" w:uiPriority="19" w:qFormat="1"/>
+    <w:lsdException w:name="Intense Emphasis" w:uiPriority="21" w:qFormat="1"/>
+    <w:lsdException w:name="Subtle Reference" w:uiPriority="31" w:qFormat="1"/>
+    <w:lsdException w:name="Intense Reference" w:uiPriority="32" w:qFormat="1"/>
+    <w:lsdException w:name="Book Title" w:uiPriority="33" w:qFormat="1"/>
+    <w:lsdException w:name="Bibliography" w:semiHidden="1" w:uiPriority="37" w:unhideWhenUsed="1"/>
+    <w:lsdException w:name="TOC Heading" w:semiHidden="1" w:uiPriority="39" w:unhideWhenUsed="1" w:qFormat="1"/>
+    <w:lsdException w:name="Plain Table 1" w:uiPriority="41"/>
+    <w:lsdException w:name="Plain Table 2" w:uiPriority="42"/>
+    <w:lsdException w:name="Plain Table 3" w:uiPriority="43"/>
+    <w:lsdException w:name="Plain Table 4" w:uiPriority="44"/>
+    <w:lsdException w:name="Plain Table 5" w:uiPriority="45"/>
+    <w:lsdException w:name="Grid Table Light" w:uiPriority="40"/>
+    <w:lsdException w:name="Grid Table 1 Light" w:uiPriority="46"/>
+    <w:lsdException w:name="Grid Table 2" w:uiPriority="47"/>
+    <w:lsdException w:name="Grid Table 3" w:uiPriority="48"/>
+    <w:lsdException w:name="Grid Table 4" w:uiPriority="49"/>
+    <w:lsdException w:name="Grid Table 5 Dark" w:uiPriority="50"/>
+    <w:lsdException w:name="Grid Table 6 Colorful" w:uiPriority="51"/>
+    <w:lsdException w:name="Grid Table 7 Colorful" w:uiPriority="52"/>
+    <w:lsdException w:name="Grid Table 1 Light Accent 1" w:uiPriority="46"/>
+    <w:lsdException w:name="Grid Table 2 Accent 1" w:uiPriority="47"/>
+    <w:lsdException w:name="Grid Table 3 Accent 1" w:uiPriority="48"/>
+    <w:lsdException w:name="Grid Table 4 Accent 1" w:uiPriority="49"/>
+    <w:lsdException w:name="Grid Table 5 Dark Accent 1" w:uiPriority="50"/>
+    <w:lsdException w:name="Grid Table 6 Colorful Accent 1" w:uiPriority="51"/>
+    <w:lsdException w:name="Grid Table 7 Colorful Accent 1" w:uiPriority="52"/>
+    <w:lsdException w:name="Grid Table 1 Light Accent 2" w:uiPriority="46"/>
+    <w:lsdException w:name="Grid Table 2 Accent 2" w:uiPriority="47"/>
+    <w:lsdException w:name="Grid Table 3 Accent 2" w:uiPriority="48"/>
+    <w:lsdException w:name="Grid Table 4 Accent 2" w:uiPriority="49"/>
+    <w:lsdException w:name="Grid Table 5 Dark Accent 2" w:uiPriority="50"/>
+    <w:lsdException w:name="Grid Table 6 Colorful Accent 2" w:uiPriority="51"/>
+    <w:lsdException w:name="Grid Table 7 Colorful Accent 2" w:uiPriority="52"/>
+    <w:lsdException w:name="Grid Table 1 Light Accent 3" w:uiPriority="46"/>
+    <w:lsdException w:name="Grid Table 2 Accent 3" w:uiPriority="47"/>
+    <w:lsdException w:name="Grid Table 3 Accent 3" w:uiPriority="48"/>
+    <w:lsdException w:name="Grid Table 4 Accent 3" w:uiPriority="49"/>
+    <w:lsdException w:name="Grid Table 5 Dark Accent 3" w:uiPriority="50"/>
+    <w:lsdException w:name="Grid Table 6 Colorful Accent 3" w:uiPriority="51"/>
+    <w:lsdException w:name="Grid Table 7 Colorful Accent 3" w:uiPriority="52"/>
+    <w:lsdException w:name="Grid Table 1 Light Accent 4" w:uiPriority="46"/>
+    <w:lsdException w:name="Grid Table 2 Accent 4" w:uiPriority="47"/>
+    <w:lsdException w:name="Grid Table 3 Accent 4" w:uiPriority="48"/>
+    <w:lsdException w:name="Grid Table 4 Accent 4" w:uiPriority="49"/>
+    <w:lsdException w:name="Grid Table 5 Dark Accent 4" w:uiPriority="50"/>
+    <w:lsdException w:name="Grid Table 6 Colorful Accent 4" w:uiPriority="51"/>
+    <w:lsdException w:name="Grid Table 7 Colorful Accent 4" w:uiPriority="52"/>
+    <w:lsdException w:name="Grid Table 1 Light Accent 5" w:uiPriority="46"/>
+    <w:lsdException w:name="Grid Table 2 Accent 5" w:uiPriority="47"/>
+    <w:lsdException w:name="Grid Table 3 Accent 5" w:uiPriority="48"/>
+    <w:lsdException w:name="Grid Table 4 Accent 5" w:uiPriority="49"/>
+    <w:lsdException w:name="Grid Table 5 Dark Accent 5" w:uiPriority="50"/>
+    <w:lsdException w:name="Grid Table 6 Colorful Accent 5" w:uiPriority="51"/>
+    <w:lsdException w:name="Grid Table 7 Colorful Accent 5" w:uiPriority="52"/>
+    <w:lsdException w:name="Grid Table 1 Light Accent 6" w:uiPriority="46"/>
+    <w:lsdException w:name="Grid Table 2 Accent 6" w:uiPriority="47"/>
+    <w:lsdException w:name="Grid Table 3 Accent 6" w:uiPriority="48"/>
+    <w:lsdException w:name="Grid Table 4 Accent 6" w:uiPriority="49"/>
+    <w:lsdException w:name="Grid Table 5 Dark Accent 6" w:uiPriority="50"/>
+    <w:lsdException w:name="Grid Table 6 Colorful Accent 6" w:uiPriority="51"/>
+    <w:lsdException w:name="Grid Table 7 Colorful Accent 6" w:uiPriority="52"/>
+    <w:lsdException w:name="List Table 1 Light" w:uiPriority="46"/>
+    <w:lsdException w:name="List Table 2" w:uiPriority="47"/>
+    <w:lsdException w:name="List Table 3" w:uiPriority="48"/>
+    <w:lsdException w:name="List Table 4" w:uiPriority="49"/>
+    <w:lsdException w:name="List Table 5 Dark" w:uiPriority="50"/>
+    <w:lsdException w:name="List Table 6 Colorful" w:uiPriority="51"/>
+    <w:lsdException w:name="List Table 7 Colorful" w:uiPriority="52"/>
+    <w:lsdException w:name="List Table 1 Light Accent 1" w:uiPriority="46"/>
+    <w:lsdException w:name="List Table 2 Accent 1" w:uiPriority="47"/>
+    <w:lsdException w:name="List Table 3 Accent 1" w:uiPriority="48"/>
+    <w:lsdException w:name="List Table 4 Accent 1" w:uiPriority="49"/>
+    <w:lsdException w:name="List Table 5 Dark Accent 1" w:uiPriority="50"/>
+    <w:lsdException w:name="List Table 6 Colorful Accent 1" w:uiPriority="51"/>
+    <w:lsdException w:name="List Table 7 Colorful Accent 1" w:uiPriority="52"/>
+    <w:lsdException w:name="List Table 1 Light Accent 2" w:uiPriority="46"/>
+    <w:lsdException w:name="List Table 2 Accent 2" w:uiPriority="47"/>
+    <w:lsdException w:name="List Table 3 Accent 2" w:uiPriority="48"/>
+    <w:lsdException w:name="List Table 4 Accent 2" w:uiPriority="49"/>
+    <w:lsdException w:name="List Table 5 Dark Accent 2" w:uiPriority="50"/>
+    <w:lsdException w:name="List Table 6 Colorful Accent 2" w:uiPriority="51"/>
+    <w:lsdException w:name="List Table 7 Colorful Accent 2" w:uiPriority="52"/>
+    <w:lsdException w:name="List Table 1 Light Accent 3" w:uiPriority="46"/>
+    <w:lsdException w:name="List Table 2 Accent 3" w:uiPriority="47"/>
+    <w:lsdException w:name="List Table 3 Accent 3" w:uiPriority="48"/>
+    <w:lsdException w:name="List Table 4 Accent 3" w:uiPriority="49"/>
+    <w:lsdException w:name="List Table 5 Dark Accent 3" w:uiPriority="50"/>
+    <w:lsdException w:name="List Table 6 Colorful Accent 3" w:uiPriority="51"/>
+    <w:lsdException w:name="List Table 7 Colorful Accent 3" w:uiPriority="52"/>
+    <w:lsdException w:name="List Table 1 Light Accent 4" w:uiPriority="46"/>
+    <w:lsdException w:name="List Table 2 Accent 4" w:uiPriority="47"/>
+    <w:lsdException w:name="List Table 3 Accent 4" w:uiPriority="48"/>
+    <w:lsdException w:name="List Table 4 Accent 4" w:uiPriority="49"/>
+    <w:lsdException w:name="List Table 5 Dark Accent 4" w:uiPriority="50"/>
+    <w:lsdException w:name="List Table 6 Colorful Accent 4" w:uiPriority="51"/>
+    <w:lsdException w:name="List Table 7 Colorful Accent 4" w:uiPriority="52"/>
+    <w:lsdException w:name="List Table 1 Light Accent 5" w:uiPriority="46"/>
+    <w:lsdException w:name="List Table 2 Accent 5" w:uiPriority="47"/>
+    <w:lsdException w:name="List Table 3 Accent 5" w:uiPriority="48"/>
+    <w:lsdException w:name="List Table 4 Accent 5" w:uiPriority="49"/>
+    <w:lsdException w:name="List Table 5 Dark Accent 5" w:uiPriority="50"/>
+    <w:lsdException w:name="List Table 6 Colorful Accent 5" w:uiPriority="51"/>
+    <w:lsdException w:name="List Table 7 Colorful Accent 5" w:uiPriority="52"/>
+    <w:lsdException w:name="List Table 1 Light Accent 6" w:uiPriority="46"/>
+    <w:lsdException w:name="List Table 2 Accent 6" w:uiPriority="47"/>
+    <w:lsdException w:name="List Table 3 Accent 6" w:uiPriority="48"/>
+    <w:lsdException w:name="List Table 4 Accent 6" w:uiPriority="49"/>
+    <w:lsdException w:name="List Table 5 Dark Accent 6" w:uiPriority="50"/>
+    <w:lsdException w:name="List Table 6 Colorful Accent 6" w:uiPriority="51"/>
+    <w:lsdException w:name="List Table 7 Colorful Accent 6" w:uiPriority="52"/>
+    <w:lsdException w:name="Mention" w:semiHidden="1" w:unhideWhenUsed="1"/>
+    <w:lsdException w:name="Smart Hyperlink" w:semiHidden="1" w:unhideWhenUsed="1"/>
+    <w:lsdException w:name="Hashtag" w:semiHidden="1" w:unhideWhenUsed="1"/>
+    <w:lsdException w:name="Unresolved Mention" w:semiHidden="1" w:unhideWhenUsed="1"/>
+    <w:lsdException w:name="Smart Link" w:semiHidden="1" w:unhideWhenUsed="1"/>
+  </w:latentStyles>
   <w:style w:type="paragraph" w:default="1" w:styleId="Normal">
     <w:name w:val="Normal"/>
     <w:qFormat/>
   </w:style>
+  <w:style w:type="character" w:default="1" w:styleId="DefaultParagraphFont">
+    <w:name w:val="Default Paragraph Font"/>
+    <w:uiPriority w:val="1"/>
+    <w:semiHidden/>
+    <w:unhideWhenUsed/>
+  </w:style>
   <w:style w:type="table" w:default="1" w:styleId="TableNormal">
     <w:name w:val="Normal Table"/>
+    <w:uiPriority w:val="99"/>
+    <w:semiHidden/>
+    <w:unhideWhenUsed/>
     <w:tblPr>
       <w:tblInd w:w="0" w:type="dxa"/>
       <w:tblCellMar>
@@ -4049,5 +3831,370 @@
       </w:tblCellMar>
     </w:tblPr>
   </w:style>
+  <w:style w:type="numbering" w:default="1" w:styleId="NoList">
+    <w:name w:val="No List"/>
+    <w:uiPriority w:val="99"/>
+    <w:semiHidden/>
+    <w:unhideWhenUsed/>
+  </w:style>
+  <w:style w:type="paragraph" w:styleId="Header">
+    <w:name w:val="header"/>
+    <w:basedOn w:val="Normal"/>
+    <w:link w:val="HeaderChar"/>
+    <w:uiPriority w:val="99"/>
+    <w:unhideWhenUsed/>
+    <w:rsid w:val="00392296"/>
+    <w:pPr>
+      <w:tabs>
+        <w:tab w:val="center" w:pos="4680"/>
+        <w:tab w:val="right" w:pos="9360"/>
+      </w:tabs>
+      <w:spacing w:line="240" w:lineRule="auto"/>
+    </w:pPr>
+  </w:style>
+  <w:style w:type="character" w:customStyle="1" w:styleId="HeaderChar">
+    <w:name w:val="Header Char"/>
+    <w:basedOn w:val="DefaultParagraphFont"/>
+    <w:link w:val="Header"/>
+    <w:uiPriority w:val="99"/>
+    <w:rsid w:val="00392296"/>
+  </w:style>
+  <w:style w:type="paragraph" w:styleId="Footer">
+    <w:name w:val="footer"/>
+    <w:basedOn w:val="Normal"/>
+    <w:link w:val="FooterChar"/>
+    <w:uiPriority w:val="99"/>
+    <w:unhideWhenUsed/>
+    <w:rsid w:val="00392296"/>
+    <w:pPr>
+      <w:tabs>
+        <w:tab w:val="center" w:pos="4680"/>
+        <w:tab w:val="right" w:pos="9360"/>
+      </w:tabs>
+      <w:spacing w:line="240" w:lineRule="auto"/>
+    </w:pPr>
+  </w:style>
+  <w:style w:type="character" w:customStyle="1" w:styleId="FooterChar">
+    <w:name w:val="Footer Char"/>
+    <w:basedOn w:val="DefaultParagraphFont"/>
+    <w:link w:val="Footer"/>
+    <w:uiPriority w:val="99"/>
+    <w:rsid w:val="00392296"/>
+  </w:style>
 </w:styles>
+</file>
+
+<file path=word/theme/theme1.xml><?xml version="1.0" encoding="utf-8"?>
+<a:theme xmlns:a="http://schemas.openxmlformats.org/drawingml/2006/main" name="Office Theme">
+  <a:themeElements>
+    <a:clrScheme name="Office">
+      <a:dk1>
+        <a:sysClr val="windowText" lastClr="000000"/>
+      </a:dk1>
+      <a:lt1>
+        <a:sysClr val="window" lastClr="FFFFFF"/>
+      </a:lt1>
+      <a:dk2>
+        <a:srgbClr val="0E2841"/>
+      </a:dk2>
+      <a:lt2>
+        <a:srgbClr val="E8E8E8"/>
+      </a:lt2>
+      <a:accent1>
+        <a:srgbClr val="156082"/>
+      </a:accent1>
+      <a:accent2>
+        <a:srgbClr val="E97132"/>
+      </a:accent2>
+      <a:accent3>
+        <a:srgbClr val="196B24"/>
+      </a:accent3>
+      <a:accent4>
+        <a:srgbClr val="0F9ED5"/>
+      </a:accent4>
+      <a:accent5>
+        <a:srgbClr val="A02B93"/>
+      </a:accent5>
+      <a:accent6>
+        <a:srgbClr val="4EA72E"/>
+      </a:accent6>
+      <a:hlink>
+        <a:srgbClr val="467886"/>
+      </a:hlink>
+      <a:folHlink>
+        <a:srgbClr val="96607D"/>
+      </a:folHlink>
+    </a:clrScheme>
+    <a:fontScheme name="Office">
+      <a:majorFont>
+        <a:latin typeface="Aptos Display" panose="02110004020202020204"/>
+        <a:ea typeface=""/>
+        <a:cs typeface=""/>
+        <a:font script="Jpan" typeface="游ゴシック Light"/>
+        <a:font script="Hang" typeface="맑은 고딕"/>
+        <a:font script="Hans" typeface="等线 Light"/>
+        <a:font script="Hant" typeface="新細明體"/>
+        <a:font script="Arab" typeface="Times New Roman"/>
+        <a:font script="Hebr" typeface="Times New Roman"/>
+        <a:font script="Thai" typeface="Angsana New"/>
+        <a:font script="Ethi" typeface="Nyala"/>
+        <a:font script="Beng" typeface="Vrinda"/>
+        <a:font script="Gujr" typeface="Shruti"/>
+        <a:font script="Khmr" typeface="MoolBoran"/>
+        <a:font script="Knda" typeface="Tunga"/>
+        <a:font script="Guru" typeface="Raavi"/>
+        <a:font script="Cans" typeface="Euphemia"/>
+        <a:font script="Cher" typeface="Plantagenet Cherokee"/>
+        <a:font script="Yiii" typeface="Microsoft Yi Baiti"/>
+        <a:font script="Tibt" typeface="Microsoft Himalaya"/>
+        <a:font script="Thaa" typeface="MV Boli"/>
+        <a:font script="Deva" typeface="Mangal"/>
+        <a:font script="Telu" typeface="Gautami"/>
+        <a:font script="Taml" typeface="Latha"/>
+        <a:font script="Syrc" typeface="Estrangelo Edessa"/>
+        <a:font script="Orya" typeface="Kalinga"/>
+        <a:font script="Mlym" typeface="Kartika"/>
+        <a:font script="Laoo" typeface="DokChampa"/>
+        <a:font script="Sinh" typeface="Iskoola Pota"/>
+        <a:font script="Mong" typeface="Mongolian Baiti"/>
+        <a:font script="Viet" typeface="Times New Roman"/>
+        <a:font script="Uigh" typeface="Microsoft Uighur"/>
+        <a:font script="Geor" typeface="Sylfaen"/>
+        <a:font script="Armn" typeface="Arial"/>
+        <a:font script="Bugi" typeface="Leelawadee UI"/>
+        <a:font script="Bopo" typeface="Microsoft JhengHei"/>
+        <a:font script="Java" typeface="Javanese Text"/>
+        <a:font script="Lisu" typeface="Segoe UI"/>
+        <a:font script="Mymr" typeface="Myanmar Text"/>
+        <a:font script="Nkoo" typeface="Ebrima"/>
+        <a:font script="Olck" typeface="Nirmala UI"/>
+        <a:font script="Osma" typeface="Ebrima"/>
+        <a:font script="Phag" typeface="Phagspa"/>
+        <a:font script="Syrn" typeface="Estrangelo Edessa"/>
+        <a:font script="Syrj" typeface="Estrangelo Edessa"/>
+        <a:font script="Syre" typeface="Estrangelo Edessa"/>
+        <a:font script="Sora" typeface="Nirmala UI"/>
+        <a:font script="Tale" typeface="Microsoft Tai Le"/>
+        <a:font script="Talu" typeface="Microsoft New Tai Lue"/>
+        <a:font script="Tfng" typeface="Ebrima"/>
+      </a:majorFont>
+      <a:minorFont>
+        <a:latin typeface="Aptos" panose="02110004020202020204"/>
+        <a:ea typeface=""/>
+        <a:cs typeface=""/>
+        <a:font script="Jpan" typeface="游明朝"/>
+        <a:font script="Hang" typeface="맑은 고딕"/>
+        <a:font script="Hans" typeface="等线"/>
+        <a:font script="Hant" typeface="新細明體"/>
+        <a:font script="Arab" typeface="Arial"/>
+        <a:font script="Hebr" typeface="Arial"/>
+        <a:font script="Thai" typeface="Cordia New"/>
+        <a:font script="Ethi" typeface="Nyala"/>
+        <a:font script="Beng" typeface="Vrinda"/>
+        <a:font script="Gujr" typeface="Shruti"/>
+        <a:font script="Khmr" typeface="DaunPenh"/>
+        <a:font script="Knda" typeface="Tunga"/>
+        <a:font script="Guru" typeface="Raavi"/>
+        <a:font script="Cans" typeface="Euphemia"/>
+        <a:font script="Cher" typeface="Plantagenet Cherokee"/>
+        <a:font script="Yiii" typeface="Microsoft Yi Baiti"/>
+        <a:font script="Tibt" typeface="Microsoft Himalaya"/>
+        <a:font script="Thaa" typeface="MV Boli"/>
+        <a:font script="Deva" typeface="Mangal"/>
+        <a:font script="Telu" typeface="Gautami"/>
+        <a:font script="Taml" typeface="Latha"/>
+        <a:font script="Syrc" typeface="Estrangelo Edessa"/>
+        <a:font script="Orya" typeface="Kalinga"/>
+        <a:font script="Mlym" typeface="Kartika"/>
+        <a:font script="Laoo" typeface="DokChampa"/>
+        <a:font script="Sinh" typeface="Iskoola Pota"/>
+        <a:font script="Mong" typeface="Mongolian Baiti"/>
+        <a:font script="Viet" typeface="Arial"/>
+        <a:font script="Uigh" typeface="Microsoft Uighur"/>
+        <a:font script="Geor" typeface="Sylfaen"/>
+        <a:font script="Armn" typeface="Arial"/>
+        <a:font script="Bugi" typeface="Leelawadee UI"/>
+        <a:font script="Bopo" typeface="Microsoft JhengHei"/>
+        <a:font script="Java" typeface="Javanese Text"/>
+        <a:font script="Lisu" typeface="Segoe UI"/>
+        <a:font script="Mymr" typeface="Myanmar Text"/>
+        <a:font script="Nkoo" typeface="Ebrima"/>
+        <a:font script="Olck" typeface="Nirmala UI"/>
+        <a:font script="Osma" typeface="Ebrima"/>
+        <a:font script="Phag" typeface="Phagspa"/>
+        <a:font script="Syrn" typeface="Estrangelo Edessa"/>
+        <a:font script="Syrj" typeface="Estrangelo Edessa"/>
+        <a:font script="Syre" typeface="Estrangelo Edessa"/>
+        <a:font script="Sora" typeface="Nirmala UI"/>
+        <a:font script="Tale" typeface="Microsoft Tai Le"/>
+        <a:font script="Talu" typeface="Microsoft New Tai Lue"/>
+        <a:font script="Tfng" typeface="Ebrima"/>
+      </a:minorFont>
+    </a:fontScheme>
+    <a:fmtScheme name="Office">
+      <a:fillStyleLst>
+        <a:solidFill>
+          <a:schemeClr val="phClr"/>
+        </a:solidFill>
+        <a:gradFill rotWithShape="1">
+          <a:gsLst>
+            <a:gs pos="0">
+              <a:schemeClr val="phClr">
+                <a:lumMod val="110000"/>
+                <a:satMod val="105000"/>
+                <a:tint val="67000"/>
+              </a:schemeClr>
+            </a:gs>
+            <a:gs pos="50000">
+              <a:schemeClr val="phClr">
+                <a:lumMod val="105000"/>
+                <a:satMod val="103000"/>
+                <a:tint val="73000"/>
+              </a:schemeClr>
+            </a:gs>
+            <a:gs pos="100000">
+              <a:schemeClr val="phClr">
+                <a:lumMod val="105000"/>
+                <a:satMod val="109000"/>
+                <a:tint val="81000"/>
+              </a:schemeClr>
+            </a:gs>
+          </a:gsLst>
+          <a:lin ang="5400000" scaled="0"/>
+        </a:gradFill>
+        <a:gradFill rotWithShape="1">
+          <a:gsLst>
+            <a:gs pos="0">
+              <a:schemeClr val="phClr">
+                <a:satMod val="103000"/>
+                <a:lumMod val="102000"/>
+                <a:tint val="94000"/>
+              </a:schemeClr>
+            </a:gs>
+            <a:gs pos="50000">
+              <a:schemeClr val="phClr">
+                <a:satMod val="110000"/>
+                <a:lumMod val="100000"/>
+                <a:shade val="100000"/>
+              </a:schemeClr>
+            </a:gs>
+            <a:gs pos="100000">
+              <a:schemeClr val="phClr">
+                <a:lumMod val="99000"/>
+                <a:satMod val="120000"/>
+                <a:shade val="78000"/>
+              </a:schemeClr>
+            </a:gs>
+          </a:gsLst>
+          <a:lin ang="5400000" scaled="0"/>
+        </a:gradFill>
+      </a:fillStyleLst>
+      <a:lnStyleLst>
+        <a:ln w="12700" cap="flat" cmpd="sng" algn="ctr">
+          <a:solidFill>
+            <a:schemeClr val="phClr"/>
+          </a:solidFill>
+          <a:prstDash val="solid"/>
+          <a:miter lim="800000"/>
+        </a:ln>
+        <a:ln w="19050" cap="flat" cmpd="sng" algn="ctr">
+          <a:solidFill>
+            <a:schemeClr val="phClr"/>
+          </a:solidFill>
+          <a:prstDash val="solid"/>
+          <a:miter lim="800000"/>
+        </a:ln>
+        <a:ln w="25400" cap="flat" cmpd="sng" algn="ctr">
+          <a:solidFill>
+            <a:schemeClr val="phClr"/>
+          </a:solidFill>
+          <a:prstDash val="solid"/>
+          <a:miter lim="800000"/>
+        </a:ln>
+      </a:lnStyleLst>
+      <a:effectStyleLst>
+        <a:effectStyle>
+          <a:effectLst/>
+        </a:effectStyle>
+        <a:effectStyle>
+          <a:effectLst/>
+        </a:effectStyle>
+        <a:effectStyle>
+          <a:effectLst>
+            <a:outerShdw blurRad="57150" dist="19050" dir="5400000" algn="ctr" rotWithShape="0">
+              <a:srgbClr val="000000">
+                <a:alpha val="63000"/>
+              </a:srgbClr>
+            </a:outerShdw>
+          </a:effectLst>
+        </a:effectStyle>
+      </a:effectStyleLst>
+      <a:bgFillStyleLst>
+        <a:solidFill>
+          <a:schemeClr val="phClr"/>
+        </a:solidFill>
+        <a:solidFill>
+          <a:schemeClr val="phClr">
+            <a:tint val="95000"/>
+            <a:satMod val="170000"/>
+          </a:schemeClr>
+        </a:solidFill>
+        <a:gradFill rotWithShape="1">
+          <a:gsLst>
+            <a:gs pos="0">
+              <a:schemeClr val="phClr">
+                <a:tint val="93000"/>
+                <a:satMod val="150000"/>
+                <a:shade val="98000"/>
+                <a:lumMod val="102000"/>
+              </a:schemeClr>
+            </a:gs>
+            <a:gs pos="50000">
+              <a:schemeClr val="phClr">
+                <a:tint val="98000"/>
+                <a:satMod val="130000"/>
+                <a:shade val="90000"/>
+                <a:lumMod val="103000"/>
+              </a:schemeClr>
+            </a:gs>
+            <a:gs pos="100000">
+              <a:schemeClr val="phClr">
+                <a:shade val="63000"/>
+                <a:satMod val="120000"/>
+              </a:schemeClr>
+            </a:gs>
+          </a:gsLst>
+          <a:lin ang="5400000" scaled="0"/>
+        </a:gradFill>
+      </a:bgFillStyleLst>
+    </a:fmtScheme>
+  </a:themeElements>
+  <a:objectDefaults>
+    <a:lnDef>
+      <a:spPr/>
+      <a:bodyPr/>
+      <a:lstStyle/>
+      <a:style>
+        <a:lnRef idx="2">
+          <a:schemeClr val="accent1"/>
+        </a:lnRef>
+        <a:fillRef idx="0">
+          <a:schemeClr val="accent1"/>
+        </a:fillRef>
+        <a:effectRef idx="1">
+          <a:schemeClr val="accent1"/>
+        </a:effectRef>
+        <a:fontRef idx="minor">
+          <a:schemeClr val="tx1"/>
+        </a:fontRef>
+      </a:style>
+    </a:lnDef>
+  </a:objectDefaults>
+  <a:extraClrSchemeLst/>
+  <a:extLst>
+    <a:ext uri="{05A4C25C-085E-4340-85A3-A5531E510DB2}">
+      <thm15:themeFamily xmlns:thm15="http://schemas.microsoft.com/office/thememl/2012/main" name="Office Theme" id="{2E142A2C-CD16-42D6-873A-C26D2A0506FA}" vid="{1BDDFF52-6CD6-40A5-AB3C-68EB2F1E4D0A}"/>
+    </a:ext>
+  </a:extLst>
+</a:theme>
 </file>